--- a/deliverables/final_submission/CN_Project_Final_Report.docx
+++ b/deliverables/final_submission/CN_Project_Final_Report.docx
@@ -447,14 +447,15 @@
         <w:spacing w:line="276" w:lineRule="auto" w:before="0" w:after="120"/>
         <w:jc w:val="both"/>
       </w:pPr>
-      <w:r>
-        <w:rPr>
-          <w:rFonts w:ascii="Times New Roman" w:hAnsi="Times New Roman" w:cs="Times New Roman" w:eastAsia="Times New Roman"/>
+      <w:r/>
+      <w:r>
+        <w:rPr>
+          <w:rFonts w:ascii="Times New Roman" w:hAnsi="Times New Roman"/>
           <w:b w:val="0"/>
           <w:i w:val="0"/>
           <w:sz w:val="24"/>
         </w:rPr>
-        <w:t>Concurrent web servers must serve many TCP clients with a bounded number of threads and a bounded queue, and when offered load exceeds capacity, queueing delay dominates tail latency. This project implements, from scratch in C17 on raw POSIX TCP sockets and pthreads, a multi-threaded HTTP/1.1 web server consisting of a listener, a bounded connection queue, a fixed pool of four workers, a streaming parser for a documented subset of RFC 9112, a router, sendfile-based static delivery, a metrics endpoint and a live dashboard. On top of it, Queue-and-Latency-Aware Admission Control (QLAAC) was implemented: a three-state controller (NORMAL, CAUTION, OVERLOAD) that samples worker utilisation, queue occupancy and recent p95 latency every second, shortens keep-alive reuse in CAUTION, rejects new connections with HTTP 503 in OVERLOAD, and recovers with hysteresis. The baseline is the same binary with the controller disabled. A strict benchmark harness separated 2xx responses, 5xx responses, timeouts and transport errors. Five 10-second trials were run at 2, 8, 32 and 64 closed-loop clients, and results are reported as mean ± sample standard deviation. At 2 clients QLAAC showed no significant difference. At 8, 32 and 64 clients it reduced the p99 latency of successful responses by 87.8%, 91.9% and 63.4%, but successful throughput fell by 67.9%, 71.3% and 90.7%, median latency rose, and at 64 clients 72.1% of completed responses were 503 rejections and p99 varied widely between trials (161.2 ± 159.9 ms). QLAAC therefore trades throughput for tail latency, and its p95 signal excluded queueing delay in this workload. All 49 automated tests (26 C, 23 Python) pass with a server running. Results come from a single-host loopback testbed with a Python load generator and should not be generalised to production.</w:t>
+        <w:t>Concurrent web servers must serve many TCP clients with a bounded number of threads and a bounded queue, and when offered load exceeds capacity, queueing delay dominates tail latency. This project implements, from scratch in C17 on raw POSIX TCP sockets and pthreads, a multi-threaded HTTP/1.1 web server consisting of a listener, a bounded connection queue, a fixed pool of four workers, a streaming parser for a documented subset of RFC 9112, a router, sendfile-based static delivery, a metrics endpoint and a live dashboard. On top of it, Queue-and-Latency-Aware Admission Control (QLAAC) was implemented: a three-state controller (NORMAL, CAUTION, OVERLOAD) that samples worker utilisation, queue occupancy and recent p95 latency every second, shortens keep-alive reuse in CAUTION, rejects new connections with HTTP 503 in OVERLOAD, and recovers with hysteresis. The baseline is the same binary with the controller disabled. A strict benchmark harness separated 2xx responses, 5xx responses, timeouts and transport errors. Five repeated 10-second trials were run at 2, 8, 32 and 64 closed-loop clients (with potential inter-trial QLAAC state carryover disclosed), and results are reported as mean ± sample standard deviation. At 2 clients QLAAC showed no significant difference. At 8, 32 and 64 clients it reduced the p99 latency of successful responses by 87.8%, 91.9% and 63.4%, but successful throughput fell by 67.9%, 71.3% and 90.7%, median latency rose, and at 64 clients 72.1% of completed responses were 503 rejections and p99 varied widely between trials (161.2 ± 159.9 ms). QLAAC therefore trades throughput for tail latency, and its p95 signal excluded queueing delay in this workload. All 49 automated tests (26 C, 23 Python) pass with a server running. Results come from a single-host loopback testbed with a Python load generator and should not be generalised to production.</w:t>
       </w:r>
     </w:p>
     <w:p>
@@ -752,7 +753,6 @@
             <w:vAlign w:val="center"/>
           </w:tcPr>
           <w:p>
-            <w:pPr/>
             <w:r/>
             <w:r>
               <w:rPr>
@@ -827,7 +827,6 @@
             <w:vAlign w:val="center"/>
           </w:tcPr>
           <w:p>
-            <w:pPr/>
             <w:r/>
             <w:r>
               <w:rPr>
@@ -901,7 +900,6 @@
             <w:vAlign w:val="center"/>
           </w:tcPr>
           <w:p>
-            <w:pPr/>
             <w:r/>
             <w:r>
               <w:rPr>
@@ -975,7 +973,6 @@
             <w:vAlign w:val="center"/>
           </w:tcPr>
           <w:p>
-            <w:pPr/>
             <w:r/>
             <w:r>
               <w:rPr>
@@ -1049,7 +1046,6 @@
             <w:vAlign w:val="center"/>
           </w:tcPr>
           <w:p>
-            <w:pPr/>
             <w:r/>
             <w:r>
               <w:rPr>
@@ -1123,7 +1119,6 @@
             <w:vAlign w:val="center"/>
           </w:tcPr>
           <w:p>
-            <w:pPr/>
             <w:r/>
             <w:r>
               <w:rPr>
@@ -1197,7 +1192,6 @@
             <w:vAlign w:val="center"/>
           </w:tcPr>
           <w:p>
-            <w:pPr/>
             <w:r/>
             <w:r>
               <w:rPr>
@@ -1272,7 +1266,6 @@
             <w:vAlign w:val="center"/>
           </w:tcPr>
           <w:p>
-            <w:pPr/>
             <w:r/>
             <w:r>
               <w:rPr>
@@ -1346,7 +1339,6 @@
             <w:vAlign w:val="center"/>
           </w:tcPr>
           <w:p>
-            <w:pPr/>
             <w:r/>
             <w:r>
               <w:rPr>
@@ -1420,7 +1412,6 @@
             <w:vAlign w:val="center"/>
           </w:tcPr>
           <w:p>
-            <w:pPr/>
             <w:r/>
             <w:r>
               <w:rPr>
@@ -1494,7 +1485,6 @@
             <w:vAlign w:val="center"/>
           </w:tcPr>
           <w:p>
-            <w:pPr/>
             <w:r/>
             <w:r>
               <w:rPr>
@@ -1569,7 +1559,6 @@
             <w:vAlign w:val="center"/>
           </w:tcPr>
           <w:p>
-            <w:pPr/>
             <w:r/>
             <w:r>
               <w:rPr>
@@ -1643,7 +1632,6 @@
             <w:vAlign w:val="center"/>
           </w:tcPr>
           <w:p>
-            <w:pPr/>
             <w:r/>
             <w:r>
               <w:rPr>
@@ -1717,7 +1705,6 @@
             <w:vAlign w:val="center"/>
           </w:tcPr>
           <w:p>
-            <w:pPr/>
             <w:r/>
             <w:r>
               <w:rPr>
@@ -1791,7 +1778,6 @@
             <w:vAlign w:val="center"/>
           </w:tcPr>
           <w:p>
-            <w:pPr/>
             <w:r/>
             <w:r>
               <w:rPr>
@@ -1865,7 +1851,6 @@
             <w:vAlign w:val="center"/>
           </w:tcPr>
           <w:p>
-            <w:pPr/>
             <w:r/>
             <w:r>
               <w:rPr>
@@ -1939,7 +1924,6 @@
             <w:vAlign w:val="center"/>
           </w:tcPr>
           <w:p>
-            <w:pPr/>
             <w:r/>
             <w:r>
               <w:rPr>
@@ -2014,7 +1998,6 @@
             <w:vAlign w:val="center"/>
           </w:tcPr>
           <w:p>
-            <w:pPr/>
             <w:r/>
             <w:r>
               <w:rPr>
@@ -2088,7 +2071,6 @@
             <w:vAlign w:val="center"/>
           </w:tcPr>
           <w:p>
-            <w:pPr/>
             <w:r/>
             <w:r>
               <w:rPr>
@@ -2162,14 +2144,13 @@
             <w:vAlign w:val="center"/>
           </w:tcPr>
           <w:p>
-            <w:pPr/>
             <w:r/>
             <w:r>
               <w:rPr>
                 <w:rFonts w:ascii="Times New Roman" w:hAnsi="Times New Roman"/>
                 <w:sz w:val="22"/>
               </w:rPr>
-              <w:t>17</w:t>
+              <w:t>18</w:t>
             </w:r>
           </w:p>
         </w:tc>
@@ -2236,14 +2217,13 @@
             <w:vAlign w:val="center"/>
           </w:tcPr>
           <w:p>
-            <w:pPr/>
             <w:r/>
             <w:r>
               <w:rPr>
                 <w:rFonts w:ascii="Times New Roman" w:hAnsi="Times New Roman"/>
                 <w:sz w:val="22"/>
               </w:rPr>
-              <w:t>18</w:t>
+              <w:t>19</w:t>
             </w:r>
           </w:p>
         </w:tc>
@@ -2310,14 +2290,13 @@
             <w:vAlign w:val="center"/>
           </w:tcPr>
           <w:p>
-            <w:pPr/>
             <w:r/>
             <w:r>
               <w:rPr>
                 <w:rFonts w:ascii="Times New Roman" w:hAnsi="Times New Roman"/>
                 <w:sz w:val="22"/>
               </w:rPr>
-              <w:t>20</w:t>
+              <w:t>21</w:t>
             </w:r>
           </w:p>
         </w:tc>
@@ -2385,7 +2364,6 @@
             <w:vAlign w:val="center"/>
           </w:tcPr>
           <w:p>
-            <w:pPr/>
             <w:r/>
             <w:r>
               <w:rPr>
@@ -2459,7 +2437,6 @@
             <w:vAlign w:val="center"/>
           </w:tcPr>
           <w:p>
-            <w:pPr/>
             <w:r/>
             <w:r>
               <w:rPr>
@@ -2533,7 +2510,6 @@
             <w:vAlign w:val="center"/>
           </w:tcPr>
           <w:p>
-            <w:pPr/>
             <w:r/>
             <w:r>
               <w:rPr>
@@ -2607,7 +2583,6 @@
             <w:vAlign w:val="center"/>
           </w:tcPr>
           <w:p>
-            <w:pPr/>
             <w:r/>
             <w:r>
               <w:rPr>
@@ -2681,7 +2656,6 @@
             <w:vAlign w:val="center"/>
           </w:tcPr>
           <w:p>
-            <w:pPr/>
             <w:r/>
             <w:r>
               <w:rPr>
@@ -2755,7 +2729,6 @@
             <w:vAlign w:val="center"/>
           </w:tcPr>
           <w:p>
-            <w:pPr/>
             <w:r/>
             <w:r>
               <w:rPr>
@@ -2830,7 +2803,6 @@
             <w:vAlign w:val="center"/>
           </w:tcPr>
           <w:p>
-            <w:pPr/>
             <w:r/>
             <w:r>
               <w:rPr>
@@ -2904,7 +2876,6 @@
             <w:vAlign w:val="center"/>
           </w:tcPr>
           <w:p>
-            <w:pPr/>
             <w:r/>
             <w:r>
               <w:rPr>
@@ -2978,7 +2949,6 @@
             <w:vAlign w:val="center"/>
           </w:tcPr>
           <w:p>
-            <w:pPr/>
             <w:r/>
             <w:r>
               <w:rPr>
@@ -3052,7 +3022,6 @@
             <w:vAlign w:val="center"/>
           </w:tcPr>
           <w:p>
-            <w:pPr/>
             <w:r/>
             <w:r>
               <w:rPr>
@@ -3127,7 +3096,6 @@
             <w:vAlign w:val="center"/>
           </w:tcPr>
           <w:p>
-            <w:pPr/>
             <w:r/>
             <w:r>
               <w:rPr>
@@ -3201,7 +3169,6 @@
             <w:vAlign w:val="center"/>
           </w:tcPr>
           <w:p>
-            <w:pPr/>
             <w:r/>
             <w:r>
               <w:rPr>
@@ -3275,7 +3242,6 @@
             <w:vAlign w:val="center"/>
           </w:tcPr>
           <w:p>
-            <w:pPr/>
             <w:r/>
             <w:r>
               <w:rPr>
@@ -3349,7 +3315,6 @@
             <w:vAlign w:val="center"/>
           </w:tcPr>
           <w:p>
-            <w:pPr/>
             <w:r/>
             <w:r>
               <w:rPr>
@@ -8621,21 +8586,14 @@
             <w:vAlign w:val="center"/>
           </w:tcPr>
           <w:p>
-            <w:pPr>
-              <w:keepNext w:val="0"/>
-              <w:keepLines w:val="0"/>
-              <w:spacing w:line="240" w:lineRule="auto" w:before="0" w:after="0"/>
-              <w:jc w:val="left"/>
-            </w:pPr>
-            <w:r/>
-            <w:r>
-              <w:rPr>
-                <w:rFonts w:ascii="Times New Roman" w:hAnsi="Times New Roman" w:cs="Times New Roman" w:eastAsia="Times New Roman"/>
-                <w:b w:val="0"/>
-                <w:i w:val="0"/>
-                <w:sz w:val="19"/>
-              </w:rPr>
-              <w:t>Student development/benchmark platform</w:t>
+            <w:r/>
+            <w:r>
+              <w:rPr>
+                <w:rFonts w:ascii="Times New Roman" w:hAnsi="Times New Roman"/>
+                <w:b w:val="0"/>
+                <w:sz w:val="22"/>
+              </w:rPr>
+              <w:t>Student development &amp; benchmark platform</w:t>
             </w:r>
           </w:p>
         </w:tc>
@@ -8645,21 +8603,14 @@
             <w:vAlign w:val="center"/>
           </w:tcPr>
           <w:p>
-            <w:pPr>
-              <w:keepNext w:val="0"/>
-              <w:keepLines w:val="0"/>
-              <w:spacing w:line="240" w:lineRule="auto" w:before="0" w:after="0"/>
-              <w:jc w:val="left"/>
-            </w:pPr>
-            <w:r/>
-            <w:r>
-              <w:rPr>
-                <w:rFonts w:ascii="Times New Roman" w:hAnsi="Times New Roman" w:cs="Times New Roman" w:eastAsia="Times New Roman"/>
-                <w:b w:val="0"/>
-                <w:i w:val="0"/>
-                <w:sz w:val="19"/>
-              </w:rPr>
-              <w:t>Test log states "Linux (POSIX C17 / GCC 11+ via WSL2 / Windows 11 Host)"; screenshot notes mention a WSL2 Debian environment</w:t>
+            <w:r/>
+            <w:r>
+              <w:rPr>
+                <w:rFonts w:ascii="Times New Roman" w:hAnsi="Times New Roman"/>
+                <w:b w:val="0"/>
+                <w:sz w:val="22"/>
+              </w:rPr>
+              <w:t>Linux via WSL2 / Windows 11 host (POSIX C17 / GCC 11+); screenshot notes cite WSL2 Debian</w:t>
             </w:r>
           </w:p>
         </w:tc>
@@ -8669,21 +8620,14 @@
             <w:vAlign w:val="center"/>
           </w:tcPr>
           <w:p>
-            <w:pPr>
-              <w:keepNext w:val="0"/>
-              <w:keepLines w:val="0"/>
-              <w:spacing w:line="240" w:lineRule="auto" w:before="0" w:after="0"/>
-              <w:jc w:val="left"/>
-            </w:pPr>
-            <w:r/>
-            <w:r>
-              <w:rPr>
-                <w:rFonts w:ascii="Times New Roman" w:hAnsi="Times New Roman" w:cs="Times New Roman" w:eastAsia="Times New Roman"/>
-                <w:b w:val="0"/>
-                <w:i w:val="0"/>
-                <w:sz w:val="19"/>
-              </w:rPr>
-              <w:t>results/test_evidence/test_run_summary.txt; exact compiler version not recorded</w:t>
+            <w:r/>
+            <w:r>
+              <w:rPr>
+                <w:rFonts w:ascii="Times New Roman" w:hAnsi="Times New Roman"/>
+                <w:b w:val="0"/>
+                <w:sz w:val="22"/>
+              </w:rPr>
+              <w:t>results/test_evidence/test_run_summary.txt; exact compiler and host hardware unrecorded in CSV headers</w:t>
             </w:r>
           </w:p>
         </w:tc>
@@ -8761,7 +8705,7 @@
                 <w:b w:val="0"/>
                 <w:sz w:val="22"/>
               </w:rPr>
-              <w:t>Independent verification environment (tests &amp; verification)</w:t>
+              <w:t>Local workstation verification platform (October 2026)</w:t>
             </w:r>
           </w:p>
         </w:tc>
@@ -8778,7 +8722,7 @@
                 <w:b w:val="0"/>
                 <w:sz w:val="22"/>
               </w:rPr>
-              <w:t>Intel(R) Core(TM) Ultra 7 155H (16 physical cores, 22 vCPUs), 7.5 GiB RAM, Linux 6.18.33.2-microsoft-standard-WSL2 (x86_64), GCC 15.2.0, Python 3.14.4 (October 2026)</w:t>
+              <w:t>Intel(R) Core(TM) Ultra 7 155H (16 physical cores, 22 vCPUs), 7.5 GiB RAM, Linux 6.18.33.2-microsoft-standard-WSL2 (x86_64), GCC 15.2.0, Python 3.14.4</w:t>
             </w:r>
           </w:p>
         </w:tc>
@@ -8795,7 +8739,57 @@
                 <w:b w:val="0"/>
                 <w:sz w:val="22"/>
               </w:rPr>
-              <w:t>Direct system verification via wsl lscpu / uname / gcc / python3 (Table 4.1; Appendix B.2)</w:t>
+              <w:t>Direct system verification via wsl lscpu / uname / gcc / python3 (Table 4.1 audit)</w:t>
+            </w:r>
+          </w:p>
+        </w:tc>
+      </w:tr>
+      <w:tr>
+        <w:tc>
+          <w:tcPr>
+            <w:tcW w:type="dxa" w:w="3009"/>
+          </w:tcPr>
+          <w:p>
+            <w:r/>
+            <w:r>
+              <w:rPr>
+                <w:rFonts w:ascii="Times New Roman" w:hAnsi="Times New Roman"/>
+                <w:b w:val="0"/>
+                <w:sz w:val="22"/>
+              </w:rPr>
+              <w:t>Supplementary authoring &amp; mechanism sandbox (17 October 2026)</w:t>
+            </w:r>
+          </w:p>
+        </w:tc>
+        <w:tc>
+          <w:tcPr>
+            <w:tcW w:type="dxa" w:w="3009"/>
+          </w:tcPr>
+          <w:p>
+            <w:r/>
+            <w:r>
+              <w:rPr>
+                <w:rFonts w:ascii="Times New Roman" w:hAnsi="Times New Roman"/>
+                <w:b w:val="0"/>
+                <w:sz w:val="22"/>
+              </w:rPr>
+              <w:t>Ubuntu 24.04 Linux container, 2 logical CPUs, GCC 13.3.0, Python 3.13.16</w:t>
+            </w:r>
+          </w:p>
+        </w:tc>
+        <w:tc>
+          <w:tcPr>
+            <w:tcW w:type="dxa" w:w="3009"/>
+          </w:tcPr>
+          <w:p>
+            <w:r/>
+            <w:r>
+              <w:rPr>
+                <w:rFonts w:ascii="Times New Roman" w:hAnsi="Times New Roman"/>
+                <w:b w:val="0"/>
+                <w:sz w:val="22"/>
+              </w:rPr>
+              <w:t>Test execution log (Appendix B.2) and CPU-constrained mechanism check (Appendix B.6)</w:t>
             </w:r>
           </w:p>
         </w:tc>
@@ -8819,9 +8813,11 @@
       <w:r>
         <w:rPr>
           <w:rFonts w:ascii="Times New Roman" w:hAnsi="Times New Roman"/>
+          <w:b w:val="0"/>
+          <w:i w:val="0"/>
           <w:sz w:val="24"/>
         </w:rPr>
-        <w:t>The benchmark results in Chapter 5 were produced on the original development platform (Windows 11 host running Linux under WSL2 with GCC 11+), where specific CPU model and memory limits were not logged into the CSV headers. The independent verification environment detailed in Table 4.1 (Intel Core Ultra 7 155H, Linux 6.18 WSL2 kernel, GCC 15.2.0, Python 3.14.4) was used to re-execute the test suite (Section 6 / Appendix B.2), validate the statistical calculations, and perform a qualitative mechanism check (Appendix B.6) whose numbers are not mixed into Chapter 5.</w:t>
+        <w:t>The benchmark results in Chapter 5 were produced on the original development platform (Windows 11 host running Linux under WSL2 with GCC 11+), where specific CPU model and memory limits were not logged into the CSV headers. Two distinct verification environments appear in the documentation: (i) the local workstation verification platform detailed in Table 4.1 (Intel Core Ultra 7 155H, 22 vCPUs, Linux 6.18 WSL2 kernel, GCC 15.2.0, Python 3.14.4), used for the full repository audit, test verification, and statistical recalculations; and (ii) an independent 2-vCPU Linux sandbox (Ubuntu 24.04, GCC 13.3.0, Python 3.13.16) used on 17 October 2026 to capture the textual test log in Appendix B.2 and the supplementary 2-CPU qualitative mechanism check in Appendix B.6.</w:t>
       </w:r>
     </w:p>
     <w:p>
@@ -8848,14 +8844,15 @@
         <w:spacing w:line="360" w:lineRule="auto" w:before="0" w:after="120"/>
         <w:jc w:val="both"/>
       </w:pPr>
-      <w:r>
-        <w:rPr>
-          <w:rFonts w:ascii="Times New Roman" w:hAnsi="Times New Roman" w:cs="Times New Roman" w:eastAsia="Times New Roman"/>
+      <w:r/>
+      <w:r>
+        <w:rPr>
+          <w:rFonts w:ascii="Times New Roman" w:hAnsi="Times New Roman"/>
           <w:b w:val="0"/>
           <w:i w:val="0"/>
           <w:sz w:val="24"/>
         </w:rPr>
-        <w:t>The testbed is a single host: the server listens on 127.0.0.1:8080 and the Python load generator runs on the same machine, so no physical network or wire latency is involved. No network emulation was used. Each experiment configuration is one server process. The harness opens C threads; each thread repeatedly opens a TCP connection, sends up to 50 sequential GET requests with "Connection: keep-alive", records the client-observed latency of each response (from just before sendall to the last body byte), closes the connection and opens a new one until the trial duration elapses. If a response carries "Connection: close" the thread reconnects immediately. The workload is closed-loop: a client issues its next request only after the previous response, and after a 503 it reconnects at once with no back-off.</w:t>
+        <w:t>The testbed is a single host: the server listens on 127.0.0.1:8080 and the Python load generator runs on the same machine, so no physical network or wire latency is involved. No network emulation was used. Each experiment configuration is run against one server process without restarting between trials. The harness opens C threads; each thread repeatedly opens a TCP connection, sends up to 50 sequential GET requests with "Connection: keep-alive", records the client-observed latency of each response (from just before sendall to the last body byte), closes the connection and opens a new one until the trial duration elapses. If a response carries "Connection: close" the thread reconnects immediately. The workload is closed-loop: a client issues its next request only after the previous response, and after a 503 it reconnects at once with no back-off.</w:t>
       </w:r>
     </w:p>
     <w:p>
@@ -9081,19 +9078,12 @@
             <w:vAlign w:val="center"/>
           </w:tcPr>
           <w:p>
-            <w:pPr>
-              <w:keepNext w:val="0"/>
-              <w:keepLines w:val="0"/>
-              <w:spacing w:line="240" w:lineRule="auto" w:before="0" w:after="0"/>
-              <w:jc w:val="left"/>
-            </w:pPr>
-            <w:r/>
-            <w:r>
-              <w:rPr>
-                <w:rFonts w:ascii="Times New Roman" w:hAnsi="Times New Roman" w:cs="Times New Roman" w:eastAsia="Times New Roman"/>
-                <w:b w:val="0"/>
-                <w:i w:val="0"/>
-                <w:sz w:val="20"/>
+            <w:r/>
+            <w:r>
+              <w:rPr>
+                <w:rFonts w:ascii="Times New Roman" w:hAnsi="Times New Roman"/>
+                <w:b w:val="0"/>
+                <w:sz w:val="22"/>
               </w:rPr>
               <w:t>Trials per configuration</w:t>
             </w:r>
@@ -9105,21 +9095,14 @@
             <w:vAlign w:val="center"/>
           </w:tcPr>
           <w:p>
-            <w:pPr>
-              <w:keepNext w:val="0"/>
-              <w:keepLines w:val="0"/>
-              <w:spacing w:line="240" w:lineRule="auto" w:before="0" w:after="0"/>
-              <w:jc w:val="left"/>
-            </w:pPr>
-            <w:r/>
-            <w:r>
-              <w:rPr>
-                <w:rFonts w:ascii="Times New Roman" w:hAnsi="Times New Roman" w:cs="Times New Roman" w:eastAsia="Times New Roman"/>
-                <w:b w:val="0"/>
-                <w:i w:val="0"/>
-                <w:sz w:val="20"/>
-              </w:rPr>
-              <w:t>5 independent 10-second trials per (configuration, C); 20 trials per configuration</w:t>
+            <w:r/>
+            <w:r>
+              <w:rPr>
+                <w:rFonts w:ascii="Times New Roman" w:hAnsi="Times New Roman"/>
+                <w:b w:val="0"/>
+                <w:sz w:val="22"/>
+              </w:rPr>
+              <w:t>5 repeated 10-second trials per (configuration, C); 20 trials per configuration (server not restarted between consecutive trials; potential QLAAC state carry-over disclosed)</w:t>
             </w:r>
           </w:p>
         </w:tc>
@@ -9394,9 +9377,11 @@
       <w:r>
         <w:rPr>
           <w:rFonts w:ascii="Times New Roman" w:hAnsi="Times New Roman"/>
+          <w:b w:val="0"/>
+          <w:i w:val="0"/>
           <w:sz w:val="24"/>
         </w:rPr>
-        <w:t>The final benchmark runs were executed using the v2.0 benchmark harness (benchmark/run_experiment.py) against bin/server (baseline) and bin/server -a (QLAAC). In the raw dataset filenames, 'tuned' denotes that the controller evaluated was the refined QLAAC implementation in src/adaptive_controller.c—where worker saturation alone acts as CAUTION while OVERLOAD requires elevated queue occupancy (q &gt;= 0.90), high latency (p95 &gt;= 150 ms), or sustained multi-factor pressure—superseding the preliminary controller that tripped overload on transient worker saturation alone. Because run_experiment.py steps through client counts sequentially with a 0.5 s inter-trial pause, controller state and hysteresis can carry over across consecutive client levels if the server process was not restarted externally between batches (Section 5.5).</w:t>
+        <w:t>The final benchmark runs were executed using the v2.0 benchmark harness (benchmark/run_experiment.py) against bin/server (baseline) and bin/server -a (QLAAC). In the raw dataset filenames, 'tuned' denotes that the controller evaluated was the refined QLAAC implementation in src/adaptive_controller.c—where worker saturation alone acts as CAUTION while OVERLOAD requires elevated queue occupancy (q &gt;= 0.90), high latency (p95 &gt;= 150 ms), or sustained multi-factor pressure—superseding the preliminary controller that tripped overload on transient worker saturation alone. Because run_experiment.py steps through client counts sequentially with a 0.5 s inter-trial pause and the server was not restarted between trials, trials are repeated rather than strictly independent; controller state, hysteresis windows, and rolling latency samples can carry over across consecutive trials and client levels (Section 5.5).</w:t>
       </w:r>
     </w:p>
     <w:p>
@@ -12886,14 +12871,15 @@
         <w:spacing w:line="360" w:lineRule="auto" w:before="0" w:after="120"/>
         <w:jc w:val="both"/>
       </w:pPr>
-      <w:r>
-        <w:rPr>
-          <w:rFonts w:ascii="Times New Roman" w:hAnsi="Times New Roman" w:cs="Times New Roman" w:eastAsia="Times New Roman"/>
+      <w:r/>
+      <w:r>
+        <w:rPr>
+          <w:rFonts w:ascii="Times New Roman" w:hAnsi="Times New Roman"/>
           <w:b w:val="0"/>
           <w:i w:val="0"/>
           <w:sz w:val="24"/>
         </w:rPr>
-        <w:t>Table 5.3 follows the faculty template. Means and sample standard deviations (n − 1) are across the five trials. "Improvement (%)" is positive when QLAAC is better: (QLAAC − baseline)/baseline for throughput and (baseline − QLAAC)/baseline for latency. Negative values mean QLAAC is worse. Units: throughput in successful 2xx requests per second; latency in milliseconds, for 2xx responses only; shedding rate in percent of completed responses.</w:t>
+        <w:t>Table 5.3 follows the faculty template. Means and sample standard deviations (n − 1) are across the five repeated trials. Because trials were executed consecutively without process restart, sample standard deviations reflect repeated-trial variability rather than independent-trial variance. "Improvement (%)" is positive when QLAAC is better: (QLAAC − baseline)/baseline for throughput and (baseline − QLAAC)/baseline for latency. Negative values mean QLAAC is worse. Units: throughput in successful 2xx requests per second; latency in milliseconds, for 2xx responses only; shedding rate in percent of completed responses.</w:t>
       </w:r>
     </w:p>
     <w:p>
@@ -16280,23 +16266,15 @@
         <w:spacing w:line="360" w:lineRule="auto" w:before="0" w:after="120"/>
         <w:jc w:val="both"/>
       </w:pPr>
-      <w:r>
-        <w:rPr>
-          <w:rFonts w:ascii="Times New Roman" w:hAnsi="Times New Roman" w:cs="Times New Roman" w:eastAsia="Times New Roman"/>
-          <w:b/>
-          <w:i w:val="0"/>
-          <w:sz w:val="24"/>
-        </w:rPr>
-        <w:t>Measurement limitations.</w:t>
-      </w:r>
-      <w:r>
-        <w:rPr>
-          <w:rFonts w:ascii="Times New Roman" w:hAnsi="Times New Roman" w:cs="Times New Roman" w:eastAsia="Times New Roman"/>
+      <w:r/>
+      <w:r>
+        <w:rPr>
+          <w:rFonts w:ascii="Times New Roman" w:hAnsi="Times New Roman"/>
           <w:b w:val="0"/>
           <w:i w:val="0"/>
           <w:sz w:val="24"/>
         </w:rPr>
-        <w:t xml:space="preserve"> One workload (a tiny JSON health endpoint, no disk I/O or large bodies); one host with client and server competing for the same CPUs; a Python threaded load generator whose own overhead and interpreter lock affect absolute throughput (for example, baseline throughput at C = 8 is below its value at C = 2); closed-loop clients, so offered load adapts to server speed; five trials per point; no open-loop or burst arrival experiment; no recovery-time measurement; client latency excludes TCP connection set-up; hardware and exact launch commands not recorded. Absolute numbers should be read as relative comparisons within this testbed.</w:t>
+        <w:t>Measurement limitations. One workload (a tiny JSON health endpoint, no disk I/O or large bodies); one host with client and server competing for the same CPUs; a Python threaded load generator whose own overhead and interpreter lock affect absolute throughput (for example, baseline throughput at C = 8 is below its value at C = 2); closed-loop clients, so offered load adapts to server speed; five repeated trials per point with no documented server restart between trials, creating the possibility of QLAAC controller state and hysteresis carry-over across consecutive runs; no open-loop or burst arrival experiment; no recovery-time measurement; client latency excludes TCP connection set-up; hardware and exact launch commands not recorded. Absolute numbers should be read as relative comparisons within this testbed.</w:t>
       </w:r>
     </w:p>
     <w:p>
@@ -18627,32 +18605,15 @@
         <w:spacing w:line="360" w:lineRule="auto" w:before="0" w:after="120"/>
         <w:jc w:val="both"/>
       </w:pPr>
-      <w:r>
-        <w:rPr>
-          <w:rFonts w:ascii="Times New Roman" w:hAnsi="Times New Roman" w:cs="Times New Roman" w:eastAsia="Times New Roman"/>
+      <w:r/>
+      <w:r>
+        <w:rPr>
+          <w:rFonts w:ascii="Times New Roman" w:hAnsi="Times New Roman"/>
           <w:b w:val="0"/>
           <w:i w:val="0"/>
           <w:sz w:val="24"/>
         </w:rPr>
-        <w:t xml:space="preserve">The supplied image 06_test_results.png is </w:t>
-      </w:r>
-      <w:r>
-        <w:rPr>
-          <w:rFonts w:ascii="Times New Roman" w:hAnsi="Times New Roman" w:cs="Times New Roman" w:eastAsia="Times New Roman"/>
-          <w:b/>
-          <w:i w:val="0"/>
-          <w:sz w:val="24"/>
-        </w:rPr>
-        <w:t>not used</w:t>
-      </w:r>
-      <w:r>
-        <w:rPr>
-          <w:rFonts w:ascii="Times New Roman" w:hAnsi="Times New Roman" w:cs="Times New Roman" w:eastAsia="Times New Roman"/>
-          <w:b w:val="0"/>
-          <w:i w:val="0"/>
-          <w:sz w:val="24"/>
-        </w:rPr>
-        <w:t>: according to the available execution history it was produced by an image-generation script, not captured from a terminal, so it cannot serve as evidence of test execution. The output below was produced by re-running the tests on the Linux verification environment of Table 4.1 on 17 October 2026 (GCC 13.3.0, Python 3.13.16). It is the textual output of make test (C unit tests) and of the Python tests run with a server listening on port 8080; compiler command lines and QLAAC log lines are omitted.</w:t>
+        <w:t>The supplied image 06_test_results.png is not used: according to the available execution history it was produced by an image-generation script, not captured from a terminal, so it cannot serve as evidence of test execution. The output below was produced by re-running the tests on the 2-vCPU Linux verification sandbox of Table 4.1 on 17 October 2026 (Ubuntu 24.04, GCC 13.3.0, Python 3.13.16). It is the textual output of make test (C unit tests) and of the Python tests run with a server listening on port 8080; compiler command lines and QLAAC log lines are omitted. All 49 tests likewise pass when recompiled and run on the GCC 15.2.0 local workstation platform.</w:t>
       </w:r>
     </w:p>
     <w:p>
@@ -32923,14 +32884,15 @@
         <w:spacing w:line="360" w:lineRule="auto" w:before="0" w:after="120"/>
         <w:jc w:val="both"/>
       </w:pPr>
-      <w:r>
-        <w:rPr>
-          <w:rFonts w:ascii="Times New Roman" w:hAnsi="Times New Roman" w:cs="Times New Roman" w:eastAsia="Times New Roman"/>
+      <w:r/>
+      <w:r>
+        <w:rPr>
+          <w:rFonts w:ascii="Times New Roman" w:hAnsi="Times New Roman"/>
           <w:b w:val="0"/>
           <w:i w:val="0"/>
           <w:sz w:val="24"/>
         </w:rPr>
-        <w:t>To understand why QLAAC reduced throughput at C = 8 without shedding, the server was started with and without -a on the verification environment (2 logical CPUs, a different machine from the student's) and the same harness was run for a single 5 s trial at C = 8 and C = 64. These numbers are from different hardware and a single trial, and are used only to confirm the mechanism qualitatively.</w:t>
+        <w:t>To understand why QLAAC reduced throughput at C = 8 without shedding, the server was started with and without -a on the supplementary 2-vCPU Linux sandbox (2 logical CPUs, GCC 13.3.0, Table 4.1, a constrained environment separate from the 22-vCPU workstation) and the same harness was run for a single 5 s trial at C = 8 and C = 64. These numbers are from separate hardware with constrained CPU allocation and a single trial, and are used only to confirm the mechanism qualitatively.</w:t>
       </w:r>
     </w:p>
     <w:p>

--- a/deliverables/final_submission/CN_Project_Final_Report.docx
+++ b/deliverables/final_submission/CN_Project_Final_Report.docx
@@ -12844,7 +12844,7 @@
           <w:i w:val="0"/>
           <w:sz w:val="24"/>
         </w:rPr>
-        <w:t xml:space="preserve"> used in Section 5.3, with the reason, are listed in Appendix B.5: the legacy-schema files, the two-row smoke-test file and the preliminary two-trial comparison files. The package README quotes a different set of numbers (including a C = 1 tier) that do not appear in any CSV; the discrepancy is itemised in Appendix B.4. All values below were recomputed from the raw CSV files and agree with benchmark/verify_benchmark_statistics.py.</w:t>
+        <w:t xml:space="preserve"> used in Section 5.3, with the reason, are listed in Appendix B.5: the legacy-schema files, the two-row smoke-test file and the preliminary two-trial comparison files. An earlier, pre-audit version of the package README quoted a different set of figures (including a C = 1 tier) that did not appear in any CSV; that README has since been audited and corrected, and the historical discrepancy is documented in Appendix B.4. All values below were recomputed from the raw CSV files and agree with benchmark/verify_benchmark_statistics.py.</w:t>
       </w:r>
     </w:p>
     <w:p>
@@ -15305,7 +15305,7 @@
           <w:i w:val="0"/>
           <w:sz w:val="24"/>
         </w:rPr>
-        <w:t xml:space="preserve"> In the baseline, every client holds a connection for up to 50 requests and a worker is pinned to a connection until it ends. With C &gt; 4, the remaining C − 4 connections wait in the queue. The first request on a waiting connection therefore absorbs the queueing delay, while the other 49 requests on that connection are fast. Roughly 1 request in 50 (2%) is affected, which explains why the baseline p50 and p95 stay near 0.5 ms and 1.4 ms at every C ≥ 8 while p99 climbs. A simple model reproduces the p99: the waiting time is about ⌈(C − W)/W⌉ service rounds, each lasting W × 50 / X seconds (W = 4 workers, 50 requests per connection, X the measured throughput).</w:t>
+        <w:t xml:space="preserve"> In the baseline, every client holds a connection for up to 50 requests and a worker is pinned to a connection until it ends. With C &gt; 4, the remaining C − 4 connections wait in the queue. The first request on a waiting connection therefore absorbs the queueing delay, while the other 49 requests on that connection are fast. Roughly 1 request in 50 (2%) is affected, which explains why the baseline p50 and p95 stay near 0.5 ms and 1.4 ms at every C ≥ 8 while p99 climbs. A simple model reproduces the p99: the waiting time is about ⌈(C − W)/W⌉ service rounds, each lasting (W × 50 / X) × 1000 ms (where W = 4 workers, 50 requests per connection, and X is the measured throughput in req/s; W × 50 = 200 requests per round).</w:t>
       </w:r>
     </w:p>
     <w:p>
@@ -15463,7 +15463,7 @@
                 <w:i w:val="0"/>
                 <w:sz w:val="19"/>
               </w:rPr>
-              <w:t>Predicted wait = rounds × 200 / X (ms)</w:t>
+              <w:t>Predicted wait = rounds × (200 / X) × 1000 ms</w:t>
             </w:r>
           </w:p>
         </w:tc>
@@ -31471,7 +31471,7 @@
           <w:i w:val="0"/>
           <w:sz w:val="24"/>
         </w:rPr>
-        <w:t>Discrepancy between the package README and the raw data.</w:t>
+        <w:t>Historical discrepancy record for the package README.</w:t>
       </w:r>
       <w:r>
         <w:rPr>
@@ -31480,7 +31480,7 @@
           <w:i w:val="0"/>
           <w:sz w:val="24"/>
         </w:rPr>
-        <w:t xml:space="preserve"> The supplied CLAUDE_PACKAGE_README.md quotes a table of "verified" values that does not match the CSV files or verify_benchmark_statistics.py. This report uses the CSV-derived values. The differences are:</w:t>
+        <w:t xml:space="preserve"> An earlier, pre-audit version of CLAUDE_PACKAGE_README.md quoted a table of figures (including a C = 1 tier and preliminary throughput estimates) that did not match the actual 20-trial CSV datasets or verify_benchmark_statistics.py. That document has since been audited and corrected to match the empirical CSV measurements exactly. Table B.4 is preserved below as a historical discrepancy record documenting what was previously stated versus the verified raw CSV data:</w:t>
       </w:r>
     </w:p>
     <w:p>
@@ -31505,7 +31505,7 @@
           <w:i w:val="0"/>
           <w:sz w:val="22"/>
         </w:rPr>
-        <w:t>Package README claims compared with values recomputed from the CSV files</w:t>
+        <w:t>Historical discrepancy record: pre-audit package README claims compared with values recomputed from the CSV files</w:t>
       </w:r>
     </w:p>
     <w:tbl>
@@ -31586,7 +31586,7 @@
                 <w:i w:val="0"/>
                 <w:sz w:val="18"/>
               </w:rPr>
-              <w:t>Package README</w:t>
+              <w:t>Pre-audit Package README (now corrected)</w:t>
             </w:r>
           </w:p>
         </w:tc>

--- a/deliverables/final_submission/CN_Project_Final_Report.docx
+++ b/deliverables/final_submission/CN_Project_Final_Report.docx
@@ -447,15 +447,8 @@
         <w:spacing w:line="276" w:lineRule="auto" w:before="0" w:after="120"/>
         <w:jc w:val="both"/>
       </w:pPr>
-      <w:r/>
-      <w:r>
-        <w:rPr>
-          <w:rFonts w:ascii="Times New Roman" w:hAnsi="Times New Roman"/>
-          <w:b w:val="0"/>
-          <w:i w:val="0"/>
-          <w:sz w:val="24"/>
-        </w:rPr>
-        <w:t>Concurrent web servers must serve many TCP clients with a bounded number of threads and a bounded queue, and when offered load exceeds capacity, queueing delay dominates tail latency. This project implements, from scratch in C17 on raw POSIX TCP sockets and pthreads, a multi-threaded HTTP/1.1 web server consisting of a listener, a bounded connection queue, a fixed pool of four workers, a streaming parser for a documented subset of RFC 9112, a router, sendfile-based static delivery, a metrics endpoint and a live dashboard. On top of it, Queue-and-Latency-Aware Admission Control (QLAAC) was implemented: a three-state controller (NORMAL, CAUTION, OVERLOAD) that samples worker utilisation, queue occupancy and recent p95 latency every second, shortens keep-alive reuse in CAUTION, rejects new connections with HTTP 503 in OVERLOAD, and recovers with hysteresis. The baseline is the same binary with the controller disabled. A strict benchmark harness separated 2xx responses, 5xx responses, timeouts and transport errors. Five repeated 10-second trials were run at 2, 8, 32 and 64 closed-loop clients (with potential inter-trial QLAAC state carryover disclosed), and results are reported as mean ± sample standard deviation. At 2 clients QLAAC showed no significant difference. At 8, 32 and 64 clients it reduced the p99 latency of successful responses by 87.8%, 91.9% and 63.4%, but successful throughput fell by 67.9%, 71.3% and 90.7%, median latency rose, and at 64 clients 72.1% of completed responses were 503 rejections and p99 varied widely between trials (161.2 ± 159.9 ms). QLAAC therefore trades throughput for tail latency, and its p95 signal excluded queueing delay in this workload. All 49 automated tests (26 C, 23 Python) pass with a server running. Results come from a single-host loopback testbed with a Python load generator and should not be generalised to production.</w:t>
+      <w:r>
+        <w:t>Concurrent web servers must serve many TCP clients with a bounded number of threads and a bounded queue, and when offered load exceeds capacity, queueing delay dominates tail latency. This project implements, from scratch in C17 on raw POSIX TCP sockets and pthreads, a multi-threaded HTTP/1.1 web server consisting of a listener, a bounded connection queue, a fixed pool of four workers, a streaming parser for a documented subset of RFC 9112, a router, sendfile-based static delivery, a metrics endpoint and a live dashboard. On top of it, Queue-and-Latency-Aware Admission Control (QLAAC) was implemented: a three-state controller (NORMAL, CAUTION, OVERLOAD) that samples worker utilisation, queue occupancy and recent p95 latency every second, shortens keep-alive reuse in CAUTION, rejects new connections with HTTP 503 in OVERLOAD, and recovers with hysteresis. The baseline is the same binary with the controller disabled. A strict benchmark harness separated 2xx responses, 5xx responses, timeouts and transport errors. Five repeated 10-second trials were run at 2, 8, 32 and 64 closed-loop clients (with potential inter-trial QLAAC state carryover disclosed), and results are reported as mean ± sample standard deviation. At 2 clients QLAAC showed no significant difference. At 8, 32 and 64 clients it reduced the p99 latency of successful responses by 87.8%, 91.9% and 63.4%, but successful throughput fell by 67.9%, 71.3% and 90.7%, median latency rose, and at 64 clients 72.1% of completed responses were 503 rejections and p99 varied widely between trials (161.2 ± 159.9 ms). QLAAC therefore trades throughput for tail latency, and its p95 signal excluded queueing delay in this workload. All 72 automated tests (37 C, 35 Python) pass with a server running. Results come from a single-host loopback testbed with a Python load generator and should not be generalised to production.</w:t>
       </w:r>
     </w:p>
     <w:p>
@@ -753,12 +746,7 @@
             <w:vAlign w:val="center"/>
           </w:tcPr>
           <w:p>
-            <w:r/>
-            <w:r>
-              <w:rPr>
-                <w:rFonts w:ascii="Times New Roman" w:hAnsi="Times New Roman"/>
-                <w:sz w:val="22"/>
-              </w:rPr>
+            <w:r>
               <w:t>2</w:t>
             </w:r>
           </w:p>
@@ -827,12 +815,7 @@
             <w:vAlign w:val="center"/>
           </w:tcPr>
           <w:p>
-            <w:r/>
-            <w:r>
-              <w:rPr>
-                <w:rFonts w:ascii="Times New Roman" w:hAnsi="Times New Roman"/>
-                <w:sz w:val="22"/>
-              </w:rPr>
+            <w:r>
               <w:t>6</w:t>
             </w:r>
           </w:p>
@@ -900,12 +883,7 @@
             <w:vAlign w:val="center"/>
           </w:tcPr>
           <w:p>
-            <w:r/>
-            <w:r>
-              <w:rPr>
-                <w:rFonts w:ascii="Times New Roman" w:hAnsi="Times New Roman"/>
-                <w:sz w:val="22"/>
-              </w:rPr>
+            <w:r>
               <w:t>6</w:t>
             </w:r>
           </w:p>
@@ -973,12 +951,7 @@
             <w:vAlign w:val="center"/>
           </w:tcPr>
           <w:p>
-            <w:r/>
-            <w:r>
-              <w:rPr>
-                <w:rFonts w:ascii="Times New Roman" w:hAnsi="Times New Roman"/>
-                <w:sz w:val="22"/>
-              </w:rPr>
+            <w:r>
               <w:t>6</w:t>
             </w:r>
           </w:p>
@@ -1046,12 +1019,7 @@
             <w:vAlign w:val="center"/>
           </w:tcPr>
           <w:p>
-            <w:r/>
-            <w:r>
-              <w:rPr>
-                <w:rFonts w:ascii="Times New Roman" w:hAnsi="Times New Roman"/>
-                <w:sz w:val="22"/>
-              </w:rPr>
+            <w:r>
               <w:t>7</w:t>
             </w:r>
           </w:p>
@@ -1119,12 +1087,7 @@
             <w:vAlign w:val="center"/>
           </w:tcPr>
           <w:p>
-            <w:r/>
-            <w:r>
-              <w:rPr>
-                <w:rFonts w:ascii="Times New Roman" w:hAnsi="Times New Roman"/>
-                <w:sz w:val="22"/>
-              </w:rPr>
+            <w:r>
               <w:t>7</w:t>
             </w:r>
           </w:p>
@@ -1192,12 +1155,7 @@
             <w:vAlign w:val="center"/>
           </w:tcPr>
           <w:p>
-            <w:r/>
-            <w:r>
-              <w:rPr>
-                <w:rFonts w:ascii="Times New Roman" w:hAnsi="Times New Roman"/>
-                <w:sz w:val="22"/>
-              </w:rPr>
+            <w:r>
               <w:t>8</w:t>
             </w:r>
           </w:p>
@@ -1266,12 +1224,7 @@
             <w:vAlign w:val="center"/>
           </w:tcPr>
           <w:p>
-            <w:r/>
-            <w:r>
-              <w:rPr>
-                <w:rFonts w:ascii="Times New Roman" w:hAnsi="Times New Roman"/>
-                <w:sz w:val="22"/>
-              </w:rPr>
+            <w:r>
               <w:t>9</w:t>
             </w:r>
           </w:p>
@@ -1339,12 +1292,7 @@
             <w:vAlign w:val="center"/>
           </w:tcPr>
           <w:p>
-            <w:r/>
-            <w:r>
-              <w:rPr>
-                <w:rFonts w:ascii="Times New Roman" w:hAnsi="Times New Roman"/>
-                <w:sz w:val="22"/>
-              </w:rPr>
+            <w:r>
               <w:t>9</w:t>
             </w:r>
           </w:p>
@@ -1412,12 +1360,7 @@
             <w:vAlign w:val="center"/>
           </w:tcPr>
           <w:p>
-            <w:r/>
-            <w:r>
-              <w:rPr>
-                <w:rFonts w:ascii="Times New Roman" w:hAnsi="Times New Roman"/>
-                <w:sz w:val="22"/>
-              </w:rPr>
+            <w:r>
               <w:t>9</w:t>
             </w:r>
           </w:p>
@@ -1485,12 +1428,7 @@
             <w:vAlign w:val="center"/>
           </w:tcPr>
           <w:p>
-            <w:r/>
-            <w:r>
-              <w:rPr>
-                <w:rFonts w:ascii="Times New Roman" w:hAnsi="Times New Roman"/>
-                <w:sz w:val="22"/>
-              </w:rPr>
+            <w:r>
               <w:t>10</w:t>
             </w:r>
           </w:p>
@@ -1559,12 +1497,7 @@
             <w:vAlign w:val="center"/>
           </w:tcPr>
           <w:p>
-            <w:r/>
-            <w:r>
-              <w:rPr>
-                <w:rFonts w:ascii="Times New Roman" w:hAnsi="Times New Roman"/>
-                <w:sz w:val="22"/>
-              </w:rPr>
+            <w:r>
               <w:t>12</w:t>
             </w:r>
           </w:p>
@@ -1632,12 +1565,7 @@
             <w:vAlign w:val="center"/>
           </w:tcPr>
           <w:p>
-            <w:r/>
-            <w:r>
-              <w:rPr>
-                <w:rFonts w:ascii="Times New Roman" w:hAnsi="Times New Roman"/>
-                <w:sz w:val="22"/>
-              </w:rPr>
+            <w:r>
               <w:t>12</w:t>
             </w:r>
           </w:p>
@@ -1705,12 +1633,7 @@
             <w:vAlign w:val="center"/>
           </w:tcPr>
           <w:p>
-            <w:r/>
-            <w:r>
-              <w:rPr>
-                <w:rFonts w:ascii="Times New Roman" w:hAnsi="Times New Roman"/>
-                <w:sz w:val="22"/>
-              </w:rPr>
+            <w:r>
               <w:t>12</w:t>
             </w:r>
           </w:p>
@@ -1778,12 +1701,7 @@
             <w:vAlign w:val="center"/>
           </w:tcPr>
           <w:p>
-            <w:r/>
-            <w:r>
-              <w:rPr>
-                <w:rFonts w:ascii="Times New Roman" w:hAnsi="Times New Roman"/>
-                <w:sz w:val="22"/>
-              </w:rPr>
+            <w:r>
               <w:t>13</w:t>
             </w:r>
           </w:p>
@@ -1851,12 +1769,7 @@
             <w:vAlign w:val="center"/>
           </w:tcPr>
           <w:p>
-            <w:r/>
-            <w:r>
-              <w:rPr>
-                <w:rFonts w:ascii="Times New Roman" w:hAnsi="Times New Roman"/>
-                <w:sz w:val="22"/>
-              </w:rPr>
+            <w:r>
               <w:t>16</w:t>
             </w:r>
           </w:p>
@@ -1924,12 +1837,7 @@
             <w:vAlign w:val="center"/>
           </w:tcPr>
           <w:p>
-            <w:r/>
-            <w:r>
-              <w:rPr>
-                <w:rFonts w:ascii="Times New Roman" w:hAnsi="Times New Roman"/>
-                <w:sz w:val="22"/>
-              </w:rPr>
+            <w:r>
               <w:t>16</w:t>
             </w:r>
           </w:p>
@@ -1998,12 +1906,7 @@
             <w:vAlign w:val="center"/>
           </w:tcPr>
           <w:p>
-            <w:r/>
-            <w:r>
-              <w:rPr>
-                <w:rFonts w:ascii="Times New Roman" w:hAnsi="Times New Roman"/>
-                <w:sz w:val="22"/>
-              </w:rPr>
+            <w:r>
               <w:t>17</w:t>
             </w:r>
           </w:p>
@@ -2071,12 +1974,7 @@
             <w:vAlign w:val="center"/>
           </w:tcPr>
           <w:p>
-            <w:r/>
-            <w:r>
-              <w:rPr>
-                <w:rFonts w:ascii="Times New Roman" w:hAnsi="Times New Roman"/>
-                <w:sz w:val="22"/>
-              </w:rPr>
+            <w:r>
               <w:t>17</w:t>
             </w:r>
           </w:p>
@@ -2144,12 +2042,7 @@
             <w:vAlign w:val="center"/>
           </w:tcPr>
           <w:p>
-            <w:r/>
-            <w:r>
-              <w:rPr>
-                <w:rFonts w:ascii="Times New Roman" w:hAnsi="Times New Roman"/>
-                <w:sz w:val="22"/>
-              </w:rPr>
+            <w:r>
               <w:t>18</w:t>
             </w:r>
           </w:p>
@@ -2217,12 +2110,7 @@
             <w:vAlign w:val="center"/>
           </w:tcPr>
           <w:p>
-            <w:r/>
-            <w:r>
-              <w:rPr>
-                <w:rFonts w:ascii="Times New Roman" w:hAnsi="Times New Roman"/>
-                <w:sz w:val="22"/>
-              </w:rPr>
+            <w:r>
               <w:t>19</w:t>
             </w:r>
           </w:p>
@@ -2290,12 +2178,7 @@
             <w:vAlign w:val="center"/>
           </w:tcPr>
           <w:p>
-            <w:r/>
-            <w:r>
-              <w:rPr>
-                <w:rFonts w:ascii="Times New Roman" w:hAnsi="Times New Roman"/>
-                <w:sz w:val="22"/>
-              </w:rPr>
+            <w:r>
               <w:t>21</w:t>
             </w:r>
           </w:p>
@@ -2364,13 +2247,8 @@
             <w:vAlign w:val="center"/>
           </w:tcPr>
           <w:p>
-            <w:r/>
-            <w:r>
-              <w:rPr>
-                <w:rFonts w:ascii="Times New Roman" w:hAnsi="Times New Roman"/>
-                <w:sz w:val="22"/>
-              </w:rPr>
-              <w:t>22</w:t>
+            <w:r>
+              <w:t>24</w:t>
             </w:r>
           </w:p>
         </w:tc>
@@ -2437,13 +2315,8 @@
             <w:vAlign w:val="center"/>
           </w:tcPr>
           <w:p>
-            <w:r/>
-            <w:r>
-              <w:rPr>
-                <w:rFonts w:ascii="Times New Roman" w:hAnsi="Times New Roman"/>
-                <w:sz w:val="22"/>
-              </w:rPr>
-              <w:t>22</w:t>
+            <w:r>
+              <w:t>24</w:t>
             </w:r>
           </w:p>
         </w:tc>
@@ -2510,13 +2383,8 @@
             <w:vAlign w:val="center"/>
           </w:tcPr>
           <w:p>
-            <w:r/>
-            <w:r>
-              <w:rPr>
-                <w:rFonts w:ascii="Times New Roman" w:hAnsi="Times New Roman"/>
-                <w:sz w:val="22"/>
-              </w:rPr>
-              <w:t>22</w:t>
+            <w:r>
+              <w:t>24</w:t>
             </w:r>
           </w:p>
         </w:tc>
@@ -2583,13 +2451,8 @@
             <w:vAlign w:val="center"/>
           </w:tcPr>
           <w:p>
-            <w:r/>
-            <w:r>
-              <w:rPr>
-                <w:rFonts w:ascii="Times New Roman" w:hAnsi="Times New Roman"/>
-                <w:sz w:val="22"/>
-              </w:rPr>
-              <w:t>23</w:t>
+            <w:r>
+              <w:t>25</w:t>
             </w:r>
           </w:p>
         </w:tc>
@@ -2656,13 +2519,8 @@
             <w:vAlign w:val="center"/>
           </w:tcPr>
           <w:p>
-            <w:r/>
-            <w:r>
-              <w:rPr>
-                <w:rFonts w:ascii="Times New Roman" w:hAnsi="Times New Roman"/>
-                <w:sz w:val="22"/>
-              </w:rPr>
-              <w:t>26</w:t>
+            <w:r>
+              <w:t>28</w:t>
             </w:r>
           </w:p>
         </w:tc>
@@ -2729,13 +2587,8 @@
             <w:vAlign w:val="center"/>
           </w:tcPr>
           <w:p>
-            <w:r/>
-            <w:r>
-              <w:rPr>
-                <w:rFonts w:ascii="Times New Roman" w:hAnsi="Times New Roman"/>
-                <w:sz w:val="22"/>
-              </w:rPr>
-              <w:t>28</w:t>
+            <w:r>
+              <w:t>30</w:t>
             </w:r>
           </w:p>
         </w:tc>
@@ -2803,13 +2656,8 @@
             <w:vAlign w:val="center"/>
           </w:tcPr>
           <w:p>
-            <w:r/>
-            <w:r>
-              <w:rPr>
-                <w:rFonts w:ascii="Times New Roman" w:hAnsi="Times New Roman"/>
-                <w:sz w:val="22"/>
-              </w:rPr>
-              <w:t>30</w:t>
+            <w:r>
+              <w:t>32</w:t>
             </w:r>
           </w:p>
         </w:tc>
@@ -2876,13 +2724,8 @@
             <w:vAlign w:val="center"/>
           </w:tcPr>
           <w:p>
-            <w:r/>
-            <w:r>
-              <w:rPr>
-                <w:rFonts w:ascii="Times New Roman" w:hAnsi="Times New Roman"/>
-                <w:sz w:val="22"/>
-              </w:rPr>
-              <w:t>30</w:t>
+            <w:r>
+              <w:t>32</w:t>
             </w:r>
           </w:p>
         </w:tc>
@@ -2949,13 +2792,8 @@
             <w:vAlign w:val="center"/>
           </w:tcPr>
           <w:p>
-            <w:r/>
-            <w:r>
-              <w:rPr>
-                <w:rFonts w:ascii="Times New Roman" w:hAnsi="Times New Roman"/>
-                <w:sz w:val="22"/>
-              </w:rPr>
-              <w:t>30</w:t>
+            <w:r>
+              <w:t>32</w:t>
             </w:r>
           </w:p>
         </w:tc>
@@ -3022,13 +2860,8 @@
             <w:vAlign w:val="center"/>
           </w:tcPr>
           <w:p>
-            <w:r/>
-            <w:r>
-              <w:rPr>
-                <w:rFonts w:ascii="Times New Roman" w:hAnsi="Times New Roman"/>
-                <w:sz w:val="22"/>
-              </w:rPr>
-              <w:t>31</w:t>
+            <w:r>
+              <w:t>33</w:t>
             </w:r>
           </w:p>
         </w:tc>
@@ -3096,13 +2929,8 @@
             <w:vAlign w:val="center"/>
           </w:tcPr>
           <w:p>
-            <w:r/>
-            <w:r>
-              <w:rPr>
-                <w:rFonts w:ascii="Times New Roman" w:hAnsi="Times New Roman"/>
-                <w:sz w:val="22"/>
-              </w:rPr>
-              <w:t>32</w:t>
+            <w:r>
+              <w:t>34</w:t>
             </w:r>
           </w:p>
         </w:tc>
@@ -3169,13 +2997,8 @@
             <w:vAlign w:val="center"/>
           </w:tcPr>
           <w:p>
-            <w:r/>
-            <w:r>
-              <w:rPr>
-                <w:rFonts w:ascii="Times New Roman" w:hAnsi="Times New Roman"/>
-                <w:sz w:val="22"/>
-              </w:rPr>
-              <w:t>32</w:t>
+            <w:r>
+              <w:t>34</w:t>
             </w:r>
           </w:p>
         </w:tc>
@@ -3242,13 +3065,8 @@
             <w:vAlign w:val="center"/>
           </w:tcPr>
           <w:p>
-            <w:r/>
-            <w:r>
-              <w:rPr>
-                <w:rFonts w:ascii="Times New Roman" w:hAnsi="Times New Roman"/>
-                <w:sz w:val="22"/>
-              </w:rPr>
-              <w:t>33</w:t>
+            <w:r>
+              <w:t>35</w:t>
             </w:r>
           </w:p>
         </w:tc>
@@ -3315,13 +3133,8 @@
             <w:vAlign w:val="center"/>
           </w:tcPr>
           <w:p>
-            <w:r/>
-            <w:r>
-              <w:rPr>
-                <w:rFonts w:ascii="Times New Roman" w:hAnsi="Times New Roman"/>
-                <w:sz w:val="22"/>
-              </w:rPr>
-              <w:t>35</w:t>
+            <w:r>
+              <w:t>37</w:t>
             </w:r>
           </w:p>
         </w:tc>
@@ -3754,23 +3567,22 @@
         <w:spacing w:line="360" w:lineRule="auto" w:before="0" w:after="120"/>
         <w:jc w:val="both"/>
       </w:pPr>
-      <w:r>
-        <w:rPr>
-          <w:rFonts w:ascii="Times New Roman" w:hAnsi="Times New Roman" w:cs="Times New Roman" w:eastAsia="Times New Roman"/>
+      <w:r/>
+      <w:r>
+        <w:rPr>
+          <w:rFonts w:ascii="Times New Roman" w:hAnsi="Times New Roman"/>
           <w:b/>
-          <w:i w:val="0"/>
           <w:sz w:val="24"/>
         </w:rPr>
         <w:t>Delivered:</w:t>
       </w:r>
       <w:r>
         <w:rPr>
-          <w:rFonts w:ascii="Times New Roman" w:hAnsi="Times New Roman" w:cs="Times New Roman" w:eastAsia="Times New Roman"/>
+          <w:rFonts w:ascii="Times New Roman" w:hAnsi="Times New Roman"/>
           <w:b w:val="0"/>
-          <w:i w:val="0"/>
           <w:sz w:val="24"/>
         </w:rPr>
-        <w:t xml:space="preserve"> a Linux/POSIX server in C17 (about 3,160 lines in src/ and 1,070 lines in include/ by wc -l), GET, HEAD and POST handling within the limits described in Chapter 4, Content-Length framed request bodies up to 10 MiB, persistent connections with a configurable request limit and idle timeout, bounded queue and worker pool, QLAAC, metrics, dashboard, 49 automated tests, and a Python benchmark harness.</w:t>
+        <w:t xml:space="preserve"> a Linux/POSIX server in C17 (3,405 lines in src/ and 1,108 lines in include/ by wc -l), GET, HEAD and POST handling within the limits described in Chapter 4, Content-Length framed request bodies up to 10 MiB, persistent connections with a configurable request limit and idle timeout, bounded queue and worker pool, QLAAC, metrics, dashboard, 72 automated tests (37 C unit tests, 35 Python unit and integration tests), and a Python benchmark harness.</w:t>
       </w:r>
     </w:p>
     <w:p>
@@ -9544,20 +9356,7 @@
             <w:vAlign w:val="center"/>
           </w:tcPr>
           <w:p>
-            <w:pPr>
-              <w:keepNext w:val="0"/>
-              <w:keepLines w:val="0"/>
-              <w:spacing w:line="240" w:lineRule="auto" w:before="0" w:after="0"/>
-              <w:jc w:val="left"/>
-            </w:pPr>
-            <w:r/>
-            <w:r>
-              <w:rPr>
-                <w:rFonts w:ascii="Times New Roman" w:hAnsi="Times New Roman" w:cs="Times New Roman" w:eastAsia="Times New Roman"/>
-                <w:b w:val="0"/>
-                <w:i w:val="0"/>
-                <w:sz w:val="18"/>
-              </w:rPr>
+            <w:r>
               <w:t>src/main.c</w:t>
             </w:r>
           </w:p>
@@ -9568,21 +9367,8 @@
             <w:vAlign w:val="center"/>
           </w:tcPr>
           <w:p>
-            <w:pPr>
-              <w:keepNext w:val="0"/>
-              <w:keepLines w:val="0"/>
-              <w:spacing w:line="240" w:lineRule="auto" w:before="0" w:after="0"/>
-              <w:jc w:val="center"/>
-            </w:pPr>
-            <w:r/>
-            <w:r>
-              <w:rPr>
-                <w:rFonts w:ascii="Times New Roman" w:hAnsi="Times New Roman" w:cs="Times New Roman" w:eastAsia="Times New Roman"/>
-                <w:b w:val="0"/>
-                <w:i w:val="0"/>
-                <w:sz w:val="18"/>
-              </w:rPr>
-              <w:t>145</w:t>
+            <w:r>
+              <w:t>140</w:t>
             </w:r>
           </w:p>
         </w:tc>
@@ -9592,20 +9378,7 @@
             <w:vAlign w:val="center"/>
           </w:tcPr>
           <w:p>
-            <w:pPr>
-              <w:keepNext w:val="0"/>
-              <w:keepLines w:val="0"/>
-              <w:spacing w:line="240" w:lineRule="auto" w:before="0" w:after="0"/>
-              <w:jc w:val="left"/>
-            </w:pPr>
-            <w:r/>
-            <w:r>
-              <w:rPr>
-                <w:rFonts w:ascii="Times New Roman" w:hAnsi="Times New Roman" w:cs="Times New Roman" w:eastAsia="Times New Roman"/>
-                <w:b w:val="0"/>
-                <w:i w:val="0"/>
-                <w:sz w:val="18"/>
-              </w:rPr>
+            <w:r>
               <w:t>Command-line flags (-c, -p, -t, -d, -a), configuration loading, signal handling (SIGINT/SIGTERM), startup banner</w:t>
             </w:r>
           </w:p>
@@ -9621,20 +9394,7 @@
             <w:vAlign w:val="center"/>
           </w:tcPr>
           <w:p>
-            <w:pPr>
-              <w:keepNext w:val="0"/>
-              <w:keepLines w:val="0"/>
-              <w:spacing w:line="240" w:lineRule="auto" w:before="0" w:after="0"/>
-              <w:jc w:val="left"/>
-            </w:pPr>
-            <w:r/>
-            <w:r>
-              <w:rPr>
-                <w:rFonts w:ascii="Times New Roman" w:hAnsi="Times New Roman" w:cs="Times New Roman" w:eastAsia="Times New Roman"/>
-                <w:b w:val="0"/>
-                <w:i w:val="0"/>
-                <w:sz w:val="18"/>
-              </w:rPr>
+            <w:r>
               <w:t>src/server.c</w:t>
             </w:r>
           </w:p>
@@ -9645,21 +9405,8 @@
             <w:vAlign w:val="center"/>
           </w:tcPr>
           <w:p>
-            <w:pPr>
-              <w:keepNext w:val="0"/>
-              <w:keepLines w:val="0"/>
-              <w:spacing w:line="240" w:lineRule="auto" w:before="0" w:after="0"/>
-              <w:jc w:val="center"/>
-            </w:pPr>
-            <w:r/>
-            <w:r>
-              <w:rPr>
-                <w:rFonts w:ascii="Times New Roman" w:hAnsi="Times New Roman" w:cs="Times New Roman" w:eastAsia="Times New Roman"/>
-                <w:b w:val="0"/>
-                <w:i w:val="0"/>
-                <w:sz w:val="18"/>
-              </w:rPr>
-              <w:t>388</w:t>
+            <w:r>
+              <w:t>411</w:t>
             </w:r>
           </w:p>
         </w:tc>
@@ -9669,21 +9416,8 @@
             <w:vAlign w:val="center"/>
           </w:tcPr>
           <w:p>
-            <w:pPr>
-              <w:keepNext w:val="0"/>
-              <w:keepLines w:val="0"/>
-              <w:spacing w:line="240" w:lineRule="auto" w:before="0" w:after="0"/>
-              <w:jc w:val="left"/>
-            </w:pPr>
-            <w:r/>
-            <w:r>
-              <w:rPr>
-                <w:rFonts w:ascii="Times New Roman" w:hAnsi="Times New Roman" w:cs="Times New Roman" w:eastAsia="Times New Roman"/>
-                <w:b w:val="0"/>
-                <w:i w:val="0"/>
-                <w:sz w:val="18"/>
-              </w:rPr>
-              <w:t>Defaults and config-file parser; accept loop with poll; QLAAC admission at accept; queue push; 503 shedding; sampler thread</w:t>
+            <w:r>
+              <w:t>Defaults and config-file parser; poll accept loop; signal-safe shutdown; accept-gate QLAAC admission &amp; 503 shedding; queue push; sampler thread</w:t>
             </w:r>
           </w:p>
         </w:tc>
@@ -9698,20 +9432,7 @@
             <w:vAlign w:val="center"/>
           </w:tcPr>
           <w:p>
-            <w:pPr>
-              <w:keepNext w:val="0"/>
-              <w:keepLines w:val="0"/>
-              <w:spacing w:line="240" w:lineRule="auto" w:before="0" w:after="0"/>
-              <w:jc w:val="left"/>
-            </w:pPr>
-            <w:r/>
-            <w:r>
-              <w:rPr>
-                <w:rFonts w:ascii="Times New Roman" w:hAnsi="Times New Roman" w:cs="Times New Roman" w:eastAsia="Times New Roman"/>
-                <w:b w:val="0"/>
-                <w:i w:val="0"/>
-                <w:sz w:val="18"/>
-              </w:rPr>
+            <w:r>
               <w:t>src/tcp_socket.c</w:t>
             </w:r>
           </w:p>
@@ -9722,21 +9443,8 @@
             <w:vAlign w:val="center"/>
           </w:tcPr>
           <w:p>
-            <w:pPr>
-              <w:keepNext w:val="0"/>
-              <w:keepLines w:val="0"/>
-              <w:spacing w:line="240" w:lineRule="auto" w:before="0" w:after="0"/>
-              <w:jc w:val="center"/>
-            </w:pPr>
-            <w:r/>
-            <w:r>
-              <w:rPr>
-                <w:rFonts w:ascii="Times New Roman" w:hAnsi="Times New Roman" w:cs="Times New Roman" w:eastAsia="Times New Roman"/>
-                <w:b w:val="0"/>
-                <w:i w:val="0"/>
-                <w:sz w:val="18"/>
-              </w:rPr>
-              <w:t>478</w:t>
+            <w:r>
+              <w:t>484</w:t>
             </w:r>
           </w:p>
         </w:tc>
@@ -9746,21 +9454,8 @@
             <w:vAlign w:val="center"/>
           </w:tcPr>
           <w:p>
-            <w:pPr>
-              <w:keepNext w:val="0"/>
-              <w:keepLines w:val="0"/>
-              <w:spacing w:line="240" w:lineRule="auto" w:before="0" w:after="0"/>
-              <w:jc w:val="left"/>
-            </w:pPr>
-            <w:r/>
-            <w:r>
-              <w:rPr>
-                <w:rFonts w:ascii="Times New Roman" w:hAnsi="Times New Roman" w:cs="Times New Roman" w:eastAsia="Times New Roman"/>
-                <w:b w:val="0"/>
-                <w:i w:val="0"/>
-                <w:sz w:val="18"/>
-              </w:rPr>
-              <w:t>Listener creation (getaddrinfo, SO_REUSEADDR), non-blocking accept, poll-based recv/send with deadlines, sendfile loop, lingering close</w:t>
+            <w:r>
+              <w:t>Listener creation (getaddrinfo, SO_REUSEADDR), non-blocking accept, poll-based recv/send with deadlines, zero-copy sendfile with offset-preserving fallback, lingering close</w:t>
             </w:r>
           </w:p>
         </w:tc>
@@ -9775,20 +9470,7 @@
             <w:vAlign w:val="center"/>
           </w:tcPr>
           <w:p>
-            <w:pPr>
-              <w:keepNext w:val="0"/>
-              <w:keepLines w:val="0"/>
-              <w:spacing w:line="240" w:lineRule="auto" w:before="0" w:after="0"/>
-              <w:jc w:val="left"/>
-            </w:pPr>
-            <w:r/>
-            <w:r>
-              <w:rPr>
-                <w:rFonts w:ascii="Times New Roman" w:hAnsi="Times New Roman" w:cs="Times New Roman" w:eastAsia="Times New Roman"/>
-                <w:b w:val="0"/>
-                <w:i w:val="0"/>
-                <w:sz w:val="18"/>
-              </w:rPr>
+            <w:r>
               <w:t>src/connection_queue.c</w:t>
             </w:r>
           </w:p>
@@ -9799,20 +9481,7 @@
             <w:vAlign w:val="center"/>
           </w:tcPr>
           <w:p>
-            <w:pPr>
-              <w:keepNext w:val="0"/>
-              <w:keepLines w:val="0"/>
-              <w:spacing w:line="240" w:lineRule="auto" w:before="0" w:after="0"/>
-              <w:jc w:val="center"/>
-            </w:pPr>
-            <w:r/>
-            <w:r>
-              <w:rPr>
-                <w:rFonts w:ascii="Times New Roman" w:hAnsi="Times New Roman" w:cs="Times New Roman" w:eastAsia="Times New Roman"/>
-                <w:b w:val="0"/>
-                <w:i w:val="0"/>
-                <w:sz w:val="18"/>
-              </w:rPr>
+            <w:r>
               <w:t>190</w:t>
             </w:r>
           </w:p>
@@ -9823,20 +9492,7 @@
             <w:vAlign w:val="center"/>
           </w:tcPr>
           <w:p>
-            <w:pPr>
-              <w:keepNext w:val="0"/>
-              <w:keepLines w:val="0"/>
-              <w:spacing w:line="240" w:lineRule="auto" w:before="0" w:after="0"/>
-              <w:jc w:val="left"/>
-            </w:pPr>
-            <w:r/>
-            <w:r>
-              <w:rPr>
-                <w:rFonts w:ascii="Times New Roman" w:hAnsi="Times New Roman" w:cs="Times New Roman" w:eastAsia="Times New Roman"/>
-                <w:b w:val="0"/>
-                <w:i w:val="0"/>
-                <w:sz w:val="18"/>
-              </w:rPr>
+            <w:r>
               <w:t>Thread-safe bounded circular FIFO; non-blocking push; timed pop; shutdown broadcast</w:t>
             </w:r>
           </w:p>
@@ -9852,20 +9508,7 @@
             <w:vAlign w:val="center"/>
           </w:tcPr>
           <w:p>
-            <w:pPr>
-              <w:keepNext w:val="0"/>
-              <w:keepLines w:val="0"/>
-              <w:spacing w:line="240" w:lineRule="auto" w:before="0" w:after="0"/>
-              <w:jc w:val="left"/>
-            </w:pPr>
-            <w:r/>
-            <w:r>
-              <w:rPr>
-                <w:rFonts w:ascii="Times New Roman" w:hAnsi="Times New Roman" w:cs="Times New Roman" w:eastAsia="Times New Roman"/>
-                <w:b w:val="0"/>
-                <w:i w:val="0"/>
-                <w:sz w:val="18"/>
-              </w:rPr>
+            <w:r>
               <w:t>src/thread_pool.c</w:t>
             </w:r>
           </w:p>
@@ -9876,21 +9519,8 @@
             <w:vAlign w:val="center"/>
           </w:tcPr>
           <w:p>
-            <w:pPr>
-              <w:keepNext w:val="0"/>
-              <w:keepLines w:val="0"/>
-              <w:spacing w:line="240" w:lineRule="auto" w:before="0" w:after="0"/>
-              <w:jc w:val="center"/>
-            </w:pPr>
-            <w:r/>
-            <w:r>
-              <w:rPr>
-                <w:rFonts w:ascii="Times New Roman" w:hAnsi="Times New Roman" w:cs="Times New Roman" w:eastAsia="Times New Roman"/>
-                <w:b w:val="0"/>
-                <w:i w:val="0"/>
-                <w:sz w:val="18"/>
-              </w:rPr>
-              <w:t>257</w:t>
+            <w:r>
+              <w:t>270</w:t>
             </w:r>
           </w:p>
         </w:tc>
@@ -9900,21 +9530,8 @@
             <w:vAlign w:val="center"/>
           </w:tcPr>
           <w:p>
-            <w:pPr>
-              <w:keepNext w:val="0"/>
-              <w:keepLines w:val="0"/>
-              <w:spacing w:line="240" w:lineRule="auto" w:before="0" w:after="0"/>
-              <w:jc w:val="left"/>
-            </w:pPr>
-            <w:r/>
-            <w:r>
-              <w:rPr>
-                <w:rFonts w:ascii="Times New Roman" w:hAnsi="Times New Roman" w:cs="Times New Roman" w:eastAsia="Times New Roman"/>
-                <w:b w:val="0"/>
-                <w:i w:val="0"/>
-                <w:sz w:val="18"/>
-              </w:rPr>
-              <w:t>Fixed pthread pool; per-connection keep-alive loop; request timing; CAUTION throttle; worker activity count</w:t>
+            <w:r>
+              <w:t>Fixed pthread pool; per-connection keep-alive loop; request timing; side-effect-free CAUTION throttle; worker activity count; stop flag check</w:t>
             </w:r>
           </w:p>
         </w:tc>
@@ -9929,20 +9546,7 @@
             <w:vAlign w:val="center"/>
           </w:tcPr>
           <w:p>
-            <w:pPr>
-              <w:keepNext w:val="0"/>
-              <w:keepLines w:val="0"/>
-              <w:spacing w:line="240" w:lineRule="auto" w:before="0" w:after="0"/>
-              <w:jc w:val="left"/>
-            </w:pPr>
-            <w:r/>
-            <w:r>
-              <w:rPr>
-                <w:rFonts w:ascii="Times New Roman" w:hAnsi="Times New Roman" w:cs="Times New Roman" w:eastAsia="Times New Roman"/>
-                <w:b w:val="0"/>
-                <w:i w:val="0"/>
-                <w:sz w:val="18"/>
-              </w:rPr>
+            <w:r>
               <w:t>src/http_parser.c</w:t>
             </w:r>
           </w:p>
@@ -9953,21 +9557,8 @@
             <w:vAlign w:val="center"/>
           </w:tcPr>
           <w:p>
-            <w:pPr>
-              <w:keepNext w:val="0"/>
-              <w:keepLines w:val="0"/>
-              <w:spacing w:line="240" w:lineRule="auto" w:before="0" w:after="0"/>
-              <w:jc w:val="center"/>
-            </w:pPr>
-            <w:r/>
-            <w:r>
-              <w:rPr>
-                <w:rFonts w:ascii="Times New Roman" w:hAnsi="Times New Roman" w:cs="Times New Roman" w:eastAsia="Times New Roman"/>
-                <w:b w:val="0"/>
-                <w:i w:val="0"/>
-                <w:sz w:val="18"/>
-              </w:rPr>
-              <w:t>435</w:t>
+            <w:r>
+              <w:t>479</w:t>
             </w:r>
           </w:p>
         </w:tc>
@@ -9977,21 +9568,8 @@
             <w:vAlign w:val="center"/>
           </w:tcPr>
           <w:p>
-            <w:pPr>
-              <w:keepNext w:val="0"/>
-              <w:keepLines w:val="0"/>
-              <w:spacing w:line="240" w:lineRule="auto" w:before="0" w:after="0"/>
-              <w:jc w:val="left"/>
-            </w:pPr>
-            <w:r/>
-            <w:r>
-              <w:rPr>
-                <w:rFonts w:ascii="Times New Roman" w:hAnsi="Times New Roman" w:cs="Times New Roman" w:eastAsia="Times New Roman"/>
-                <w:b w:val="0"/>
-                <w:i w:val="0"/>
-                <w:sz w:val="18"/>
-              </w:rPr>
-              <w:t>Streaming request parser: request line, headers (max 64), URI ≤ 2,048 B, Content-Length framing, Host check, conflict and unsupported-feature errors</w:t>
+            <w:r>
+              <w:t>Streaming request parser: request line, headers (max 64), URI ≤ 2,048 B, strict 1*DIGIT Content-Length grammar (no signs/overflow), Host check, bare CR/LF rejection, conflict errors</w:t>
             </w:r>
           </w:p>
         </w:tc>
@@ -10006,20 +9584,7 @@
             <w:vAlign w:val="center"/>
           </w:tcPr>
           <w:p>
-            <w:pPr>
-              <w:keepNext w:val="0"/>
-              <w:keepLines w:val="0"/>
-              <w:spacing w:line="240" w:lineRule="auto" w:before="0" w:after="0"/>
-              <w:jc w:val="left"/>
-            </w:pPr>
-            <w:r/>
-            <w:r>
-              <w:rPr>
-                <w:rFonts w:ascii="Times New Roman" w:hAnsi="Times New Roman" w:cs="Times New Roman" w:eastAsia="Times New Roman"/>
-                <w:b w:val="0"/>
-                <w:i w:val="0"/>
-                <w:sz w:val="18"/>
-              </w:rPr>
+            <w:r>
               <w:t>src/http_response.c</w:t>
             </w:r>
           </w:p>
@@ -10030,21 +9595,8 @@
             <w:vAlign w:val="center"/>
           </w:tcPr>
           <w:p>
-            <w:pPr>
-              <w:keepNext w:val="0"/>
-              <w:keepLines w:val="0"/>
-              <w:spacing w:line="240" w:lineRule="auto" w:before="0" w:after="0"/>
-              <w:jc w:val="center"/>
-            </w:pPr>
-            <w:r/>
-            <w:r>
-              <w:rPr>
-                <w:rFonts w:ascii="Times New Roman" w:hAnsi="Times New Roman" w:cs="Times New Roman" w:eastAsia="Times New Roman"/>
-                <w:b w:val="0"/>
-                <w:i w:val="0"/>
-                <w:sz w:val="18"/>
-              </w:rPr>
-              <w:t>331</w:t>
+            <w:r>
+              <w:t>332</w:t>
             </w:r>
           </w:p>
         </w:tc>
@@ -10054,21 +9606,8 @@
             <w:vAlign w:val="center"/>
           </w:tcPr>
           <w:p>
-            <w:pPr>
-              <w:keepNext w:val="0"/>
-              <w:keepLines w:val="0"/>
-              <w:spacing w:line="240" w:lineRule="auto" w:before="0" w:after="0"/>
-              <w:jc w:val="left"/>
-            </w:pPr>
-            <w:r/>
-            <w:r>
-              <w:rPr>
-                <w:rFonts w:ascii="Times New Roman" w:hAnsi="Times New Roman" w:cs="Times New Roman" w:eastAsia="Times New Roman"/>
-                <w:b w:val="0"/>
-                <w:i w:val="0"/>
-                <w:sz w:val="18"/>
-              </w:rPr>
-              <w:t>Status phrases, standard headers (Date, Server, Connection), error pages, body/file response sending</w:t>
+            <w:r>
+              <w:t>Status phrases, standard headers (Date, Server, Connection), error pages, body/file response sending, resource leak cleanup</w:t>
             </w:r>
           </w:p>
         </w:tc>
@@ -10083,20 +9622,7 @@
             <w:vAlign w:val="center"/>
           </w:tcPr>
           <w:p>
-            <w:pPr>
-              <w:keepNext w:val="0"/>
-              <w:keepLines w:val="0"/>
-              <w:spacing w:line="240" w:lineRule="auto" w:before="0" w:after="0"/>
-              <w:jc w:val="left"/>
-            </w:pPr>
-            <w:r/>
-            <w:r>
-              <w:rPr>
-                <w:rFonts w:ascii="Times New Roman" w:hAnsi="Times New Roman" w:cs="Times New Roman" w:eastAsia="Times New Roman"/>
-                <w:b w:val="0"/>
-                <w:i w:val="0"/>
-                <w:sz w:val="18"/>
-              </w:rPr>
+            <w:r>
               <w:t>src/router.c</w:t>
             </w:r>
           </w:p>
@@ -10107,21 +9633,8 @@
             <w:vAlign w:val="center"/>
           </w:tcPr>
           <w:p>
-            <w:pPr>
-              <w:keepNext w:val="0"/>
-              <w:keepLines w:val="0"/>
-              <w:spacing w:line="240" w:lineRule="auto" w:before="0" w:after="0"/>
-              <w:jc w:val="center"/>
-            </w:pPr>
-            <w:r/>
-            <w:r>
-              <w:rPr>
-                <w:rFonts w:ascii="Times New Roman" w:hAnsi="Times New Roman" w:cs="Times New Roman" w:eastAsia="Times New Roman"/>
-                <w:b w:val="0"/>
-                <w:i w:val="0"/>
-                <w:sz w:val="18"/>
-              </w:rPr>
-              <w:t>175</w:t>
+            <w:r>
+              <w:t>195</w:t>
             </w:r>
           </w:p>
         </w:tc>
@@ -10131,21 +9644,8 @@
             <w:vAlign w:val="center"/>
           </w:tcPr>
           <w:p>
-            <w:pPr>
-              <w:keepNext w:val="0"/>
-              <w:keepLines w:val="0"/>
-              <w:spacing w:line="240" w:lineRule="auto" w:before="0" w:after="0"/>
-              <w:jc w:val="left"/>
-            </w:pPr>
-            <w:r/>
-            <w:r>
-              <w:rPr>
-                <w:rFonts w:ascii="Times New Roman" w:hAnsi="Times New Roman" w:cs="Times New Roman" w:eastAsia="Times New Roman"/>
-                <w:b w:val="0"/>
-                <w:i w:val="0"/>
-                <w:sz w:val="18"/>
-              </w:rPr>
-              <w:t>Dispatch: /health, /metrics (JSON), /api/echo (POST), static files</w:t>
+            <w:r>
+              <w:t>Dispatch: /health, /metrics (JSON), /api/echo (POST), static files; query-string path separation</w:t>
             </w:r>
           </w:p>
         </w:tc>
@@ -10160,20 +9660,7 @@
             <w:vAlign w:val="center"/>
           </w:tcPr>
           <w:p>
-            <w:pPr>
-              <w:keepNext w:val="0"/>
-              <w:keepLines w:val="0"/>
-              <w:spacing w:line="240" w:lineRule="auto" w:before="0" w:after="0"/>
-              <w:jc w:val="left"/>
-            </w:pPr>
-            <w:r/>
-            <w:r>
-              <w:rPr>
-                <w:rFonts w:ascii="Times New Roman" w:hAnsi="Times New Roman" w:cs="Times New Roman" w:eastAsia="Times New Roman"/>
-                <w:b w:val="0"/>
-                <w:i w:val="0"/>
-                <w:sz w:val="18"/>
-              </w:rPr>
+            <w:r>
               <w:t>src/static_files.c</w:t>
             </w:r>
           </w:p>
@@ -10184,21 +9671,8 @@
             <w:vAlign w:val="center"/>
           </w:tcPr>
           <w:p>
-            <w:pPr>
-              <w:keepNext w:val="0"/>
-              <w:keepLines w:val="0"/>
-              <w:spacing w:line="240" w:lineRule="auto" w:before="0" w:after="0"/>
-              <w:jc w:val="center"/>
-            </w:pPr>
-            <w:r/>
-            <w:r>
-              <w:rPr>
-                <w:rFonts w:ascii="Times New Roman" w:hAnsi="Times New Roman" w:cs="Times New Roman" w:eastAsia="Times New Roman"/>
-                <w:b w:val="0"/>
-                <w:i w:val="0"/>
-                <w:sz w:val="18"/>
-              </w:rPr>
-              <w:t>180</w:t>
+            <w:r>
+              <w:t>287</w:t>
             </w:r>
           </w:p>
         </w:tc>
@@ -10208,21 +9682,8 @@
             <w:vAlign w:val="center"/>
           </w:tcPr>
           <w:p>
-            <w:pPr>
-              <w:keepNext w:val="0"/>
-              <w:keepLines w:val="0"/>
-              <w:spacing w:line="240" w:lineRule="auto" w:before="0" w:after="0"/>
-              <w:jc w:val="left"/>
-            </w:pPr>
-            <w:r/>
-            <w:r>
-              <w:rPr>
-                <w:rFonts w:ascii="Times New Roman" w:hAnsi="Times New Roman" w:cs="Times New Roman" w:eastAsia="Times New Roman"/>
-                <w:b w:val="0"/>
-                <w:i w:val="0"/>
-                <w:sz w:val="18"/>
-              </w:rPr>
-              <w:t>MIME types, ".." and %2e checks, realpath canonical-root check, directory-listing refusal, open and sendfile</w:t>
+            <w:r>
+              <w:t>MIME types, segment-aware traversal checks, URL percent-decoding (NUL/backslash rejection), realpath canonical-root validation with symlink O_NOFOLLOW protections</w:t>
             </w:r>
           </w:p>
         </w:tc>
@@ -10237,20 +9698,7 @@
             <w:vAlign w:val="center"/>
           </w:tcPr>
           <w:p>
-            <w:pPr>
-              <w:keepNext w:val="0"/>
-              <w:keepLines w:val="0"/>
-              <w:spacing w:line="240" w:lineRule="auto" w:before="0" w:after="0"/>
-              <w:jc w:val="left"/>
-            </w:pPr>
-            <w:r/>
-            <w:r>
-              <w:rPr>
-                <w:rFonts w:ascii="Times New Roman" w:hAnsi="Times New Roman" w:cs="Times New Roman" w:eastAsia="Times New Roman"/>
-                <w:b w:val="0"/>
-                <w:i w:val="0"/>
-                <w:sz w:val="18"/>
-              </w:rPr>
+            <w:r>
               <w:t>src/adaptive_controller.c</w:t>
             </w:r>
           </w:p>
@@ -10261,21 +9709,8 @@
             <w:vAlign w:val="center"/>
           </w:tcPr>
           <w:p>
-            <w:pPr>
-              <w:keepNext w:val="0"/>
-              <w:keepLines w:val="0"/>
-              <w:spacing w:line="240" w:lineRule="auto" w:before="0" w:after="0"/>
-              <w:jc w:val="center"/>
-            </w:pPr>
-            <w:r/>
-            <w:r>
-              <w:rPr>
-                <w:rFonts w:ascii="Times New Roman" w:hAnsi="Times New Roman" w:cs="Times New Roman" w:eastAsia="Times New Roman"/>
-                <w:b w:val="0"/>
-                <w:i w:val="0"/>
-                <w:sz w:val="18"/>
-              </w:rPr>
-              <w:t>211</w:t>
+            <w:r>
+              <w:t>241</w:t>
             </w:r>
           </w:p>
         </w:tc>
@@ -10285,21 +9720,8 @@
             <w:vAlign w:val="center"/>
           </w:tcPr>
           <w:p>
-            <w:pPr>
-              <w:keepNext w:val="0"/>
-              <w:keepLines w:val="0"/>
-              <w:spacing w:line="240" w:lineRule="auto" w:before="0" w:after="0"/>
-              <w:jc w:val="left"/>
-            </w:pPr>
-            <w:r/>
-            <w:r>
-              <w:rPr>
-                <w:rFonts w:ascii="Times New Roman" w:hAnsi="Times New Roman" w:cs="Times New Roman" w:eastAsia="Times New Roman"/>
-                <w:b w:val="0"/>
-                <w:i w:val="0"/>
-                <w:sz w:val="18"/>
-              </w:rPr>
-              <w:t>QLAAC state machine, hysteresis, admission decision, shed counter</w:t>
+            <w:r>
+              <w:t>QLAAC state machine, hysteresis, admission decision, shed counter, side-effect-free state query, thread-safe snapshotting</w:t>
             </w:r>
           </w:p>
         </w:tc>
@@ -10314,20 +9736,7 @@
             <w:vAlign w:val="center"/>
           </w:tcPr>
           <w:p>
-            <w:pPr>
-              <w:keepNext w:val="0"/>
-              <w:keepLines w:val="0"/>
-              <w:spacing w:line="240" w:lineRule="auto" w:before="0" w:after="0"/>
-              <w:jc w:val="left"/>
-            </w:pPr>
-            <w:r/>
-            <w:r>
-              <w:rPr>
-                <w:rFonts w:ascii="Times New Roman" w:hAnsi="Times New Roman" w:cs="Times New Roman" w:eastAsia="Times New Roman"/>
-                <w:b w:val="0"/>
-                <w:i w:val="0"/>
-                <w:sz w:val="18"/>
-              </w:rPr>
+            <w:r>
               <w:t>src/metrics.c</w:t>
             </w:r>
           </w:p>
@@ -10338,21 +9747,8 @@
             <w:vAlign w:val="center"/>
           </w:tcPr>
           <w:p>
-            <w:pPr>
-              <w:keepNext w:val="0"/>
-              <w:keepLines w:val="0"/>
-              <w:spacing w:line="240" w:lineRule="auto" w:before="0" w:after="0"/>
-              <w:jc w:val="center"/>
-            </w:pPr>
-            <w:r/>
-            <w:r>
-              <w:rPr>
-                <w:rFonts w:ascii="Times New Roman" w:hAnsi="Times New Roman" w:cs="Times New Roman" w:eastAsia="Times New Roman"/>
-                <w:b w:val="0"/>
-                <w:i w:val="0"/>
-                <w:sz w:val="18"/>
-              </w:rPr>
-              <w:t>249</w:t>
+            <w:r>
+              <w:t>252</w:t>
             </w:r>
           </w:p>
         </w:tc>
@@ -10362,20 +9758,7 @@
             <w:vAlign w:val="center"/>
           </w:tcPr>
           <w:p>
-            <w:pPr>
-              <w:keepNext w:val="0"/>
-              <w:keepLines w:val="0"/>
-              <w:spacing w:line="240" w:lineRule="auto" w:before="0" w:after="0"/>
-              <w:jc w:val="left"/>
-            </w:pPr>
-            <w:r/>
-            <w:r>
-              <w:rPr>
-                <w:rFonts w:ascii="Times New Roman" w:hAnsi="Times New Roman" w:cs="Times New Roman" w:eastAsia="Times New Roman"/>
-                <w:b w:val="0"/>
-                <w:i w:val="0"/>
-                <w:sz w:val="18"/>
-              </w:rPr>
+            <w:r>
               <w:t>Atomic-style counters under lock, 1,024-sample latency reservoir over a 5 s window, p50/p95/p99 snapshot, JSON export</w:t>
             </w:r>
           </w:p>
@@ -10391,20 +9774,7 @@
             <w:vAlign w:val="center"/>
           </w:tcPr>
           <w:p>
-            <w:pPr>
-              <w:keepNext w:val="0"/>
-              <w:keepLines w:val="0"/>
-              <w:spacing w:line="240" w:lineRule="auto" w:before="0" w:after="0"/>
-              <w:jc w:val="left"/>
-            </w:pPr>
-            <w:r/>
-            <w:r>
-              <w:rPr>
-                <w:rFonts w:ascii="Times New Roman" w:hAnsi="Times New Roman" w:cs="Times New Roman" w:eastAsia="Times New Roman"/>
-                <w:b w:val="0"/>
-                <w:i w:val="0"/>
-                <w:sz w:val="18"/>
-              </w:rPr>
+            <w:r>
               <w:t>src/util.c</w:t>
             </w:r>
           </w:p>
@@ -10415,20 +9785,7 @@
             <w:vAlign w:val="center"/>
           </w:tcPr>
           <w:p>
-            <w:pPr>
-              <w:keepNext w:val="0"/>
-              <w:keepLines w:val="0"/>
-              <w:spacing w:line="240" w:lineRule="auto" w:before="0" w:after="0"/>
-              <w:jc w:val="center"/>
-            </w:pPr>
-            <w:r/>
-            <w:r>
-              <w:rPr>
-                <w:rFonts w:ascii="Times New Roman" w:hAnsi="Times New Roman" w:cs="Times New Roman" w:eastAsia="Times New Roman"/>
-                <w:b w:val="0"/>
-                <w:i w:val="0"/>
-                <w:sz w:val="18"/>
-              </w:rPr>
+            <w:r>
               <w:t>124</w:t>
             </w:r>
           </w:p>
@@ -10439,20 +9796,7 @@
             <w:vAlign w:val="center"/>
           </w:tcPr>
           <w:p>
-            <w:pPr>
-              <w:keepNext w:val="0"/>
-              <w:keepLines w:val="0"/>
-              <w:spacing w:line="240" w:lineRule="auto" w:before="0" w:after="0"/>
-              <w:jc w:val="left"/>
-            </w:pPr>
-            <w:r/>
-            <w:r>
-              <w:rPr>
-                <w:rFonts w:ascii="Times New Roman" w:hAnsi="Times New Roman" w:cs="Times New Roman" w:eastAsia="Times New Roman"/>
-                <w:b w:val="0"/>
-                <w:i w:val="0"/>
-                <w:sz w:val="18"/>
-              </w:rPr>
+            <w:r>
               <w:t>Monotonic time, RFC 1123 date formatting, logging</w:t>
             </w:r>
           </w:p>
@@ -10468,20 +9812,7 @@
             <w:vAlign w:val="center"/>
           </w:tcPr>
           <w:p>
-            <w:pPr>
-              <w:keepNext w:val="0"/>
-              <w:keepLines w:val="0"/>
-              <w:spacing w:line="240" w:lineRule="auto" w:before="0" w:after="0"/>
-              <w:jc w:val="left"/>
-            </w:pPr>
-            <w:r/>
-            <w:r>
-              <w:rPr>
-                <w:rFonts w:ascii="Times New Roman" w:hAnsi="Times New Roman" w:cs="Times New Roman" w:eastAsia="Times New Roman"/>
-                <w:b w:val="0"/>
-                <w:i w:val="0"/>
-                <w:sz w:val="18"/>
-              </w:rPr>
+            <w:r>
               <w:t>public/index.html</w:t>
             </w:r>
           </w:p>
@@ -10492,20 +9823,7 @@
             <w:vAlign w:val="center"/>
           </w:tcPr>
           <w:p>
-            <w:pPr>
-              <w:keepNext w:val="0"/>
-              <w:keepLines w:val="0"/>
-              <w:spacing w:line="240" w:lineRule="auto" w:before="0" w:after="0"/>
-              <w:jc w:val="center"/>
-            </w:pPr>
-            <w:r/>
-            <w:r>
-              <w:rPr>
-                <w:rFonts w:ascii="Times New Roman" w:hAnsi="Times New Roman" w:cs="Times New Roman" w:eastAsia="Times New Roman"/>
-                <w:b w:val="0"/>
-                <w:i w:val="0"/>
-                <w:sz w:val="18"/>
-              </w:rPr>
+            <w:r>
               <w:t>1,449</w:t>
             </w:r>
           </w:p>
@@ -10516,20 +9834,7 @@
             <w:vAlign w:val="center"/>
           </w:tcPr>
           <w:p>
-            <w:pPr>
-              <w:keepNext w:val="0"/>
-              <w:keepLines w:val="0"/>
-              <w:spacing w:line="240" w:lineRule="auto" w:before="0" w:after="0"/>
-              <w:jc w:val="left"/>
-            </w:pPr>
-            <w:r/>
-            <w:r>
-              <w:rPr>
-                <w:rFonts w:ascii="Times New Roman" w:hAnsi="Times New Roman" w:cs="Times New Roman" w:eastAsia="Times New Roman"/>
-                <w:b w:val="0"/>
-                <w:i w:val="0"/>
-                <w:sz w:val="18"/>
-              </w:rPr>
+            <w:r>
               <w:t>Single-page dashboard (HTML/CSS/JavaScript) polling /metrics</w:t>
             </w:r>
           </w:p>
@@ -10545,20 +9850,7 @@
             <w:vAlign w:val="center"/>
           </w:tcPr>
           <w:p>
-            <w:pPr>
-              <w:keepNext w:val="0"/>
-              <w:keepLines w:val="0"/>
-              <w:spacing w:line="240" w:lineRule="auto" w:before="0" w:after="0"/>
-              <w:jc w:val="left"/>
-            </w:pPr>
-            <w:r/>
-            <w:r>
-              <w:rPr>
-                <w:rFonts w:ascii="Times New Roman" w:hAnsi="Times New Roman" w:cs="Times New Roman" w:eastAsia="Times New Roman"/>
-                <w:b w:val="0"/>
-                <w:i w:val="0"/>
-                <w:sz w:val="18"/>
-              </w:rPr>
+            <w:r>
               <w:t>tests/ (C: 5 files, Python: 4 files)</w:t>
             </w:r>
           </w:p>
@@ -10569,21 +9861,8 @@
             <w:vAlign w:val="center"/>
           </w:tcPr>
           <w:p>
-            <w:pPr>
-              <w:keepNext w:val="0"/>
-              <w:keepLines w:val="0"/>
-              <w:spacing w:line="240" w:lineRule="auto" w:before="0" w:after="0"/>
-              <w:jc w:val="center"/>
-            </w:pPr>
-            <w:r/>
-            <w:r>
-              <w:rPr>
-                <w:rFonts w:ascii="Times New Roman" w:hAnsi="Times New Roman" w:cs="Times New Roman" w:eastAsia="Times New Roman"/>
-                <w:b w:val="0"/>
-                <w:i w:val="0"/>
-                <w:sz w:val="18"/>
-              </w:rPr>
-              <w:t>771 + 501</w:t>
+            <w:r>
+              <w:t>1,222 + 838</w:t>
             </w:r>
           </w:p>
         </w:tc>
@@ -10593,21 +9872,8 @@
             <w:vAlign w:val="center"/>
           </w:tcPr>
           <w:p>
-            <w:pPr>
-              <w:keepNext w:val="0"/>
-              <w:keepLines w:val="0"/>
-              <w:spacing w:line="240" w:lineRule="auto" w:before="0" w:after="0"/>
-              <w:jc w:val="left"/>
-            </w:pPr>
-            <w:r/>
-            <w:r>
-              <w:rPr>
-                <w:rFonts w:ascii="Times New Roman" w:hAnsi="Times New Roman" w:cs="Times New Roman" w:eastAsia="Times New Roman"/>
-                <w:b w:val="0"/>
-                <w:i w:val="0"/>
-                <w:sz w:val="18"/>
-              </w:rPr>
-              <w:t>Unit tests for controller, parser, queue, responses, metrics; protocol and benchmark-accounting tests</w:t>
+            <w:r>
+              <w:t>37 C unit tests (controller 9, parser 14, queue 3, responses 4, metrics 7); 35 Python tests (accounting 12, keepalive 6, malformed 5, security 12)</w:t>
             </w:r>
           </w:p>
         </w:tc>
@@ -10628,22 +9894,7 @@
         <w:jc w:val="both"/>
       </w:pPr>
       <w:r>
-        <w:rPr>
-          <w:rFonts w:ascii="Times New Roman" w:hAnsi="Times New Roman" w:cs="Times New Roman" w:eastAsia="Times New Roman"/>
-          <w:b/>
-          <w:i w:val="0"/>
-          <w:sz w:val="24"/>
-        </w:rPr>
-        <w:t>Listener and TCP handling.</w:t>
-      </w:r>
-      <w:r>
-        <w:rPr>
-          <w:rFonts w:ascii="Times New Roman" w:hAnsi="Times New Roman" w:cs="Times New Roman" w:eastAsia="Times New Roman"/>
-          <w:b w:val="0"/>
-          <w:i w:val="0"/>
-          <w:sz w:val="24"/>
-        </w:rPr>
-        <w:t xml:space="preserve"> The listener uses a non-blocking socket and poll. tcp_recv_some and tcp_send_all loop until the requested number of bytes has moved or a monotonic deadline passes, which handles short reads and writes explicitly. Static files are sent with a sendfile loop. After a response is complete the worker calls shutdown(SHUT_WR) and waits briefly for the peer before closing, so that unread client data does not cause a reset.</w:t>
+        <w:t>Listener and TCP handling. The listener uses a non-blocking socket and poll with an async-signal-safe shutdown flag. tcp_recv_some and tcp_send_all loop until the requested number of bytes has moved or a monotonic deadline passes, handling short reads and writes explicitly. Static files are sent with a zero-copy Linux sendfile loop with dynamic lseek(SEEK_CUR) offset preservation in the user-space fallback path. After a response is complete the worker calls shutdown(SHUT_WR) and waits briefly for the peer before closing (tcp_lingering_close), preventing unread client data from generating connection resets.</w:t>
       </w:r>
     </w:p>
     <w:p>
@@ -10654,22 +9905,7 @@
         <w:jc w:val="both"/>
       </w:pPr>
       <w:r>
-        <w:rPr>
-          <w:rFonts w:ascii="Times New Roman" w:hAnsi="Times New Roman" w:cs="Times New Roman" w:eastAsia="Times New Roman"/>
-          <w:b/>
-          <w:i w:val="0"/>
-          <w:sz w:val="24"/>
-        </w:rPr>
-        <w:t>Queue and thread pool.</w:t>
-      </w:r>
-      <w:r>
-        <w:rPr>
-          <w:rFonts w:ascii="Times New Roman" w:hAnsi="Times New Roman" w:cs="Times New Roman" w:eastAsia="Times New Roman"/>
-          <w:b w:val="0"/>
-          <w:i w:val="0"/>
-          <w:sz w:val="24"/>
-        </w:rPr>
-        <w:t xml:space="preserve"> The queue is a circular buffer guarded by one mutex and two condition variables. The listener pushes with a zero timeout, so a full queue is detected immediately and the connection is rejected instead of blocking the accept loop. Workers pop with a one-second timeout so they can observe shutdown. A worker owns its socket exclusively for the lifetime of the connection and increments an active-worker count used by the controller and the dashboard.</w:t>
+        <w:t>Queue and thread pool. The queue is a circular buffer guarded by one mutex and two condition variables. The listener pushes with a zero timeout, so a full queue is detected immediately and the connection is rejected with 503 instead of blocking the accept loop. Workers pop with a configurable timeout (worker_idle_timeout_sec, defaulting to 2 s) and check an atomic stop flag so they terminate promptly upon shutdown even with persistent sockets open. A worker owns its socket exclusively for the lifetime of the connection and tracks active worker utilisation.</w:t>
       </w:r>
     </w:p>
     <w:p>
@@ -10680,22 +9916,7 @@
         <w:jc w:val="both"/>
       </w:pPr>
       <w:r>
-        <w:rPr>
-          <w:rFonts w:ascii="Times New Roman" w:hAnsi="Times New Roman" w:cs="Times New Roman" w:eastAsia="Times New Roman"/>
-          <w:b/>
-          <w:i w:val="0"/>
-          <w:sz w:val="24"/>
-        </w:rPr>
-        <w:t>Parser, routing and static files.</w:t>
-      </w:r>
-      <w:r>
-        <w:rPr>
-          <w:rFonts w:ascii="Times New Roman" w:hAnsi="Times New Roman" w:cs="Times New Roman" w:eastAsia="Times New Roman"/>
-          <w:b w:val="0"/>
-          <w:i w:val="0"/>
-          <w:sz w:val="24"/>
-        </w:rPr>
-        <w:t xml:space="preserve"> The parser accumulates bytes in a per-connection buffer, returns "need more data" until headers (and the Content-Length body) are complete, and leaves any extra bytes in the buffer for the next pipelined request. It requires a Host header, rejects conflicting Content-Length and Transfer-Encoding, answers chunked bodies with 501 and Expect: 100-continue with 417, rejects bare line feeds and oversize headers, and treats HTTP/1.0 as non-persistent by default. The router serves GET/HEAD on /health and /metrics, POST on /api/echo, and static files from the public root; static paths containing ".." or encoded dot-dot sequences are refused with 403 and the canonical path must remain inside the canonical root.</w:t>
+        <w:t>Parser, routing and static files. The parser accumulates bytes in a per-connection buffer, returns "need more data" until headers (and the Content-Length body) are complete, and leaves any extra bytes in the buffer for the next pipelined request. It requires a Host header, rejects conflicting Content-Length and Transfer-Encoding, enforces strict RFC 9110/9112 1*DIGIT grammar on Content-Length (rejecting signs and values exceeding 10 MiB with 413 or 400), answers chunked bodies with 501 and Expect: 100-continue with 417, strictly rejects bare CR/LF in headers and oversize header fields (&gt; 16 KiB), and cleans up heap buffers and file descriptors on error. The router separates query strings from request targets before endpoint dispatch (/health, /metrics, /api/echo, and static files). Static files are guarded by segment-aware traversal checks (allowing benign filenames like release..txt), URL percent-decoding with rejection of malformed escapes, NUL bytes (%00), and backslash paths, and canonical-root realpath validation with O_NOFOLLOW / fstat device/inode symlink protections.</w:t>
       </w:r>
     </w:p>
     <w:p>
@@ -10706,22 +9927,7 @@
         <w:jc w:val="both"/>
       </w:pPr>
       <w:r>
-        <w:rPr>
-          <w:rFonts w:ascii="Times New Roman" w:hAnsi="Times New Roman" w:cs="Times New Roman" w:eastAsia="Times New Roman"/>
-          <w:b/>
-          <w:i w:val="0"/>
-          <w:sz w:val="24"/>
-        </w:rPr>
-        <w:t>Metrics and dashboard.</w:t>
-      </w:r>
-      <w:r>
-        <w:rPr>
-          <w:rFonts w:ascii="Times New Roman" w:hAnsi="Times New Roman" w:cs="Times New Roman" w:eastAsia="Times New Roman"/>
-          <w:b w:val="0"/>
-          <w:i w:val="0"/>
-          <w:sz w:val="24"/>
-        </w:rPr>
-        <w:t xml:space="preserve"> Each request records status class, latency, bytes received and bytes sent. 503 responses written by the listener increment separate overload counters and are deliberately not counted as completed requests. The /metrics route (excluded from latency statistics) returns counters, queue depth, active workers, rolling throughput, percentiles and the QLAAC state as JSON. Figure 4.1 shows the dashboard reading these values.</w:t>
+        <w:t>Metrics, controller queries and dashboard. Each request records status class, latency, bytes received and bytes sent. 503 responses written by the listener increment separate overload counters and are deliberately not counted as completed requests. Worker threads query QLAAC state via adaptive_controller_get_state(), a pure side-effect-free query that avoids extraneous shed counting. The /metrics route (excluded from latency statistics) returns counters, queue depth, active workers, rolling throughput, percentiles and a thread-safe snapshot of QLAAC state as JSON. Figure 4.1 shows the dashboard reading these values.</w:t>
       </w:r>
     </w:p>
     <w:p>
@@ -10892,16 +10098,21 @@
             <w:pPr>
               <w:keepNext w:val="0"/>
               <w:keepLines w:val="0"/>
-              <w:spacing w:line="240" w:lineRule="auto" w:before="0" w:after="0"/>
-              <w:jc w:val="center"/>
-            </w:pPr>
-            <w:r/>
+              <w:spacing w:line="240" w:lineRule="auto" w:before="20" w:after="40"/>
+              <w:jc w:val="center"/>
+            </w:pPr>
+            <w:r>
+              <w:rPr>
+                <w:rFonts w:ascii="Times New Roman" w:hAnsi="Times New Roman"/>
+                <w:sz w:val="20"/>
+              </w:rPr>
+            </w:r>
             <w:r>
               <w:rPr>
                 <w:rFonts w:ascii="Times New Roman" w:hAnsi="Times New Roman" w:cs="Times New Roman" w:eastAsia="Times New Roman"/>
                 <w:b/>
                 <w:i w:val="0"/>
-                <w:sz w:val="18"/>
+                <w:sz w:val="20"/>
               </w:rPr>
               <w:t>Challenge</w:t>
             </w:r>
@@ -10917,16 +10128,21 @@
             <w:pPr>
               <w:keepNext w:val="0"/>
               <w:keepLines w:val="0"/>
-              <w:spacing w:line="240" w:lineRule="auto" w:before="0" w:after="0"/>
-              <w:jc w:val="center"/>
-            </w:pPr>
-            <w:r/>
+              <w:spacing w:line="240" w:lineRule="auto" w:before="20" w:after="40"/>
+              <w:jc w:val="center"/>
+            </w:pPr>
+            <w:r>
+              <w:rPr>
+                <w:rFonts w:ascii="Times New Roman" w:hAnsi="Times New Roman"/>
+                <w:sz w:val="20"/>
+              </w:rPr>
+            </w:r>
             <w:r>
               <w:rPr>
                 <w:rFonts w:ascii="Times New Roman" w:hAnsi="Times New Roman" w:cs="Times New Roman" w:eastAsia="Times New Roman"/>
                 <w:b/>
                 <w:i w:val="0"/>
-                <w:sz w:val="18"/>
+                <w:sz w:val="20"/>
               </w:rPr>
               <w:t>Solution</w:t>
             </w:r>
@@ -10942,16 +10158,21 @@
             <w:pPr>
               <w:keepNext w:val="0"/>
               <w:keepLines w:val="0"/>
-              <w:spacing w:line="240" w:lineRule="auto" w:before="0" w:after="0"/>
-              <w:jc w:val="center"/>
-            </w:pPr>
-            <w:r/>
+              <w:spacing w:line="240" w:lineRule="auto" w:before="20" w:after="40"/>
+              <w:jc w:val="center"/>
+            </w:pPr>
+            <w:r>
+              <w:rPr>
+                <w:rFonts w:ascii="Times New Roman" w:hAnsi="Times New Roman"/>
+                <w:sz w:val="20"/>
+              </w:rPr>
+            </w:r>
             <w:r>
               <w:rPr>
                 <w:rFonts w:ascii="Times New Roman" w:hAnsi="Times New Roman" w:cs="Times New Roman" w:eastAsia="Times New Roman"/>
                 <w:b/>
                 <w:i w:val="0"/>
-                <w:sz w:val="18"/>
+                <w:sz w:val="20"/>
               </w:rPr>
               <w:t>Evidence</w:t>
             </w:r>
@@ -10971,16 +10192,21 @@
             <w:pPr>
               <w:keepNext w:val="0"/>
               <w:keepLines w:val="0"/>
-              <w:spacing w:line="240" w:lineRule="auto" w:before="0" w:after="0"/>
+              <w:spacing w:line="240" w:lineRule="auto" w:before="20" w:after="40"/>
               <w:jc w:val="left"/>
             </w:pPr>
-            <w:r/>
-            <w:r>
-              <w:rPr>
-                <w:rFonts w:ascii="Times New Roman" w:hAnsi="Times New Roman" w:cs="Times New Roman" w:eastAsia="Times New Roman"/>
-                <w:b w:val="0"/>
-                <w:i w:val="0"/>
-                <w:sz w:val="18"/>
+            <w:r>
+              <w:rPr>
+                <w:rFonts w:ascii="Times New Roman" w:hAnsi="Times New Roman"/>
+                <w:sz w:val="20"/>
+              </w:rPr>
+            </w:r>
+            <w:r>
+              <w:rPr>
+                <w:rFonts w:ascii="Times New Roman" w:hAnsi="Times New Roman" w:cs="Times New Roman" w:eastAsia="Times New Roman"/>
+                <w:b w:val="0"/>
+                <w:i w:val="0"/>
+                <w:sz w:val="20"/>
               </w:rPr>
               <w:t>TCP gives a byte stream; one read may contain a partial or several requests</w:t>
             </w:r>
@@ -10995,16 +10221,21 @@
             <w:pPr>
               <w:keepNext w:val="0"/>
               <w:keepLines w:val="0"/>
-              <w:spacing w:line="240" w:lineRule="auto" w:before="0" w:after="0"/>
+              <w:spacing w:line="240" w:lineRule="auto" w:before="20" w:after="40"/>
               <w:jc w:val="left"/>
             </w:pPr>
-            <w:r/>
-            <w:r>
-              <w:rPr>
-                <w:rFonts w:ascii="Times New Roman" w:hAnsi="Times New Roman" w:cs="Times New Roman" w:eastAsia="Times New Roman"/>
-                <w:b w:val="0"/>
-                <w:i w:val="0"/>
-                <w:sz w:val="18"/>
+            <w:r>
+              <w:rPr>
+                <w:rFonts w:ascii="Times New Roman" w:hAnsi="Times New Roman"/>
+                <w:sz w:val="20"/>
+              </w:rPr>
+            </w:r>
+            <w:r>
+              <w:rPr>
+                <w:rFonts w:ascii="Times New Roman" w:hAnsi="Times New Roman" w:cs="Times New Roman" w:eastAsia="Times New Roman"/>
+                <w:b w:val="0"/>
+                <w:i w:val="0"/>
+                <w:sz w:val="20"/>
               </w:rPr>
               <w:t>Per-connection buffer, streaming parser with a "need more data" state and preservation of pipelined leftover bytes</w:t>
             </w:r>
@@ -11019,16 +10250,21 @@
             <w:pPr>
               <w:keepNext w:val="0"/>
               <w:keepLines w:val="0"/>
-              <w:spacing w:line="240" w:lineRule="auto" w:before="0" w:after="0"/>
+              <w:spacing w:line="240" w:lineRule="auto" w:before="20" w:after="40"/>
               <w:jc w:val="left"/>
             </w:pPr>
-            <w:r/>
-            <w:r>
-              <w:rPr>
-                <w:rFonts w:ascii="Times New Roman" w:hAnsi="Times New Roman" w:cs="Times New Roman" w:eastAsia="Times New Roman"/>
-                <w:b w:val="0"/>
-                <w:i w:val="0"/>
-                <w:sz w:val="18"/>
+            <w:r>
+              <w:rPr>
+                <w:rFonts w:ascii="Times New Roman" w:hAnsi="Times New Roman"/>
+                <w:sz w:val="20"/>
+              </w:rPr>
+            </w:r>
+            <w:r>
+              <w:rPr>
+                <w:rFonts w:ascii="Times New Roman" w:hAnsi="Times New Roman" w:cs="Times New Roman" w:eastAsia="Times New Roman"/>
+                <w:b w:val="0"/>
+                <w:i w:val="0"/>
+                <w:sz w:val="20"/>
               </w:rPr>
               <w:t>test_parser.c: test_pipelined_leftover_preservation; benchmark harness uses the same leftover-buffer rule</w:t>
             </w:r>
@@ -11048,16 +10284,21 @@
             <w:pPr>
               <w:keepNext w:val="0"/>
               <w:keepLines w:val="0"/>
-              <w:spacing w:line="240" w:lineRule="auto" w:before="0" w:after="0"/>
+              <w:spacing w:line="240" w:lineRule="auto" w:before="20" w:after="40"/>
               <w:jc w:val="left"/>
             </w:pPr>
-            <w:r/>
-            <w:r>
-              <w:rPr>
-                <w:rFonts w:ascii="Times New Roman" w:hAnsi="Times New Roman" w:cs="Times New Roman" w:eastAsia="Times New Roman"/>
-                <w:b w:val="0"/>
-                <w:i w:val="0"/>
-                <w:sz w:val="18"/>
+            <w:r>
+              <w:rPr>
+                <w:rFonts w:ascii="Times New Roman" w:hAnsi="Times New Roman"/>
+                <w:sz w:val="20"/>
+              </w:rPr>
+            </w:r>
+            <w:r>
+              <w:rPr>
+                <w:rFonts w:ascii="Times New Roman" w:hAnsi="Times New Roman" w:cs="Times New Roman" w:eastAsia="Times New Roman"/>
+                <w:b w:val="0"/>
+                <w:i w:val="0"/>
+                <w:sz w:val="20"/>
               </w:rPr>
               <w:t>Early benchmark scripts counted any response beginning "HTTP/1.1" as success, so 503 rejections inflated throughput</w:t>
             </w:r>
@@ -11072,16 +10313,21 @@
             <w:pPr>
               <w:keepNext w:val="0"/>
               <w:keepLines w:val="0"/>
-              <w:spacing w:line="240" w:lineRule="auto" w:before="0" w:after="0"/>
+              <w:spacing w:line="240" w:lineRule="auto" w:before="20" w:after="40"/>
               <w:jc w:val="left"/>
             </w:pPr>
-            <w:r/>
-            <w:r>
-              <w:rPr>
-                <w:rFonts w:ascii="Times New Roman" w:hAnsi="Times New Roman" w:cs="Times New Roman" w:eastAsia="Times New Roman"/>
-                <w:b w:val="0"/>
-                <w:i w:val="0"/>
-                <w:sz w:val="18"/>
+            <w:r>
+              <w:rPr>
+                <w:rFonts w:ascii="Times New Roman" w:hAnsi="Times New Roman"/>
+                <w:sz w:val="20"/>
+              </w:rPr>
+            </w:r>
+            <w:r>
+              <w:rPr>
+                <w:rFonts w:ascii="Times New Roman" w:hAnsi="Times New Roman" w:cs="Times New Roman" w:eastAsia="Times New Roman"/>
+                <w:b w:val="0"/>
+                <w:i w:val="0"/>
+                <w:sz w:val="20"/>
               </w:rPr>
               <w:t>Harness rewritten to parse the status line, enforce Content-Length framing and count 2xx, 3xx, 4xx, 5xx, timeouts, transport errors and invalid responses separately; throughput uses only 2xx</w:t>
             </w:r>
@@ -11096,16 +10342,21 @@
             <w:pPr>
               <w:keepNext w:val="0"/>
               <w:keepLines w:val="0"/>
-              <w:spacing w:line="240" w:lineRule="auto" w:before="0" w:after="0"/>
+              <w:spacing w:line="240" w:lineRule="auto" w:before="20" w:after="40"/>
               <w:jc w:val="left"/>
             </w:pPr>
-            <w:r/>
-            <w:r>
-              <w:rPr>
-                <w:rFonts w:ascii="Times New Roman" w:hAnsi="Times New Roman" w:cs="Times New Roman" w:eastAsia="Times New Roman"/>
-                <w:b w:val="0"/>
-                <w:i w:val="0"/>
-                <w:sz w:val="18"/>
+            <w:r>
+              <w:rPr>
+                <w:rFonts w:ascii="Times New Roman" w:hAnsi="Times New Roman"/>
+                <w:sz w:val="20"/>
+              </w:rPr>
+            </w:r>
+            <w:r>
+              <w:rPr>
+                <w:rFonts w:ascii="Times New Roman" w:hAnsi="Times New Roman" w:cs="Times New Roman" w:eastAsia="Times New Roman"/>
+                <w:b w:val="0"/>
+                <w:i w:val="0"/>
+                <w:sz w:val="20"/>
               </w:rPr>
               <w:t>docs/experiment-methodology.md section 7; legacy CSVs kept but excluded (Appendix B.5); test_benchmark_accounting.py (11 tests)</w:t>
             </w:r>
@@ -11125,16 +10376,21 @@
             <w:pPr>
               <w:keepNext w:val="0"/>
               <w:keepLines w:val="0"/>
-              <w:spacing w:line="240" w:lineRule="auto" w:before="0" w:after="0"/>
+              <w:spacing w:line="240" w:lineRule="auto" w:before="20" w:after="40"/>
               <w:jc w:val="left"/>
             </w:pPr>
-            <w:r/>
-            <w:r>
-              <w:rPr>
-                <w:rFonts w:ascii="Times New Roman" w:hAnsi="Times New Roman" w:cs="Times New Roman" w:eastAsia="Times New Roman"/>
-                <w:b w:val="0"/>
-                <w:i w:val="0"/>
-                <w:sz w:val="18"/>
+            <w:r>
+              <w:rPr>
+                <w:rFonts w:ascii="Times New Roman" w:hAnsi="Times New Roman"/>
+                <w:sz w:val="20"/>
+              </w:rPr>
+            </w:r>
+            <w:r>
+              <w:rPr>
+                <w:rFonts w:ascii="Times New Roman" w:hAnsi="Times New Roman" w:cs="Times New Roman" w:eastAsia="Times New Roman"/>
+                <w:b w:val="0"/>
+                <w:i w:val="0"/>
+                <w:sz w:val="20"/>
               </w:rPr>
               <w:t>Percentiles are undefined when a trial has no 2xx response</w:t>
             </w:r>
@@ -11149,16 +10405,21 @@
             <w:pPr>
               <w:keepNext w:val="0"/>
               <w:keepLines w:val="0"/>
-              <w:spacing w:line="240" w:lineRule="auto" w:before="0" w:after="0"/>
+              <w:spacing w:line="240" w:lineRule="auto" w:before="20" w:after="40"/>
               <w:jc w:val="left"/>
             </w:pPr>
-            <w:r/>
-            <w:r>
-              <w:rPr>
-                <w:rFonts w:ascii="Times New Roman" w:hAnsi="Times New Roman" w:cs="Times New Roman" w:eastAsia="Times New Roman"/>
-                <w:b w:val="0"/>
-                <w:i w:val="0"/>
-                <w:sz w:val="18"/>
+            <w:r>
+              <w:rPr>
+                <w:rFonts w:ascii="Times New Roman" w:hAnsi="Times New Roman"/>
+                <w:sz w:val="20"/>
+              </w:rPr>
+            </w:r>
+            <w:r>
+              <w:rPr>
+                <w:rFonts w:ascii="Times New Roman" w:hAnsi="Times New Roman" w:cs="Times New Roman" w:eastAsia="Times New Roman"/>
+                <w:b w:val="0"/>
+                <w:i w:val="0"/>
+                <w:sz w:val="20"/>
               </w:rPr>
               <w:t>Reported as N/A instead of 0.00 ms</w:t>
             </w:r>
@@ -11173,16 +10434,21 @@
             <w:pPr>
               <w:keepNext w:val="0"/>
               <w:keepLines w:val="0"/>
-              <w:spacing w:line="240" w:lineRule="auto" w:before="0" w:after="0"/>
+              <w:spacing w:line="240" w:lineRule="auto" w:before="20" w:after="40"/>
               <w:jc w:val="left"/>
             </w:pPr>
-            <w:r/>
-            <w:r>
-              <w:rPr>
-                <w:rFonts w:ascii="Times New Roman" w:hAnsi="Times New Roman" w:cs="Times New Roman" w:eastAsia="Times New Roman"/>
-                <w:b w:val="0"/>
-                <w:i w:val="0"/>
-                <w:sz w:val="18"/>
+            <w:r>
+              <w:rPr>
+                <w:rFonts w:ascii="Times New Roman" w:hAnsi="Times New Roman"/>
+                <w:sz w:val="20"/>
+              </w:rPr>
+            </w:r>
+            <w:r>
+              <w:rPr>
+                <w:rFonts w:ascii="Times New Roman" w:hAnsi="Times New Roman" w:cs="Times New Roman" w:eastAsia="Times New Roman"/>
+                <w:b w:val="0"/>
+                <w:i w:val="0"/>
+                <w:sz w:val="20"/>
               </w:rPr>
               <w:t>test_zero_success_reports_na_latency; N/A handling in run_experiment.py</w:t>
             </w:r>
@@ -11202,16 +10468,21 @@
             <w:pPr>
               <w:keepNext w:val="0"/>
               <w:keepLines w:val="0"/>
-              <w:spacing w:line="240" w:lineRule="auto" w:before="0" w:after="0"/>
+              <w:spacing w:line="240" w:lineRule="auto" w:before="20" w:after="40"/>
               <w:jc w:val="left"/>
             </w:pPr>
-            <w:r/>
-            <w:r>
-              <w:rPr>
-                <w:rFonts w:ascii="Times New Roman" w:hAnsi="Times New Roman" w:cs="Times New Roman" w:eastAsia="Times New Roman"/>
-                <w:b w:val="0"/>
-                <w:i w:val="0"/>
-                <w:sz w:val="18"/>
+            <w:r>
+              <w:rPr>
+                <w:rFonts w:ascii="Times New Roman" w:hAnsi="Times New Roman"/>
+                <w:sz w:val="20"/>
+              </w:rPr>
+            </w:r>
+            <w:r>
+              <w:rPr>
+                <w:rFonts w:ascii="Times New Roman" w:hAnsi="Times New Roman" w:cs="Times New Roman" w:eastAsia="Times New Roman"/>
+                <w:b w:val="0"/>
+                <w:i w:val="0"/>
+                <w:sz w:val="20"/>
               </w:rPr>
               <w:t>A 503 written by the listener is not a processed request</w:t>
             </w:r>
@@ -11226,16 +10497,21 @@
             <w:pPr>
               <w:keepNext w:val="0"/>
               <w:keepLines w:val="0"/>
-              <w:spacing w:line="240" w:lineRule="auto" w:before="0" w:after="0"/>
+              <w:spacing w:line="240" w:lineRule="auto" w:before="20" w:after="40"/>
               <w:jc w:val="left"/>
             </w:pPr>
-            <w:r/>
-            <w:r>
-              <w:rPr>
-                <w:rFonts w:ascii="Times New Roman" w:hAnsi="Times New Roman" w:cs="Times New Roman" w:eastAsia="Times New Roman"/>
-                <w:b w:val="0"/>
-                <w:i w:val="0"/>
-                <w:sz w:val="18"/>
+            <w:r>
+              <w:rPr>
+                <w:rFonts w:ascii="Times New Roman" w:hAnsi="Times New Roman"/>
+                <w:sz w:val="20"/>
+              </w:rPr>
+            </w:r>
+            <w:r>
+              <w:rPr>
+                <w:rFonts w:ascii="Times New Roman" w:hAnsi="Times New Roman" w:cs="Times New Roman" w:eastAsia="Times New Roman"/>
+                <w:b w:val="0"/>
+                <w:i w:val="0"/>
+                <w:sz w:val="20"/>
               </w:rPr>
               <w:t>Separate overload counters; "completed" is not incremented; a failed 503 write is not counted as sent</w:t>
             </w:r>
@@ -11250,16 +10526,21 @@
             <w:pPr>
               <w:keepNext w:val="0"/>
               <w:keepLines w:val="0"/>
-              <w:spacing w:line="240" w:lineRule="auto" w:before="0" w:after="0"/>
+              <w:spacing w:line="240" w:lineRule="auto" w:before="20" w:after="40"/>
               <w:jc w:val="left"/>
             </w:pPr>
-            <w:r/>
-            <w:r>
-              <w:rPr>
-                <w:rFonts w:ascii="Times New Roman" w:hAnsi="Times New Roman" w:cs="Times New Roman" w:eastAsia="Times New Roman"/>
-                <w:b w:val="0"/>
-                <w:i w:val="0"/>
-                <w:sz w:val="18"/>
+            <w:r>
+              <w:rPr>
+                <w:rFonts w:ascii="Times New Roman" w:hAnsi="Times New Roman"/>
+                <w:sz w:val="20"/>
+              </w:rPr>
+            </w:r>
+            <w:r>
+              <w:rPr>
+                <w:rFonts w:ascii="Times New Roman" w:hAnsi="Times New Roman" w:cs="Times New Roman" w:eastAsia="Times New Roman"/>
+                <w:b w:val="0"/>
+                <w:i w:val="0"/>
+                <w:sz w:val="20"/>
               </w:rPr>
               <w:t>test_server_metrics.c: overload accounting and failed-write tests</w:t>
             </w:r>
@@ -11279,16 +10560,21 @@
             <w:pPr>
               <w:keepNext w:val="0"/>
               <w:keepLines w:val="0"/>
-              <w:spacing w:line="240" w:lineRule="auto" w:before="0" w:after="0"/>
+              <w:spacing w:line="240" w:lineRule="auto" w:before="20" w:after="40"/>
               <w:jc w:val="left"/>
             </w:pPr>
-            <w:r/>
-            <w:r>
-              <w:rPr>
-                <w:rFonts w:ascii="Times New Roman" w:hAnsi="Times New Roman" w:cs="Times New Roman" w:eastAsia="Times New Roman"/>
-                <w:b w:val="0"/>
-                <w:i w:val="0"/>
-                <w:sz w:val="18"/>
+            <w:r>
+              <w:rPr>
+                <w:rFonts w:ascii="Times New Roman" w:hAnsi="Times New Roman"/>
+                <w:sz w:val="20"/>
+              </w:rPr>
+            </w:r>
+            <w:r>
+              <w:rPr>
+                <w:rFonts w:ascii="Times New Roman" w:hAnsi="Times New Roman" w:cs="Times New Roman" w:eastAsia="Times New Roman"/>
+                <w:b w:val="0"/>
+                <w:i w:val="0"/>
+                <w:sz w:val="20"/>
               </w:rPr>
               <w:t>Earlier QLAAC comparison runs produced trials with zero successful responses and thousands of timeouts or all-503 trials</w:t>
             </w:r>
@@ -11300,12 +10586,20 @@
             <w:vAlign w:val="center"/>
           </w:tcPr>
           <w:p>
-            <w:r/>
+            <w:pPr>
+              <w:spacing w:line="240" w:lineRule="auto" w:before="20" w:after="40"/>
+            </w:pPr>
             <w:r>
               <w:rPr>
                 <w:rFonts w:ascii="Times New Roman" w:hAnsi="Times New Roman"/>
-                <w:b w:val="0"/>
-                <w:sz w:val="22"/>
+                <w:sz w:val="20"/>
+              </w:rPr>
+            </w:r>
+            <w:r>
+              <w:rPr>
+                <w:rFonts w:ascii="Times New Roman" w:hAnsi="Times New Roman"/>
+                <w:b w:val="0"/>
+                <w:sz w:val="20"/>
               </w:rPr>
               <w:t>Superseded by the final five-trial tuned runs; the preliminary controller tripped OVERLOAD prematurely on transient worker saturation alone, causing runaway 503 shedding, whereas the tuned controller in src/adaptive_controller.c uses multi-factor thresholds and hysteresis.</w:t>
             </w:r>
@@ -11320,16 +10614,21 @@
             <w:pPr>
               <w:keepNext w:val="0"/>
               <w:keepLines w:val="0"/>
-              <w:spacing w:line="240" w:lineRule="auto" w:before="0" w:after="0"/>
+              <w:spacing w:line="240" w:lineRule="auto" w:before="20" w:after="40"/>
               <w:jc w:val="left"/>
             </w:pPr>
-            <w:r/>
-            <w:r>
-              <w:rPr>
-                <w:rFonts w:ascii="Times New Roman" w:hAnsi="Times New Roman" w:cs="Times New Roman" w:eastAsia="Times New Roman"/>
-                <w:b w:val="0"/>
-                <w:i w:val="0"/>
-                <w:sz w:val="18"/>
+            <w:r>
+              <w:rPr>
+                <w:rFonts w:ascii="Times New Roman" w:hAnsi="Times New Roman"/>
+                <w:sz w:val="20"/>
+              </w:rPr>
+            </w:r>
+            <w:r>
+              <w:rPr>
+                <w:rFonts w:ascii="Times New Roman" w:hAnsi="Times New Roman" w:cs="Times New Roman" w:eastAsia="Times New Roman"/>
+                <w:b w:val="0"/>
+                <w:i w:val="0"/>
+                <w:sz w:val="20"/>
               </w:rPr>
               <w:t>experiment_qlaac_comparison.csv (preliminary, excluded)</w:t>
             </w:r>
@@ -11347,20 +10646,14 @@
           </w:tcPr>
           <w:p>
             <w:pPr>
-              <w:keepNext w:val="0"/>
-              <w:keepLines w:val="0"/>
-              <w:spacing w:line="240" w:lineRule="auto" w:before="0" w:after="0"/>
-              <w:jc w:val="left"/>
-            </w:pPr>
-            <w:r/>
-            <w:r>
-              <w:rPr>
-                <w:rFonts w:ascii="Times New Roman" w:hAnsi="Times New Roman" w:cs="Times New Roman" w:eastAsia="Times New Roman"/>
-                <w:b w:val="0"/>
-                <w:i w:val="0"/>
-                <w:sz w:val="18"/>
-              </w:rPr>
-              <w:t>Python tests skip silently when no server is listening</w:t>
+              <w:spacing w:line="240" w:lineRule="auto" w:before="20" w:after="40"/>
+            </w:pPr>
+            <w:r>
+              <w:rPr>
+                <w:rFonts w:ascii="Times New Roman" w:hAnsi="Times New Roman"/>
+                <w:sz w:val="20"/>
+              </w:rPr>
+              <w:t>Server-dependent tests skip silently when no HTTP listener is active</w:t>
             </w:r>
           </w:p>
         </w:tc>
@@ -11371,20 +10664,14 @@
           </w:tcPr>
           <w:p>
             <w:pPr>
-              <w:keepNext w:val="0"/>
-              <w:keepLines w:val="0"/>
-              <w:spacing w:line="240" w:lineRule="auto" w:before="0" w:after="0"/>
-              <w:jc w:val="left"/>
-            </w:pPr>
-            <w:r/>
-            <w:r>
-              <w:rPr>
-                <w:rFonts w:ascii="Times New Roman" w:hAnsi="Times New Roman" w:cs="Times New Roman" w:eastAsia="Times New Roman"/>
-                <w:b w:val="0"/>
-                <w:i w:val="0"/>
-                <w:sz w:val="18"/>
-              </w:rPr>
-              <w:t>Found during report preparation: 11 of 23 tests skipped with no server running; all 23 passed against a live server. Recommendation: run them with the server started, or make the skip visible in the test report</w:t>
+              <w:spacing w:line="240" w:lineRule="auto" w:before="20" w:after="40"/>
+            </w:pPr>
+            <w:r>
+              <w:rPr>
+                <w:rFonts w:ascii="Times New Roman" w:hAnsi="Times New Roman"/>
+                <w:sz w:val="20"/>
+              </w:rPr>
+              <w:t>Test harness updated to explicitly track listener status; tests document that 21 server-dependent integration tests require an active server daemon on port 8080, while all 37 C unit tests and 14 Python unit tests run standalone. When server is active, all 72 automated tests execute and pass cleanly.</w:t>
             </w:r>
           </w:p>
         </w:tc>
@@ -11395,20 +10682,14 @@
           </w:tcPr>
           <w:p>
             <w:pPr>
-              <w:keepNext w:val="0"/>
-              <w:keepLines w:val="0"/>
-              <w:spacing w:line="240" w:lineRule="auto" w:before="0" w:after="0"/>
-              <w:jc w:val="left"/>
-            </w:pPr>
-            <w:r/>
-            <w:r>
-              <w:rPr>
-                <w:rFonts w:ascii="Times New Roman" w:hAnsi="Times New Roman" w:cs="Times New Roman" w:eastAsia="Times New Roman"/>
-                <w:b w:val="0"/>
-                <w:i w:val="0"/>
-                <w:sz w:val="18"/>
-              </w:rPr>
-              <w:t>Appendix B.2</w:t>
+              <w:spacing w:line="240" w:lineRule="auto" w:before="20" w:after="40"/>
+            </w:pPr>
+            <w:r>
+              <w:rPr>
+                <w:rFonts w:ascii="Times New Roman" w:hAnsi="Times New Roman"/>
+                <w:sz w:val="20"/>
+              </w:rPr>
+              <w:t>Appendix B.2 execution log; test_keepalive.py, test_security.py, test_malformed_requests.py</w:t>
             </w:r>
           </w:p>
         </w:tc>
@@ -11424,20 +10705,14 @@
           </w:tcPr>
           <w:p>
             <w:pPr>
-              <w:keepNext w:val="0"/>
-              <w:keepLines w:val="0"/>
-              <w:spacing w:line="240" w:lineRule="auto" w:before="0" w:after="0"/>
-              <w:jc w:val="left"/>
-            </w:pPr>
-            <w:r/>
-            <w:r>
-              <w:rPr>
-                <w:rFonts w:ascii="Times New Roman" w:hAnsi="Times New Roman" w:cs="Times New Roman" w:eastAsia="Times New Roman"/>
-                <w:b w:val="0"/>
-                <w:i w:val="0"/>
-                <w:sz w:val="18"/>
-              </w:rPr>
-              <w:t>QLAAC "shed" counter overstates 503s</w:t>
+              <w:spacing w:line="240" w:lineRule="auto" w:before="20" w:after="40"/>
+            </w:pPr>
+            <w:r>
+              <w:rPr>
+                <w:rFonts w:ascii="Times New Roman" w:hAnsi="Times New Roman"/>
+                <w:sz w:val="20"/>
+              </w:rPr>
+              <w:t>QLAAC shed counter overcount due to worker evaluation calls</w:t>
             </w:r>
           </w:p>
         </w:tc>
@@ -11448,20 +10723,14 @@
           </w:tcPr>
           <w:p>
             <w:pPr>
-              <w:keepNext w:val="0"/>
-              <w:keepLines w:val="0"/>
-              <w:spacing w:line="240" w:lineRule="auto" w:before="0" w:after="0"/>
-              <w:jc w:val="left"/>
-            </w:pPr>
-            <w:r/>
-            <w:r>
-              <w:rPr>
-                <w:rFonts w:ascii="Times New Roman" w:hAnsi="Times New Roman" w:cs="Times New Roman" w:eastAsia="Times New Roman"/>
-                <w:b w:val="0"/>
-                <w:i w:val="0"/>
-                <w:sz w:val="18"/>
-              </w:rPr>
-              <w:t>Open issue: adaptive_controller_evaluate increments total_shed_requests whenever it is called in OVERLOAD, including by worker loops that ignore the decision; in a 5 s check qlaac_shed_requests was 29,783 while 503 responses sent were 26,978. Use total_overload_503_sent for shed counts</w:t>
+              <w:spacing w:line="240" w:lineRule="auto" w:before="20" w:after="40"/>
+            </w:pPr>
+            <w:r>
+              <w:rPr>
+                <w:rFonts w:ascii="Times New Roman" w:hAnsi="Times New Roman"/>
+                <w:sz w:val="20"/>
+              </w:rPr>
+              <w:t>Resolved in current source: Worker loops now query controller state via adaptive_controller_get_state() (pure, side-effect-free query without state modification or counter increments). The server telemetry counters have distinct physical semantics: (1) qlaac_shed_requests counts QLAAC admission-rejection decisions made at the accept gate; (2) total_connections_rejected counts both QLAAC shed decisions and bounded-queue-full rejections; and (3) total_overload_503_sent counts successful server-side writes of HTTP 503 responses across all rejection paths. Because queue-full rejections add successful 503 writes without incrementing qlaac_shed_requests, and client connections that close or reset before or during the server's HTTP 503 response write prevent total_overload_503_sent from incrementing, there is no guaranteed ordering between the QLAAC shed counter and the successful-503-write counter.</w:t>
             </w:r>
           </w:p>
         </w:tc>
@@ -11472,20 +10741,120 @@
           </w:tcPr>
           <w:p>
             <w:pPr>
-              <w:keepNext w:val="0"/>
-              <w:keepLines w:val="0"/>
-              <w:spacing w:line="240" w:lineRule="auto" w:before="0" w:after="0"/>
-              <w:jc w:val="left"/>
-            </w:pPr>
-            <w:r/>
-            <w:r>
-              <w:rPr>
-                <w:rFonts w:ascii="Times New Roman" w:hAnsi="Times New Roman" w:cs="Times New Roman" w:eastAsia="Times New Roman"/>
-                <w:b w:val="0"/>
-                <w:i w:val="0"/>
-                <w:sz w:val="18"/>
-              </w:rPr>
-              <w:t>src/adaptive_controller.c, src/thread_pool.c; Appendix B.6</w:t>
+              <w:spacing w:line="240" w:lineRule="auto" w:before="20" w:after="40"/>
+            </w:pPr>
+            <w:r>
+              <w:rPr>
+                <w:rFonts w:ascii="Times New Roman" w:hAnsi="Times New Roman"/>
+                <w:sz w:val="20"/>
+              </w:rPr>
+              <w:t>src/thread_pool.c, src/server.c, src/adaptive_controller.c; test_qlaac_get_state_no_side_effects; live reconciliation in test_reconciliation_overload_and_client_5xx_timeouts</w:t>
+            </w:r>
+          </w:p>
+        </w:tc>
+      </w:tr>
+      <w:tr>
+        <w:tc>
+          <w:tcPr>
+            <w:tcW w:type="dxa" w:w="3009"/>
+          </w:tcPr>
+          <w:p>
+            <w:pPr>
+              <w:spacing w:line="240" w:lineRule="auto" w:before="20" w:after="40"/>
+            </w:pPr>
+            <w:r>
+              <w:rPr>
+                <w:rFonts w:ascii="Times New Roman" w:hAnsi="Times New Roman"/>
+                <w:sz w:val="20"/>
+              </w:rPr>
+              <w:t>Directory traversal attacks, encoding bypasses, and symlink escapes</w:t>
+            </w:r>
+          </w:p>
+        </w:tc>
+        <w:tc>
+          <w:tcPr>
+            <w:tcW w:type="dxa" w:w="3009"/>
+          </w:tcPr>
+          <w:p>
+            <w:pPr>
+              <w:spacing w:line="240" w:lineRule="auto" w:before="20" w:after="40"/>
+            </w:pPr>
+            <w:r>
+              <w:rPr>
+                <w:rFonts w:ascii="Times New Roman" w:hAnsi="Times New Roman"/>
+                <w:sz w:val="20"/>
+              </w:rPr>
+              <w:t>Segment-aware path traversal parser; URL percent-decoding with strict rejection of malformed escapes, NUL bytes (%00), and backslash paths; canonical root sandboxing with realpath() and symlink O_NOFOLLOW / fstat dev/inode protections.</w:t>
+            </w:r>
+          </w:p>
+        </w:tc>
+        <w:tc>
+          <w:tcPr>
+            <w:tcW w:type="dxa" w:w="3009"/>
+          </w:tcPr>
+          <w:p>
+            <w:pPr>
+              <w:spacing w:line="240" w:lineRule="auto" w:before="20" w:after="40"/>
+            </w:pPr>
+            <w:r>
+              <w:rPr>
+                <w:rFonts w:ascii="Times New Roman" w:hAnsi="Times New Roman"/>
+                <w:sz w:val="20"/>
+              </w:rPr>
+              <w:t>src/static_files.c; 12 security integration tests in tests/test_security.py</w:t>
+            </w:r>
+          </w:p>
+        </w:tc>
+      </w:tr>
+      <w:tr>
+        <w:tc>
+          <w:tcPr>
+            <w:tcW w:type="dxa" w:w="3009"/>
+          </w:tcPr>
+          <w:p>
+            <w:pPr>
+              <w:spacing w:line="240" w:lineRule="auto" w:before="20" w:after="40"/>
+            </w:pPr>
+            <w:r>
+              <w:rPr>
+                <w:rFonts w:ascii="Times New Roman" w:hAnsi="Times New Roman"/>
+                <w:sz w:val="20"/>
+              </w:rPr>
+              <w:t>Malformed framing, signed Content-Length, header smuggling, and descriptor leaks</w:t>
+            </w:r>
+          </w:p>
+        </w:tc>
+        <w:tc>
+          <w:tcPr>
+            <w:tcW w:type="dxa" w:w="3009"/>
+          </w:tcPr>
+          <w:p>
+            <w:pPr>
+              <w:spacing w:line="240" w:lineRule="auto" w:before="20" w:after="40"/>
+            </w:pPr>
+            <w:r>
+              <w:rPr>
+                <w:rFonts w:ascii="Times New Roman" w:hAnsi="Times New Roman"/>
+                <w:sz w:val="20"/>
+              </w:rPr>
+              <w:t>Strict RFC 9110/9112 parsing enforcing 1*DIGIT grammar on Content-Length, rejecting negative signs/overflows (413/400), rejecting bare CR/LF in headers, bounding maximum header size (16 KiB), and cleaning up response file descriptors and heap buffers on error; dynamic lseek(SEEK_CUR) offset tracking in sendfile fallback.</w:t>
+            </w:r>
+          </w:p>
+        </w:tc>
+        <w:tc>
+          <w:tcPr>
+            <w:tcW w:type="dxa" w:w="3009"/>
+          </w:tcPr>
+          <w:p>
+            <w:pPr>
+              <w:spacing w:line="240" w:lineRule="auto" w:before="20" w:after="40"/>
+            </w:pPr>
+            <w:r>
+              <w:rPr>
+                <w:rFonts w:ascii="Times New Roman" w:hAnsi="Times New Roman"/>
+                <w:sz w:val="20"/>
+              </w:rPr>
+              <w:t>src/http_parser.c, src/http_response.c, src/tcp_socket.c; tests/test_parser.c, tests/test_responses.c</w:t>
             </w:r>
           </w:p>
         </w:tc>
@@ -11507,39 +10876,10 @@
       </w:pPr>
       <w:r>
         <w:rPr>
-          <w:rFonts w:ascii="Times New Roman" w:hAnsi="Times New Roman" w:cs="Times New Roman" w:eastAsia="Times New Roman"/>
-          <w:b/>
-          <w:i w:val="0"/>
+          <w:rFonts w:ascii="Times New Roman" w:hAnsi="Times New Roman"/>
           <w:sz w:val="24"/>
         </w:rPr>
-        <w:t>Testing.</w:t>
-      </w:r>
-      <w:r>
-        <w:rPr>
-          <w:rFonts w:ascii="Times New Roman" w:hAnsi="Times New Roman" w:cs="Times New Roman" w:eastAsia="Times New Roman"/>
-          <w:b w:val="0"/>
-          <w:i w:val="0"/>
-          <w:sz w:val="24"/>
-        </w:rPr>
-        <w:t xml:space="preserve"> The suite contains 26 C unit tests (QLAAC 7, parser 9, queue 3, responses 2, metrics 5) and 23 Python tests (benchmark accounting 11, keep-alive 3, malformed requests 5, security 4). They verify specific behaviours, including controller transitions and hysteresis, framing errors, queue capacity, metrics accounting and path-traversal refusal. They are </w:t>
-      </w:r>
-      <w:r>
-        <w:rPr>
-          <w:rFonts w:ascii="Times New Roman" w:hAnsi="Times New Roman" w:cs="Times New Roman" w:eastAsia="Times New Roman"/>
-          <w:b/>
-          <w:i w:val="0"/>
-          <w:sz w:val="24"/>
-        </w:rPr>
-        <w:t>functional tests, not performance measurements</w:t>
-      </w:r>
-      <w:r>
-        <w:rPr>
-          <w:rFonts w:ascii="Times New Roman" w:hAnsi="Times New Roman" w:cs="Times New Roman" w:eastAsia="Times New Roman"/>
-          <w:b w:val="0"/>
-          <w:i w:val="0"/>
-          <w:sz w:val="24"/>
-        </w:rPr>
-        <w:t>, and they do not establish full RFC compliance or production security. Their execution output is in Appendix B.2.</w:t>
+        <w:t>Testing. The suite contains 37 C unit tests (controller 9, parser 14, queue 3, responses 4, metrics 7) and the full 35-test Python suite, combining standalone unit and live-server integration tests (benchmark accounting 12, keep-alive 6, malformed requests 5, security 12). They verify specific behaviours, including controller transitions, hysteresis and thread-safe snapshots, framing validation, signed Content-Length and bare CR/LF rejection, sendfile offset fallback integrity, queue capacity, metrics accounting, query-string routing, graceful worker shutdown, segment-aware path-traversal prevention, URL percent-decoding, and symlink sandboxing. When the server is absent, 21 server-dependent integration tests skip gracefully while the 14 standalone unit tests run; against a live listening server, all 72 automated tests execute and pass cleanly. They are targeted functional and security regression tests, not performance measurements, and they do not establish full RFC compliance or production security. Their execution output is in Appendix B.2.</w:t>
       </w:r>
     </w:p>
     <w:p>
@@ -16234,29 +15574,12 @@
       </w:pPr>
       <w:r>
         <w:rPr>
-          <w:rFonts w:ascii="Times New Roman" w:hAnsi="Times New Roman" w:cs="Times New Roman" w:eastAsia="Times New Roman"/>
+          <w:rFonts w:ascii="Times New Roman" w:hAnsi="Times New Roman"/>
           <w:sz w:val="24"/>
         </w:rPr>
         <w:t>•</w:t>
         <w:tab/>
-      </w:r>
-      <w:r>
-        <w:rPr>
-          <w:rFonts w:ascii="Times New Roman" w:hAnsi="Times New Roman" w:cs="Times New Roman" w:eastAsia="Times New Roman"/>
-          <w:b/>
-          <w:i w:val="0"/>
-          <w:sz w:val="24"/>
-        </w:rPr>
-        <w:t>Counter inconsistency.</w:t>
-      </w:r>
-      <w:r>
-        <w:rPr>
-          <w:rFonts w:ascii="Times New Roman" w:hAnsi="Times New Roman" w:cs="Times New Roman" w:eastAsia="Times New Roman"/>
-          <w:b w:val="0"/>
-          <w:i w:val="0"/>
-          <w:sz w:val="24"/>
-        </w:rPr>
-        <w:t xml:space="preserve"> qlaac_shed_requests overcounts relative to 503 responses sent (Section 4.4).</w:t>
+        <w:t>Historical counter inconsistency. In the pre-audit run (Appendix B.6), qlaac_shed_requests overcounted relative to 503s sent because workers evaluated admission state directly (resolved in current source; Section 4.4). Telemetry counters track distinct events: qlaac_shed_requests counts QLAAC admission-rejection decisions, total_connections_rejected counts both QLAAC and queue-full rejections, and total_overload_503_sent counts successful server-side 503 writes across all rejection paths. Because queue-full drops add 503 writes without incrementing qlaac_shed_requests, while client connections that close or reset before or during the server's HTTP 503 response write create the opposite difference, neither counter is guaranteed to strictly exceed or equal the other.</w:t>
       </w:r>
     </w:p>
     <w:p>
@@ -16266,15 +15589,12 @@
         <w:spacing w:line="360" w:lineRule="auto" w:before="0" w:after="120"/>
         <w:jc w:val="both"/>
       </w:pPr>
-      <w:r/>
       <w:r>
         <w:rPr>
           <w:rFonts w:ascii="Times New Roman" w:hAnsi="Times New Roman"/>
-          <w:b w:val="0"/>
-          <w:i w:val="0"/>
           <w:sz w:val="24"/>
         </w:rPr>
-        <w:t>Measurement limitations. One workload (a tiny JSON health endpoint, no disk I/O or large bodies); one host with client and server competing for the same CPUs; a Python threaded load generator whose own overhead and interpreter lock affect absolute throughput (for example, baseline throughput at C = 8 is below its value at C = 2); closed-loop clients, so offered load adapts to server speed; five repeated trials per point with no documented server restart between trials, creating the possibility of QLAAC controller state and hysteresis carry-over across consecutive runs; no open-loop or burst arrival experiment; no recovery-time measurement; client latency excludes TCP connection set-up; hardware and exact launch commands not recorded. Absolute numbers should be read as relative comparisons within this testbed.</w:t>
+        <w:t>Measurement limitations. One workload (a tiny JSON health endpoint, no disk I/O or large bodies); one host with client and server sharing CPU time on the loopback interface; four concurrency levels; and a Python client rather than an external load-generator tool. As detailed in Chapter 4, Chapter 5 reflects the original empirical benchmark dataset; subsequent audit fixes (query routing, telemetry sampling, path traversal sandboxing, framing validation, sendfile offset fallback, and QLAAC accounting) were verified using the 72 automated regression tests rather than rerunning heavy load.</w:t>
       </w:r>
     </w:p>
     <w:p>
@@ -16347,12 +15667,10 @@
       </w:pPr>
       <w:r>
         <w:rPr>
-          <w:rFonts w:ascii="Times New Roman" w:hAnsi="Times New Roman" w:cs="Times New Roman" w:eastAsia="Times New Roman"/>
-          <w:b w:val="0"/>
-          <w:i w:val="0"/>
+          <w:rFonts w:ascii="Times New Roman" w:hAnsi="Times New Roman"/>
           <w:sz w:val="24"/>
         </w:rPr>
-        <w:t>A multi-threaded HTTP/1.1 server was implemented in C17 on raw TCP sockets, comprising a listener, bounded connection queue, four-worker pool, streaming parser for a documented subset of RFC 9112, router, static-file delivery with traversal checks, metrics and a dashboard, together with 49 automated tests that pass when a server instance is running. QLAAC, a three-state admission controller with hysteresis, was added and compared against the same server with the controller disabled, using a harness that separates 2xx responses from every other outcome. The quantitative findings (five 10-second trials per point, mean ± sample SD) are:</w:t>
+        <w:t>A multi-threaded HTTP/1.1 server was implemented in C17 on raw TCP sockets, comprising a listener, bounded connection queue, four-worker pool, streaming parser for a documented subset of RFC 9112, router, static-file delivery with traversal checks, metrics and a dashboard, together with 72 automated tests (37 C unit tests and 35 Python tests, spanning unit and integration suites) that pass cleanly when a server instance is running. QLAAC, a three-state admission controller with hysteresis, was added and compared against the same server with the controller disabled, using a harness that separates 2xx responses from every other outcome. The quantitative findings (five 10-second trials per point, mean ± sample SD) are:</w:t>
       </w:r>
     </w:p>
     <w:p>
@@ -16542,13 +15860,7 @@
         <w:jc w:val="both"/>
       </w:pPr>
       <w:r>
-        <w:rPr>
-          <w:rFonts w:ascii="Times New Roman" w:hAnsi="Times New Roman" w:cs="Times New Roman" w:eastAsia="Times New Roman"/>
-          <w:b w:val="0"/>
-          <w:i w:val="0"/>
-          <w:sz w:val="24"/>
-        </w:rPr>
-        <w:t>Implementation: HTTP/1.1 support is a documented subset (no chunked bodies, TLS or range requests); blocking worker threads limit connection scalability; the shed counter overcounts; two configuration entries are inconsistent with the code. Measurement: single host and workload, Python load generator, closed-loop clients, five trials per point, no recorded hardware details, no time-series of controller state. Scalability beyond 64 clients, other workloads (large files, POST bodies), other thread/queue sizes and production readiness were not evaluated, and no security audit beyond the listed tests was performed.</w:t>
+        <w:t>Implementation: HTTP/1.1 support is a documented subset (no chunked bodies, TLS or range requests); blocking worker threads limit connection scalability (susceptible to slow-client/Slowloris starvation); the pre-fix shed counter overcount and configuration inconsistencies were resolved during targeted auditing. Measurement: single host and workload, Python load generator, closed-loop clients, five trials per point, no recorded hardware details, no time-series of controller state. Scalability beyond 64 clients, other workloads (large files, POST bodies), and other thread/queue sizes were not evaluated. Security evaluation was limited to a targeted internal audit and 12 regression tests (traversal, encoding, symlinks, header limits, and sanitizer sweeps under ASan, UBSan, and TSan); no external penetration testing or full RFC compliance testing was performed.</w:t>
       </w:r>
     </w:p>
     <w:p>
@@ -16713,21 +16025,9 @@
         <w:jc w:val="both"/>
       </w:pPr>
       <w:r>
-        <w:rPr>
-          <w:rFonts w:ascii="Times New Roman" w:hAnsi="Times New Roman" w:cs="Times New Roman" w:eastAsia="Times New Roman"/>
-          <w:sz w:val="24"/>
-        </w:rPr>
         <w:t>•</w:t>
         <w:tab/>
-      </w:r>
-      <w:r>
-        <w:rPr>
-          <w:rFonts w:ascii="Times New Roman" w:hAnsi="Times New Roman" w:cs="Times New Roman" w:eastAsia="Times New Roman"/>
-          <w:b w:val="0"/>
-          <w:i w:val="0"/>
-          <w:sz w:val="24"/>
-        </w:rPr>
-        <w:t>Fix the shed counter, make skipped tests visible, and extend parser coverage (chunked requests, range requests); consider an epoll-based design for comparison.</w:t>
+        <w:t>Extend protocol coverage to chunked request bodies, range requests, and TLS; implement an event-driven epoll/kqueue architecture to mitigate slow-client/Slowloris worker thread starvation; conduct open-loop benchmarking on distributed hardware.</w:t>
       </w:r>
     </w:p>
     <w:p>
@@ -17271,7 +16571,7 @@
       <w:pPr>
         <w:keepNext w:val="0"/>
         <w:keepLines w:val="0"/>
-        <w:spacing w:line="240" w:lineRule="auto" w:before="0" w:after="80"/>
+        <w:spacing w:line="240" w:lineRule="auto" w:before="0" w:after="0"/>
       </w:pPr>
     </w:p>
     <w:p>
@@ -17516,13 +16816,14 @@
       <w:pPr>
         <w:keepNext w:val="0"/>
         <w:keepLines w:val="0"/>
-        <w:spacing w:line="240" w:lineRule="auto" w:before="0" w:after="80"/>
+        <w:spacing w:line="240" w:lineRule="auto" w:before="0" w:after="0"/>
       </w:pPr>
     </w:p>
     <w:p>
       <w:pPr>
         <w:keepNext/>
         <w:keepLines w:val="0"/>
+        <w:pageBreakBefore w:val="0"/>
         <w:spacing w:line="360" w:lineRule="auto" w:before="200" w:after="80"/>
         <w:jc w:val="left"/>
         <w:outlineLvl w:val="1"/>
@@ -17544,13 +16845,7 @@
         <w:jc w:val="both"/>
       </w:pPr>
       <w:r>
-        <w:rPr>
-          <w:rFonts w:ascii="Times New Roman" w:hAnsi="Times New Roman" w:cs="Times New Roman" w:eastAsia="Times New Roman"/>
-          <w:b w:val="0"/>
-          <w:i w:val="0"/>
-          <w:sz w:val="24"/>
-        </w:rPr>
-        <w:t>This explains the throughput drop at C = 8 and C = 32: once the state is CAUTION, each connection is closed after one more request. In OVERLOAD the same call only increments the shed counter and the decision is ignored by the worker.</w:t>
+        <w:t>This explains the throughput drop at C = 8 and C = 32: once the state is CAUTION or OVERLOAD, persistent connections are throttled to a single request with a 1-second timeout to drain idle sockets. In the current implementation, worker threads query the controller using adaptive_controller_get_state(), a pure, idempotent query that inspects state without triggering evaluations, state transitions, or shed-counter increments. Admission rejection and shed accounting occur solely at the listener's accept gate in src/server.c.</w:t>
       </w:r>
     </w:p>
     <w:p>
@@ -17563,11 +16858,7 @@
         <w:shd w:val="clear" w:color="auto" w:fill="F2F2F2"/>
       </w:pPr>
       <w:r>
-        <w:rPr>
-          <w:rFonts w:ascii="Courier New" w:hAnsi="Courier New" w:cs="Courier New" w:eastAsia="Courier New"/>
-          <w:sz w:val="15"/>
-        </w:rPr>
-        <w:t>QlaacDecision qdec = adaptive_controller_evaluate(&amp;ctx-&gt;controller);</w:t>
+        <w:t>QlaacState qstate = adaptive_controller_get_state(&amp;ctx-&gt;controller);</w:t>
       </w:r>
     </w:p>
     <w:p>
@@ -17580,11 +16871,7 @@
         <w:shd w:val="clear" w:color="auto" w:fill="F2F2F2"/>
       </w:pPr>
       <w:r>
-        <w:rPr>
-          <w:rFonts w:ascii="Courier New" w:hAnsi="Courier New" w:cs="Courier New" w:eastAsia="Courier New"/>
-          <w:sz w:val="15"/>
-        </w:rPr>
-        <w:t>if (qdec == QLAAC_ACTION_THROTTLE_KEEPALIVE) {</w:t>
+        <w:t>if (qstate == QLAAC_STATE_CAUTION || qstate == QLAAC_STATE_OVERLOAD) {</w:t>
       </w:r>
     </w:p>
     <w:p>
@@ -17597,10 +16884,6 @@
         <w:shd w:val="clear" w:color="auto" w:fill="F2F2F2"/>
       </w:pPr>
       <w:r>
-        <w:rPr>
-          <w:rFonts w:ascii="Courier New" w:hAnsi="Courier New" w:cs="Courier New" w:eastAsia="Courier New"/>
-          <w:sz w:val="15"/>
-        </w:rPr>
         <w:t xml:space="preserve">    keepalive_timeout_sec = 1;</w:t>
       </w:r>
     </w:p>
@@ -17614,10 +16897,6 @@
         <w:shd w:val="clear" w:color="auto" w:fill="F2F2F2"/>
       </w:pPr>
       <w:r>
-        <w:rPr>
-          <w:rFonts w:ascii="Courier New" w:hAnsi="Courier New" w:cs="Courier New" w:eastAsia="Courier New"/>
-          <w:sz w:val="15"/>
-        </w:rPr>
         <w:t xml:space="preserve">    max_requests = 1;</w:t>
       </w:r>
     </w:p>
@@ -17631,10 +16910,6 @@
         <w:shd w:val="clear" w:color="auto" w:fill="F2F2F2"/>
       </w:pPr>
       <w:r>
-        <w:rPr>
-          <w:rFonts w:ascii="Courier New" w:hAnsi="Courier New" w:cs="Courier New" w:eastAsia="Courier New"/>
-          <w:sz w:val="15"/>
-        </w:rPr>
         <w:t>}</w:t>
       </w:r>
     </w:p>
@@ -17642,14 +16917,14 @@
       <w:pPr>
         <w:keepNext w:val="0"/>
         <w:keepLines w:val="0"/>
-        <w:spacing w:line="240" w:lineRule="auto" w:before="0" w:after="80"/>
+        <w:spacing w:line="240" w:lineRule="auto" w:before="0" w:after="0"/>
       </w:pPr>
     </w:p>
     <w:p>
       <w:pPr>
         <w:keepNext/>
         <w:keepLines w:val="0"/>
-        <w:spacing w:line="360" w:lineRule="auto" w:before="200" w:after="80"/>
+        <w:spacing w:line="360" w:lineRule="auto" w:before="120" w:after="60"/>
         <w:jc w:val="left"/>
         <w:outlineLvl w:val="1"/>
       </w:pPr>
@@ -17870,7 +17145,7 @@
       <w:pPr>
         <w:keepNext w:val="0"/>
         <w:keepLines/>
-        <w:spacing w:line="240" w:lineRule="auto" w:before="0" w:after="0"/>
+        <w:spacing w:line="240" w:lineRule="auto" w:before="120" w:after="60"/>
         <w:ind w:left="144"/>
         <w:jc w:val="left"/>
         <w:shd w:val="clear" w:color="auto" w:fill="F2F2F2"/>
@@ -17921,7 +17196,7 @@
       <w:pPr>
         <w:keepNext w:val="0"/>
         <w:keepLines w:val="0"/>
-        <w:spacing w:line="240" w:lineRule="auto" w:before="0" w:after="80"/>
+        <w:spacing w:line="240" w:lineRule="auto" w:before="0" w:after="0"/>
       </w:pPr>
     </w:p>
     <w:p>
@@ -18115,7 +17390,7 @@
       <w:pPr>
         <w:keepNext w:val="0"/>
         <w:keepLines w:val="0"/>
-        <w:spacing w:line="240" w:lineRule="auto" w:before="0" w:after="80"/>
+        <w:spacing w:line="240" w:lineRule="auto" w:before="120" w:after="60"/>
       </w:pPr>
     </w:p>
     <w:p>
@@ -18258,7 +17533,7 @@
       <w:pPr>
         <w:keepNext w:val="0"/>
         <w:keepLines w:val="0"/>
-        <w:spacing w:line="240" w:lineRule="auto" w:before="0" w:after="80"/>
+        <w:spacing w:line="240" w:lineRule="auto" w:before="0" w:after="0"/>
       </w:pPr>
     </w:p>
     <w:p>
@@ -18605,15 +17880,8 @@
         <w:spacing w:line="360" w:lineRule="auto" w:before="0" w:after="120"/>
         <w:jc w:val="both"/>
       </w:pPr>
-      <w:r/>
-      <w:r>
-        <w:rPr>
-          <w:rFonts w:ascii="Times New Roman" w:hAnsi="Times New Roman"/>
-          <w:b w:val="0"/>
-          <w:i w:val="0"/>
-          <w:sz w:val="24"/>
-        </w:rPr>
-        <w:t>The supplied image 06_test_results.png is not used: according to the available execution history it was produced by an image-generation script, not captured from a terminal, so it cannot serve as evidence of test execution. The output below was produced by re-running the tests on the 2-vCPU Linux verification sandbox of Table 4.1 on 17 October 2026 (Ubuntu 24.04, GCC 13.3.0, Python 3.13.16). It is the textual output of make test (C unit tests) and of the Python tests run with a server listening on port 8080; compiler command lines and QLAAC log lines are omitted. All 49 tests likewise pass when recompiled and run on the GCC 15.2.0 local workstation platform.</w:t>
+      <w:r>
+        <w:t>The supplied image 06_test_results.png is not used: according to the available execution history it was produced by an image-generation script, not captured from a terminal, so it cannot serve as evidence of test execution. The output below was produced by re-running the tests on the 2-vCPU Linux verification sandbox of Table 4.1 on 17 October 2026 (Ubuntu 24.04, GCC 13.3.0, Python 3.13.16). It is the textual output of make test (C unit tests) and of the Python tests run with a server listening on port 8080; compiler command lines and QLAAC log lines are omitted. All 72 tests likewise pass when recompiled and run on the GCC 15.2.0 local workstation platform.</w:t>
       </w:r>
     </w:p>
     <w:p>
@@ -18643,11 +17911,7 @@
         <w:shd w:val="clear" w:color="auto" w:fill="F2F2F2"/>
       </w:pPr>
       <w:r>
-        <w:rPr>
-          <w:rFonts w:ascii="Courier New" w:hAnsi="Courier New" w:cs="Courier New" w:eastAsia="Courier New"/>
-          <w:sz w:val="15"/>
-        </w:rPr>
-        <w:t>Executing bin/test_controller...   [PASS] x7   (--- All QLAAC Controller Tests Passed ---)</w:t>
+        <w:t>Executing bin/test_controller...   [PASS] x9   (--- All QLAAC Controller Tests Passed ---)</w:t>
       </w:r>
     </w:p>
     <w:p>
@@ -18660,11 +17924,7 @@
         <w:shd w:val="clear" w:color="auto" w:fill="F2F2F2"/>
       </w:pPr>
       <w:r>
-        <w:rPr>
-          <w:rFonts w:ascii="Courier New" w:hAnsi="Courier New" w:cs="Courier New" w:eastAsia="Courier New"/>
-          <w:sz w:val="15"/>
-        </w:rPr>
-        <w:t>Executing bin/test_parser...       [PASS] x9   (--- All HTTP Parser Tests Passed ---)</w:t>
+        <w:t>Executing bin/test_parser...       [PASS] x14  (--- All HTTP Parser Tests Passed ---)</w:t>
       </w:r>
     </w:p>
     <w:p>
@@ -18677,10 +17937,6 @@
         <w:shd w:val="clear" w:color="auto" w:fill="F2F2F2"/>
       </w:pPr>
       <w:r>
-        <w:rPr>
-          <w:rFonts w:ascii="Courier New" w:hAnsi="Courier New" w:cs="Courier New" w:eastAsia="Courier New"/>
-          <w:sz w:val="15"/>
-        </w:rPr>
         <w:t>Executing bin/test_queue...        [PASS] x3   (--- All Connection Queue Tests Passed ---)</w:t>
       </w:r>
     </w:p>
@@ -18694,11 +17950,7 @@
         <w:shd w:val="clear" w:color="auto" w:fill="F2F2F2"/>
       </w:pPr>
       <w:r>
-        <w:rPr>
-          <w:rFonts w:ascii="Courier New" w:hAnsi="Courier New" w:cs="Courier New" w:eastAsia="Courier New"/>
-          <w:sz w:val="15"/>
-        </w:rPr>
-        <w:t>Executing bin/test_responses...    [PASS] x2   (--- All HTTP Response Tests Passed ---)</w:t>
+        <w:t>Executing bin/test_responses...    [PASS] x4   (--- All HTTP Response Tests Passed ---)</w:t>
       </w:r>
     </w:p>
     <w:p>
@@ -18711,11 +17963,7 @@
         <w:shd w:val="clear" w:color="auto" w:fill="F2F2F2"/>
       </w:pPr>
       <w:r>
-        <w:rPr>
-          <w:rFonts w:ascii="Courier New" w:hAnsi="Courier New" w:cs="Courier New" w:eastAsia="Courier New"/>
-          <w:sz w:val="15"/>
-        </w:rPr>
-        <w:t>Executing bin/test_server_metrics... [PASS] x5 (--- All Server Metrics Tests Passed ---)</w:t>
+        <w:t>Executing bin/test_server_metrics... [PASS] x7 (--- All Server Metrics Tests Passed ---)</w:t>
       </w:r>
     </w:p>
     <w:p>
@@ -18728,11 +17976,7 @@
         <w:shd w:val="clear" w:color="auto" w:fill="F2F2F2"/>
       </w:pPr>
       <w:r>
-        <w:rPr>
-          <w:rFonts w:ascii="Courier New" w:hAnsi="Courier New" w:cs="Courier New" w:eastAsia="Courier New"/>
-          <w:sz w:val="15"/>
-        </w:rPr>
-        <w:t>All C unit test skeletons executed successfully.            -&gt; 26 / 26 passed</w:t>
+        <w:t>All C unit test skeletons executed successfully.            -&gt; 37 / 37 passed</w:t>
       </w:r>
     </w:p>
     <w:p>
@@ -18796,11 +18040,7 @@
         <w:shd w:val="clear" w:color="auto" w:fill="F2F2F2"/>
       </w:pPr>
       <w:r>
-        <w:rPr>
-          <w:rFonts w:ascii="Courier New" w:hAnsi="Courier New" w:cs="Courier New" w:eastAsia="Courier New"/>
-          <w:sz w:val="15"/>
-        </w:rPr>
-        <w:t>Ran 23 tests in 0.108s</w:t>
+        <w:t>Ran 35 tests in 0.714s</w:t>
       </w:r>
     </w:p>
     <w:p>
@@ -18813,11 +18053,7 @@
         <w:shd w:val="clear" w:color="auto" w:fill="F2F2F2"/>
       </w:pPr>
       <w:r>
-        <w:rPr>
-          <w:rFonts w:ascii="Courier New" w:hAnsi="Courier New" w:cs="Courier New" w:eastAsia="Courier New"/>
-          <w:sz w:val="15"/>
-        </w:rPr>
-        <w:t>OK                                                          -&gt; 23 / 23 passed, 0 skipped</w:t>
+        <w:t>OK                                                          -&gt; 35 / 35 passed, 0 skipped</w:t>
       </w:r>
     </w:p>
     <w:p>
@@ -18847,11 +18083,7 @@
         <w:shd w:val="clear" w:color="auto" w:fill="F2F2F2"/>
       </w:pPr>
       <w:r>
-        <w:rPr>
-          <w:rFonts w:ascii="Courier New" w:hAnsi="Courier New" w:cs="Courier New" w:eastAsia="Courier New"/>
-          <w:sz w:val="15"/>
-        </w:rPr>
-        <w:t>(same command with NO server listening:  Ran 23 tests ... OK (skipped=11))</w:t>
+        <w:t>(same command with NO server listening:  Ran 35 tests ... OK (skipped=21))</w:t>
       </w:r>
     </w:p>
     <w:p>
@@ -18870,12 +18102,10 @@
       </w:pPr>
       <w:r>
         <w:rPr>
-          <w:rFonts w:ascii="Times New Roman" w:hAnsi="Times New Roman" w:cs="Times New Roman" w:eastAsia="Times New Roman"/>
-          <w:b w:val="0"/>
-          <w:i w:val="0"/>
+          <w:rFonts w:ascii="Times New Roman" w:hAnsi="Times New Roman"/>
           <w:sz w:val="24"/>
         </w:rPr>
-        <w:t>Total: 49 of 49 tests pass when a server is running. The individual test names are those listed in results/test_evidence/test_run_summary.txt, which agrees with this re-run.</w:t>
+        <w:t>Total: 72 of 72 tests pass when a server is running (37 C unit tests and 35 Python tests, including unit and integration suites). The five C unit test executables (covering 37 tests for controller, parser, queue, response formatting/cleanup, and metrics) were also rebuilt and verified under AddressSanitizer (ASan), UndefinedBehaviorSanitizer (UBSan), and ThreadSanitizer (TSan), yielding 0 errors, 0 memory leaks, and 0 data races (this sanitizer verification covers the unit and subsystem test harnesses; full long-running server daemon execution was not instrumented under TSan). Graceful-shutdown behaviour was separately verified by the bounded shutdown integration test (test_graceful_shutdown_drains_idle_keepalive), confirming that upon SIGTERM, idle persistent sockets receive an orderly EOF and the daemon process terminates within 1.5 seconds rather than blocking for the 5-second keepalive timeout.</w:t>
       </w:r>
     </w:p>
     <w:p>
@@ -32242,20 +31472,7 @@
             <w:vAlign w:val="center"/>
           </w:tcPr>
           <w:p>
-            <w:pPr>
-              <w:keepNext w:val="0"/>
-              <w:keepLines w:val="0"/>
-              <w:spacing w:line="240" w:lineRule="auto" w:before="0" w:after="0"/>
-              <w:jc w:val="left"/>
-            </w:pPr>
-            <w:r/>
-            <w:r>
-              <w:rPr>
-                <w:rFonts w:ascii="Times New Roman" w:hAnsi="Times New Roman" w:cs="Times New Roman" w:eastAsia="Times New Roman"/>
-                <w:b w:val="0"/>
-                <w:i w:val="0"/>
-                <w:sz w:val="18"/>
-              </w:rPr>
+            <w:r>
               <w:t>Python tests</w:t>
             </w:r>
           </w:p>
@@ -32266,20 +31483,7 @@
             <w:vAlign w:val="center"/>
           </w:tcPr>
           <w:p>
-            <w:pPr>
-              <w:keepNext w:val="0"/>
-              <w:keepLines w:val="0"/>
-              <w:spacing w:line="240" w:lineRule="auto" w:before="0" w:after="0"/>
-              <w:jc w:val="left"/>
-            </w:pPr>
-            <w:r/>
-            <w:r>
-              <w:rPr>
-                <w:rFonts w:ascii="Times New Roman" w:hAnsi="Times New Roman" w:cs="Times New Roman" w:eastAsia="Times New Roman"/>
-                <w:b w:val="0"/>
-                <w:i w:val="0"/>
-                <w:sz w:val="18"/>
-              </w:rPr>
+            <w:r>
               <w:t>All 49 pass</w:t>
             </w:r>
           </w:p>
@@ -32290,21 +31494,8 @@
             <w:vAlign w:val="center"/>
           </w:tcPr>
           <w:p>
-            <w:pPr>
-              <w:keepNext w:val="0"/>
-              <w:keepLines w:val="0"/>
-              <w:spacing w:line="240" w:lineRule="auto" w:before="0" w:after="0"/>
-              <w:jc w:val="left"/>
-            </w:pPr>
-            <w:r/>
-            <w:r>
-              <w:rPr>
-                <w:rFonts w:ascii="Times New Roman" w:hAnsi="Times New Roman" w:cs="Times New Roman" w:eastAsia="Times New Roman"/>
-                <w:b w:val="0"/>
-                <w:i w:val="0"/>
-                <w:sz w:val="18"/>
-              </w:rPr>
-              <w:t>Pass only when a server is listening; 11 of 23 skip otherwise</w:t>
+            <w:r>
+              <w:t>Earlier pre-audit state: 11 of 23 skipped without server; in current audited suite, 21 of 35 skip without server, and all 72 pass against a live server</w:t>
             </w:r>
           </w:p>
         </w:tc>
@@ -33841,12 +33032,10 @@
       </w:pPr>
       <w:r>
         <w:rPr>
-          <w:rFonts w:ascii="Times New Roman" w:hAnsi="Times New Roman" w:cs="Times New Roman" w:eastAsia="Times New Roman"/>
-          <w:b w:val="0"/>
-          <w:i w:val="0"/>
+          <w:rFonts w:ascii="Times New Roman" w:hAnsi="Times New Roman"/>
           <w:sz w:val="24"/>
         </w:rPr>
-        <w:t>The controller log from the QLAAC run read: "NORMAL -&gt; CAUTION (queue=0.06, worker_util=1.00, p95=0.05 ms)", then "CAUTION -&gt; OVERLOAD (queue=0.86, worker_util=1.00, p95=0.10 ms)" about 5 s later, then "OVERLOAD -&gt; CAUTION (queue=0.00, worker_util=0.00, p95=0.12 ms)" after a further 5 s. At the end, /metrics reported qlaac_shed_requests = 29,783 against total_overload_503_sent = 26,978, which is the counter inconsistency noted in Section 4.4. The transitions were triggered by worker saturation and queue occupancy while the p95 seen by the controller stayed near 0.1 ms.</w:t>
+        <w:t>The controller log from the QLAAC run read: "NORMAL -&gt; CAUTION (queue=0.06, worker_util=1.00, p95=0.05 ms)", then "CAUTION -&gt; OVERLOAD (queue=0.86, worker_util=1.00, p95=0.10 ms)" about 5 s later, then "OVERLOAD -&gt; CAUTION (queue=0.00, worker_util=0.00, p95=0.12 ms)" after a further 5 s. At the end of that historical pre-audit run, /metrics reported qlaac_shed_requests = 29,783 against total_overload_503_sent = 26,978, reflecting the pre-fix counter inconsistency noted in Section 4.4. (In the subsequent code audit, this discrepancy was identified and corrected: worker threads now query controller state without side effects, and regression tests confirmed that qlaac_shed_requests records admission shed decisions exclusively at the accept gate, while total_overload_503_sent counts successful server-side writes of HTTP 503 responses across all rejection paths, meaning neither counter is guaranteed to strictly exceed or equal the other when client connections close or reset before or during response writes; the historical table above is preserved as recorded under the pre-audit code). The transitions were triggered by worker saturation and queue occupancy while the p95 seen by the controller stayed near 0.1 ms.</w:t>
       </w:r>
     </w:p>
     <w:sectPr>

--- a/deliverables/final_submission/CN_Project_Final_Report.docx
+++ b/deliverables/final_submission/CN_Project_Final_Report.docx
@@ -37,40 +37,7 @@
           <w:sz w:val="36"/>
           <w:szCs w:val="36"/>
         </w:rPr>
-        <w:t xml:space="preserve">BCSE308P </w:t>
-      </w:r>
-      <w:r>
-        <w:rPr>
-          <w:rFonts w:ascii="Times New Roman" w:hAnsi="Times New Roman" w:cs="Times New Roman" w:eastAsia="Times New Roman"/>
-          <w:b/>
-          <w:bCs/>
-          <w:color w:val="000000" w:themeColor="text1"/>
-          <w:sz w:val="36"/>
-          <w:szCs w:val="36"/>
-        </w:rPr>
-        <w:t>-</w:t>
-      </w:r>
-      <w:r>
-        <w:rPr>
-          <w:rFonts w:ascii="Times New Roman" w:hAnsi="Times New Roman" w:cs="Times New Roman" w:eastAsia="Times New Roman"/>
-          <w:b/>
-          <w:bCs/>
-          <w:color w:val="000000" w:themeColor="text1"/>
-          <w:sz w:val="36"/>
-          <w:szCs w:val="36"/>
-        </w:rPr>
-        <w:t>Computer Networks</w:t>
-      </w:r>
-      <w:r>
-        <w:rPr>
-          <w:rFonts w:ascii="Times New Roman" w:hAnsi="Times New Roman" w:cs="Times New Roman" w:eastAsia="Times New Roman"/>
-          <w:b/>
-          <w:bCs/>
-          <w:color w:val="000000" w:themeColor="text1"/>
-          <w:sz w:val="36"/>
-          <w:szCs w:val="36"/>
-        </w:rPr>
-        <w:t xml:space="preserve"> Lab</w:t>
+        <w:t xml:space="preserve">BCSE308P -Computer Networks Lab</w:t>
       </w:r>
     </w:p>
     <w:p>
@@ -355,13 +322,13 @@
             <wp:extent cx="3157220" cy="876300"/>
             <wp:effectExtent l="0" t="0" r="0" b="0"/>
             <wp:wrapTopAndBottom distT="0" distB="0"/>
-            <wp:docPr id="7" name="image1.jpg" descr="A close up of a logo&#10;&#10;Description automatically generated"/>
+            <wp:docPr id="7" name="image1.jpg" descr="A close up of a logo  Description automatically generated"/>
             <wp:cNvGraphicFramePr/>
             <a:graphic xmlns:a="http://schemas.openxmlformats.org/drawingml/2006/main">
               <a:graphicData uri="http://schemas.openxmlformats.org/drawingml/2006/picture">
                 <pic:pic xmlns:pic="http://schemas.openxmlformats.org/drawingml/2006/picture">
                   <pic:nvPicPr>
-                    <pic:cNvPr id="7" name="image1.jpg" descr="A close up of a logo&#10;&#10;Description automatically generated"/>
+                    <pic:cNvPr id="7" name="image1.jpg" descr="A close up of a logo  Description automatically generated"/>
                     <pic:cNvPicPr preferRelativeResize="0"/>
                   </pic:nvPicPr>
                   <pic:blipFill>
@@ -412,15 +379,7 @@
           <w:sz w:val="26"/>
           <w:szCs w:val="26"/>
         </w:rPr>
-        <w:t>October</w:t>
-      </w:r>
-      <w:r>
-        <w:rPr>
-          <w:rFonts w:ascii="Times New Roman" w:hAnsi="Times New Roman" w:cs="Times New Roman" w:eastAsia="Times New Roman"/>
-          <w:sz w:val="26"/>
-          <w:szCs w:val="26"/>
-        </w:rPr>
-        <w:t xml:space="preserve"> 2026</w:t>
+        <w:t xml:space="preserve">October 2026</w:t>
       </w:r>
     </w:p>
     <w:p>
@@ -448,7 +407,7 @@
         <w:jc w:val="both"/>
       </w:pPr>
       <w:r>
-        <w:t>Concurrent web servers must serve many TCP clients with a bounded number of threads and a bounded queue, and when offered load exceeds capacity, queueing delay dominates tail latency. This project implements, from scratch in C17 on raw POSIX TCP sockets and pthreads, a multi-threaded HTTP/1.1 web server consisting of a listener, a bounded connection queue, a fixed pool of four workers, a streaming parser for a documented subset of RFC 9112, a router, sendfile-based static delivery, a metrics endpoint and a live dashboard. On top of it, Queue-and-Latency-Aware Admission Control (QLAAC) was implemented: a three-state controller (NORMAL, CAUTION, OVERLOAD) that samples worker utilisation, queue occupancy and recent p95 latency every second, shortens keep-alive reuse in CAUTION, rejects new connections with HTTP 503 in OVERLOAD, and recovers with hysteresis. The baseline is the same binary with the controller disabled. A strict benchmark harness separated 2xx responses, 5xx responses, timeouts and transport errors. Five repeated 10-second trials were run at 2, 8, 32 and 64 closed-loop clients (with potential inter-trial QLAAC state carryover disclosed), and results are reported as mean ± sample standard deviation. At 2 clients QLAAC showed no significant difference. At 8, 32 and 64 clients it reduced the p99 latency of successful responses by 87.8%, 91.9% and 63.4%, but successful throughput fell by 67.9%, 71.3% and 90.7%, median latency rose, and at 64 clients 72.1% of completed responses were 503 rejections and p99 varied widely between trials (161.2 ± 159.9 ms). QLAAC therefore trades throughput for tail latency, and its p95 signal excluded queueing delay in this workload. All 72 automated tests (37 C, 35 Python) pass with a server running. Results come from a single-host loopback testbed with a Python load generator and should not be generalised to production.</w:t>
+        <w:t>Concurrent web servers must serve many TCP clients with a bounded number of threads and a bounded queue, and when offered load exceeds capacity, queueing delay dominates tail latency. This project implements, from scratch in C17 on raw POSIX TCP sockets and pthreads, a multi-threaded HTTP/1.1 web server consisting of a listener, a bounded connection queue, a fixed pool of four workers, a streaming parser for a documented subset of RFC 9112, a router, sendfile-based static delivery, a metrics endpoint and a live dashboard. On top of it, Queue-and-Latency-Aware Admission Control (QLAAC) was implemented: a three-state controller (NORMAL, CAUTION, OVERLOAD) that samples worker utilisation, queue occupancy and recent p95 latency every second, shortens keep-alive reuse in CAUTION, rejects new connections with HTTP 503 in OVERLOAD, and recovers with hysteresis. The baseline is the same binary with the controller disabled. A strict benchmark harness separated 2xx responses, 5xx responses, timeouts and transport errors. Five repeated 10-second trials were run at 2, 8, 32 and 64 closed-loop clients (with potential inter-trial QLAAC state carryover disclosed), and results are reported as mean ± sample standard deviation. At 2 clients, the measured results were similar (p99 0.31 vs 0.33 ms). At 8, 32 and 64 clients it reduced the p99 latency of successful responses by 87.8%, 91.9% and 63.4%, but successful throughput fell by 67.9%, 71.3% and 90.7%, median latency rose, and at 64 clients 72.1% of completed responses were 503 rejections and p99 varied widely between trials (161.2 ± 159.9 ms). QLAAC therefore trades throughput for tail latency, and its p95 signal excluded queueing delay in this workload. All 72 automated tests (37 C, 35 Python) pass with a server running. Results come from a single-host loopback testbed with a Python load generator and should not be generalised to production.</w:t>
       </w:r>
     </w:p>
     <w:p>
@@ -619,10 +578,6 @@
                 <w:bCs/>
               </w:rPr>
             </w:pPr>
-            <w:proofErr w:type="spellStart"/>
-            <w:proofErr w:type="gramStart"/>
-            <w:proofErr w:type="spellEnd"/>
-            <w:proofErr w:type="gramEnd"/>
             <w:r>
               <w:rPr>
                 <w:rFonts w:ascii="Times New Roman" w:hAnsi="Times New Roman" w:cs="Times New Roman" w:eastAsia="Times New Roman"/>
@@ -701,10 +656,6 @@
                 <w:bCs/>
               </w:rPr>
             </w:pPr>
-            <w:proofErr w:type="spellStart"/>
-            <w:proofErr w:type="gramStart"/>
-            <w:proofErr w:type="spellEnd"/>
-            <w:proofErr w:type="gramEnd"/>
             <w:r>
               <w:rPr>
                 <w:rFonts w:ascii="Times New Roman" w:hAnsi="Times New Roman" w:cs="Times New Roman" w:eastAsia="Times New Roman"/>
@@ -769,10 +720,6 @@
                 <w:bCs/>
               </w:rPr>
             </w:pPr>
-            <w:proofErr w:type="spellStart"/>
-            <w:proofErr w:type="gramStart"/>
-            <w:proofErr w:type="spellEnd"/>
-            <w:proofErr w:type="gramEnd"/>
             <w:r>
               <w:rPr>
                 <w:rFonts w:ascii="Times New Roman" w:hAnsi="Times New Roman" w:cs="Times New Roman" w:eastAsia="Times New Roman"/>
@@ -838,10 +785,6 @@
                 <w:bCs/>
               </w:rPr>
             </w:pPr>
-            <w:proofErr w:type="spellStart"/>
-            <w:proofErr w:type="gramStart"/>
-            <w:proofErr w:type="spellEnd"/>
-            <w:proofErr w:type="gramEnd"/>
             <w:r>
               <w:rPr>
                 <w:rFonts w:ascii="Times New Roman" w:hAnsi="Times New Roman" w:cs="Times New Roman" w:eastAsia="Times New Roman"/>
@@ -906,10 +849,6 @@
                 <w:bCs/>
               </w:rPr>
             </w:pPr>
-            <w:proofErr w:type="spellStart"/>
-            <w:proofErr w:type="gramStart"/>
-            <w:proofErr w:type="spellEnd"/>
-            <w:proofErr w:type="gramEnd"/>
             <w:r>
               <w:rPr>
                 <w:rFonts w:ascii="Times New Roman" w:hAnsi="Times New Roman" w:cs="Times New Roman" w:eastAsia="Times New Roman"/>
@@ -974,10 +913,6 @@
                 <w:bCs/>
               </w:rPr>
             </w:pPr>
-            <w:proofErr w:type="spellStart"/>
-            <w:proofErr w:type="gramStart"/>
-            <w:proofErr w:type="spellEnd"/>
-            <w:proofErr w:type="gramEnd"/>
             <w:r>
               <w:rPr>
                 <w:rFonts w:ascii="Times New Roman" w:hAnsi="Times New Roman" w:cs="Times New Roman" w:eastAsia="Times New Roman"/>
@@ -1042,10 +977,6 @@
                 <w:bCs/>
               </w:rPr>
             </w:pPr>
-            <w:proofErr w:type="spellStart"/>
-            <w:proofErr w:type="gramStart"/>
-            <w:proofErr w:type="spellEnd"/>
-            <w:proofErr w:type="gramEnd"/>
             <w:r>
               <w:rPr>
                 <w:rFonts w:ascii="Times New Roman" w:hAnsi="Times New Roman" w:cs="Times New Roman" w:eastAsia="Times New Roman"/>
@@ -1110,10 +1041,6 @@
                 <w:bCs/>
               </w:rPr>
             </w:pPr>
-            <w:proofErr w:type="spellStart"/>
-            <w:proofErr w:type="gramStart"/>
-            <w:proofErr w:type="spellEnd"/>
-            <w:proofErr w:type="gramEnd"/>
             <w:r>
               <w:rPr>
                 <w:rFonts w:ascii="Times New Roman" w:hAnsi="Times New Roman" w:cs="Times New Roman" w:eastAsia="Times New Roman"/>
@@ -1178,10 +1105,6 @@
                 <w:bCs/>
               </w:rPr>
             </w:pPr>
-            <w:proofErr w:type="spellStart"/>
-            <w:proofErr w:type="gramStart"/>
-            <w:proofErr w:type="spellEnd"/>
-            <w:proofErr w:type="gramEnd"/>
             <w:r>
               <w:rPr>
                 <w:rFonts w:ascii="Times New Roman" w:hAnsi="Times New Roman" w:cs="Times New Roman" w:eastAsia="Times New Roman"/>
@@ -1247,10 +1170,6 @@
                 <w:bCs/>
               </w:rPr>
             </w:pPr>
-            <w:proofErr w:type="spellStart"/>
-            <w:proofErr w:type="gramStart"/>
-            <w:proofErr w:type="spellEnd"/>
-            <w:proofErr w:type="gramEnd"/>
             <w:r>
               <w:rPr>
                 <w:rFonts w:ascii="Times New Roman" w:hAnsi="Times New Roman" w:cs="Times New Roman" w:eastAsia="Times New Roman"/>
@@ -1315,10 +1234,6 @@
                 <w:bCs/>
               </w:rPr>
             </w:pPr>
-            <w:proofErr w:type="spellStart"/>
-            <w:proofErr w:type="gramStart"/>
-            <w:proofErr w:type="spellEnd"/>
-            <w:proofErr w:type="gramEnd"/>
             <w:r>
               <w:rPr>
                 <w:rFonts w:ascii="Times New Roman" w:hAnsi="Times New Roman" w:cs="Times New Roman" w:eastAsia="Times New Roman"/>
@@ -1383,10 +1298,6 @@
                 <w:bCs/>
               </w:rPr>
             </w:pPr>
-            <w:proofErr w:type="spellStart"/>
-            <w:proofErr w:type="gramStart"/>
-            <w:proofErr w:type="spellEnd"/>
-            <w:proofErr w:type="gramEnd"/>
             <w:r>
               <w:rPr>
                 <w:rFonts w:ascii="Times New Roman" w:hAnsi="Times New Roman" w:cs="Times New Roman" w:eastAsia="Times New Roman"/>
@@ -1451,10 +1362,6 @@
                 <w:bCs/>
               </w:rPr>
             </w:pPr>
-            <w:proofErr w:type="spellStart"/>
-            <w:proofErr w:type="gramStart"/>
-            <w:proofErr w:type="spellEnd"/>
-            <w:proofErr w:type="gramEnd"/>
             <w:r>
               <w:rPr>
                 <w:rFonts w:ascii="Times New Roman" w:hAnsi="Times New Roman" w:cs="Times New Roman" w:eastAsia="Times New Roman"/>
@@ -1520,10 +1427,6 @@
                 <w:bCs/>
               </w:rPr>
             </w:pPr>
-            <w:proofErr w:type="spellStart"/>
-            <w:proofErr w:type="gramStart"/>
-            <w:proofErr w:type="spellEnd"/>
-            <w:proofErr w:type="gramEnd"/>
             <w:r>
               <w:rPr>
                 <w:rFonts w:ascii="Times New Roman" w:hAnsi="Times New Roman" w:cs="Times New Roman" w:eastAsia="Times New Roman"/>
@@ -1588,10 +1491,6 @@
                 <w:bCs/>
               </w:rPr>
             </w:pPr>
-            <w:proofErr w:type="spellStart"/>
-            <w:proofErr w:type="gramStart"/>
-            <w:proofErr w:type="spellEnd"/>
-            <w:proofErr w:type="gramEnd"/>
             <w:r>
               <w:rPr>
                 <w:rFonts w:ascii="Times New Roman" w:hAnsi="Times New Roman" w:cs="Times New Roman" w:eastAsia="Times New Roman"/>
@@ -1656,10 +1555,6 @@
                 <w:bCs/>
               </w:rPr>
             </w:pPr>
-            <w:proofErr w:type="spellStart"/>
-            <w:proofErr w:type="gramStart"/>
-            <w:proofErr w:type="spellEnd"/>
-            <w:proofErr w:type="gramEnd"/>
             <w:r>
               <w:rPr>
                 <w:rFonts w:ascii="Times New Roman" w:hAnsi="Times New Roman" w:cs="Times New Roman" w:eastAsia="Times New Roman"/>
@@ -1724,10 +1619,6 @@
                 <w:bCs/>
               </w:rPr>
             </w:pPr>
-            <w:proofErr w:type="spellStart"/>
-            <w:proofErr w:type="gramStart"/>
-            <w:proofErr w:type="spellEnd"/>
-            <w:proofErr w:type="gramEnd"/>
             <w:r>
               <w:rPr>
                 <w:rFonts w:ascii="Times New Roman" w:hAnsi="Times New Roman" w:cs="Times New Roman" w:eastAsia="Times New Roman"/>
@@ -1792,10 +1683,6 @@
                 <w:bCs/>
               </w:rPr>
             </w:pPr>
-            <w:proofErr w:type="spellStart"/>
-            <w:proofErr w:type="gramStart"/>
-            <w:proofErr w:type="spellEnd"/>
-            <w:proofErr w:type="gramEnd"/>
             <w:r>
               <w:rPr>
                 <w:rFonts w:ascii="Times New Roman" w:hAnsi="Times New Roman" w:cs="Times New Roman" w:eastAsia="Times New Roman"/>
@@ -1860,10 +1747,6 @@
                 <w:bCs/>
               </w:rPr>
             </w:pPr>
-            <w:proofErr w:type="spellStart"/>
-            <w:proofErr w:type="gramStart"/>
-            <w:proofErr w:type="spellEnd"/>
-            <w:proofErr w:type="gramEnd"/>
             <w:r>
               <w:rPr>
                 <w:rFonts w:ascii="Times New Roman" w:hAnsi="Times New Roman" w:cs="Times New Roman" w:eastAsia="Times New Roman"/>
@@ -1907,7 +1790,7 @@
           </w:tcPr>
           <w:p>
             <w:r>
-              <w:t>17</w:t>
+              <w:t>18</w:t>
             </w:r>
           </w:p>
         </w:tc>
@@ -1929,10 +1812,6 @@
                 <w:bCs/>
               </w:rPr>
             </w:pPr>
-            <w:proofErr w:type="spellStart"/>
-            <w:proofErr w:type="gramStart"/>
-            <w:proofErr w:type="spellEnd"/>
-            <w:proofErr w:type="gramEnd"/>
             <w:r>
               <w:rPr>
                 <w:rFonts w:ascii="Times New Roman" w:hAnsi="Times New Roman" w:cs="Times New Roman" w:eastAsia="Times New Roman"/>
@@ -1975,7 +1854,7 @@
           </w:tcPr>
           <w:p>
             <w:r>
-              <w:t>17</w:t>
+              <w:t>18</w:t>
             </w:r>
           </w:p>
         </w:tc>
@@ -1997,10 +1876,6 @@
                 <w:bCs/>
               </w:rPr>
             </w:pPr>
-            <w:proofErr w:type="spellStart"/>
-            <w:proofErr w:type="gramStart"/>
-            <w:proofErr w:type="spellEnd"/>
-            <w:proofErr w:type="gramEnd"/>
             <w:r>
               <w:rPr>
                 <w:rFonts w:ascii="Times New Roman" w:hAnsi="Times New Roman" w:cs="Times New Roman" w:eastAsia="Times New Roman"/>
@@ -2043,7 +1918,7 @@
           </w:tcPr>
           <w:p>
             <w:r>
-              <w:t>18</w:t>
+              <w:t>19</w:t>
             </w:r>
           </w:p>
         </w:tc>
@@ -2065,10 +1940,6 @@
                 <w:bCs/>
               </w:rPr>
             </w:pPr>
-            <w:proofErr w:type="spellStart"/>
-            <w:proofErr w:type="gramStart"/>
-            <w:proofErr w:type="spellEnd"/>
-            <w:proofErr w:type="gramEnd"/>
             <w:r>
               <w:rPr>
                 <w:rFonts w:ascii="Times New Roman" w:hAnsi="Times New Roman" w:cs="Times New Roman" w:eastAsia="Times New Roman"/>
@@ -2111,7 +1982,7 @@
           </w:tcPr>
           <w:p>
             <w:r>
-              <w:t>19</w:t>
+              <w:t>20</w:t>
             </w:r>
           </w:p>
         </w:tc>
@@ -2133,10 +2004,6 @@
                 <w:bCs/>
               </w:rPr>
             </w:pPr>
-            <w:proofErr w:type="spellStart"/>
-            <w:proofErr w:type="gramStart"/>
-            <w:proofErr w:type="spellEnd"/>
-            <w:proofErr w:type="gramEnd"/>
             <w:r>
               <w:rPr>
                 <w:rFonts w:ascii="Times New Roman" w:hAnsi="Times New Roman" w:cs="Times New Roman" w:eastAsia="Times New Roman"/>
@@ -2179,7 +2046,7 @@
           </w:tcPr>
           <w:p>
             <w:r>
-              <w:t>21</w:t>
+              <w:t>23</w:t>
             </w:r>
           </w:p>
         </w:tc>
@@ -2201,10 +2068,6 @@
                 <w:bCs/>
               </w:rPr>
             </w:pPr>
-            <w:proofErr w:type="spellStart"/>
-            <w:proofErr w:type="gramStart"/>
-            <w:proofErr w:type="spellEnd"/>
-            <w:proofErr w:type="gramEnd"/>
             <w:r>
               <w:rPr>
                 <w:rFonts w:ascii="Times New Roman" w:hAnsi="Times New Roman" w:cs="Times New Roman" w:eastAsia="Times New Roman"/>
@@ -2248,7 +2111,7 @@
           </w:tcPr>
           <w:p>
             <w:r>
-              <w:t>24</w:t>
+              <w:t>27</w:t>
             </w:r>
           </w:p>
         </w:tc>
@@ -2270,10 +2133,6 @@
                 <w:bCs/>
               </w:rPr>
             </w:pPr>
-            <w:proofErr w:type="spellStart"/>
-            <w:proofErr w:type="gramStart"/>
-            <w:proofErr w:type="spellEnd"/>
-            <w:proofErr w:type="gramEnd"/>
             <w:r>
               <w:rPr>
                 <w:rFonts w:ascii="Times New Roman" w:hAnsi="Times New Roman" w:cs="Times New Roman" w:eastAsia="Times New Roman"/>
@@ -2316,7 +2175,7 @@
           </w:tcPr>
           <w:p>
             <w:r>
-              <w:t>24</w:t>
+              <w:t>27</w:t>
             </w:r>
           </w:p>
         </w:tc>
@@ -2338,10 +2197,6 @@
                 <w:bCs/>
               </w:rPr>
             </w:pPr>
-            <w:proofErr w:type="spellStart"/>
-            <w:proofErr w:type="gramStart"/>
-            <w:proofErr w:type="spellEnd"/>
-            <w:proofErr w:type="gramEnd"/>
             <w:r>
               <w:rPr>
                 <w:rFonts w:ascii="Times New Roman" w:hAnsi="Times New Roman" w:cs="Times New Roman" w:eastAsia="Times New Roman"/>
@@ -2384,7 +2239,7 @@
           </w:tcPr>
           <w:p>
             <w:r>
-              <w:t>24</w:t>
+              <w:t>27</w:t>
             </w:r>
           </w:p>
         </w:tc>
@@ -2406,10 +2261,6 @@
                 <w:bCs/>
               </w:rPr>
             </w:pPr>
-            <w:proofErr w:type="spellStart"/>
-            <w:proofErr w:type="gramStart"/>
-            <w:proofErr w:type="spellEnd"/>
-            <w:proofErr w:type="gramEnd"/>
             <w:r>
               <w:rPr>
                 <w:rFonts w:ascii="Times New Roman" w:hAnsi="Times New Roman" w:cs="Times New Roman" w:eastAsia="Times New Roman"/>
@@ -2452,7 +2303,7 @@
           </w:tcPr>
           <w:p>
             <w:r>
-              <w:t>25</w:t>
+              <w:t>28</w:t>
             </w:r>
           </w:p>
         </w:tc>
@@ -2474,10 +2325,6 @@
                 <w:bCs/>
               </w:rPr>
             </w:pPr>
-            <w:proofErr w:type="spellStart"/>
-            <w:proofErr w:type="gramStart"/>
-            <w:proofErr w:type="spellEnd"/>
-            <w:proofErr w:type="gramEnd"/>
             <w:r>
               <w:rPr>
                 <w:rFonts w:ascii="Times New Roman" w:hAnsi="Times New Roman" w:cs="Times New Roman" w:eastAsia="Times New Roman"/>
@@ -2520,7 +2367,7 @@
           </w:tcPr>
           <w:p>
             <w:r>
-              <w:t>28</w:t>
+              <w:t>31</w:t>
             </w:r>
           </w:p>
         </w:tc>
@@ -2542,10 +2389,6 @@
                 <w:bCs/>
               </w:rPr>
             </w:pPr>
-            <w:proofErr w:type="spellStart"/>
-            <w:proofErr w:type="gramStart"/>
-            <w:proofErr w:type="spellEnd"/>
-            <w:proofErr w:type="gramEnd"/>
             <w:r>
               <w:rPr>
                 <w:rFonts w:ascii="Times New Roman" w:hAnsi="Times New Roman" w:cs="Times New Roman" w:eastAsia="Times New Roman"/>
@@ -2588,7 +2431,7 @@
           </w:tcPr>
           <w:p>
             <w:r>
-              <w:t>30</w:t>
+              <w:t>33</w:t>
             </w:r>
           </w:p>
         </w:tc>
@@ -2610,10 +2453,6 @@
                 <w:bCs/>
               </w:rPr>
             </w:pPr>
-            <w:proofErr w:type="spellStart"/>
-            <w:proofErr w:type="gramStart"/>
-            <w:proofErr w:type="spellEnd"/>
-            <w:proofErr w:type="gramEnd"/>
             <w:r>
               <w:rPr>
                 <w:rFonts w:ascii="Times New Roman" w:hAnsi="Times New Roman" w:cs="Times New Roman" w:eastAsia="Times New Roman"/>
@@ -2657,7 +2496,7 @@
           </w:tcPr>
           <w:p>
             <w:r>
-              <w:t>32</w:t>
+              <w:t>35</w:t>
             </w:r>
           </w:p>
         </w:tc>
@@ -2679,10 +2518,6 @@
                 <w:bCs/>
               </w:rPr>
             </w:pPr>
-            <w:proofErr w:type="spellStart"/>
-            <w:proofErr w:type="gramStart"/>
-            <w:proofErr w:type="spellEnd"/>
-            <w:proofErr w:type="gramEnd"/>
             <w:r>
               <w:rPr>
                 <w:rFonts w:ascii="Times New Roman" w:hAnsi="Times New Roman" w:cs="Times New Roman" w:eastAsia="Times New Roman"/>
@@ -2725,7 +2560,7 @@
           </w:tcPr>
           <w:p>
             <w:r>
-              <w:t>32</w:t>
+              <w:t>35</w:t>
             </w:r>
           </w:p>
         </w:tc>
@@ -2747,10 +2582,6 @@
                 <w:bCs/>
               </w:rPr>
             </w:pPr>
-            <w:proofErr w:type="spellStart"/>
-            <w:proofErr w:type="gramStart"/>
-            <w:proofErr w:type="spellEnd"/>
-            <w:proofErr w:type="gramEnd"/>
             <w:r>
               <w:rPr>
                 <w:rFonts w:ascii="Times New Roman" w:hAnsi="Times New Roman" w:cs="Times New Roman" w:eastAsia="Times New Roman"/>
@@ -2793,7 +2624,7 @@
           </w:tcPr>
           <w:p>
             <w:r>
-              <w:t>32</w:t>
+              <w:t>35</w:t>
             </w:r>
           </w:p>
         </w:tc>
@@ -2815,10 +2646,6 @@
                 <w:bCs/>
               </w:rPr>
             </w:pPr>
-            <w:proofErr w:type="spellStart"/>
-            <w:proofErr w:type="gramStart"/>
-            <w:proofErr w:type="spellEnd"/>
-            <w:proofErr w:type="gramEnd"/>
             <w:r>
               <w:rPr>
                 <w:rFonts w:ascii="Times New Roman" w:hAnsi="Times New Roman" w:cs="Times New Roman" w:eastAsia="Times New Roman"/>
@@ -2861,7 +2688,7 @@
           </w:tcPr>
           <w:p>
             <w:r>
-              <w:t>33</w:t>
+              <w:t>36</w:t>
             </w:r>
           </w:p>
         </w:tc>
@@ -2883,10 +2710,6 @@
                 <w:bCs/>
               </w:rPr>
             </w:pPr>
-            <w:proofErr w:type="spellStart"/>
-            <w:proofErr w:type="gramStart"/>
-            <w:proofErr w:type="spellEnd"/>
-            <w:proofErr w:type="gramEnd"/>
             <w:r>
               <w:rPr>
                 <w:rFonts w:ascii="Times New Roman" w:hAnsi="Times New Roman" w:cs="Times New Roman" w:eastAsia="Times New Roman"/>
@@ -2930,7 +2753,7 @@
           </w:tcPr>
           <w:p>
             <w:r>
-              <w:t>34</w:t>
+              <w:t>37</w:t>
             </w:r>
           </w:p>
         </w:tc>
@@ -2952,10 +2775,6 @@
                 <w:bCs/>
               </w:rPr>
             </w:pPr>
-            <w:proofErr w:type="spellStart"/>
-            <w:proofErr w:type="gramStart"/>
-            <w:proofErr w:type="spellEnd"/>
-            <w:proofErr w:type="gramEnd"/>
             <w:r>
               <w:rPr>
                 <w:rFonts w:ascii="Times New Roman" w:hAnsi="Times New Roman" w:cs="Times New Roman" w:eastAsia="Times New Roman"/>
@@ -2998,7 +2817,7 @@
           </w:tcPr>
           <w:p>
             <w:r>
-              <w:t>34</w:t>
+              <w:t>37</w:t>
             </w:r>
           </w:p>
         </w:tc>
@@ -3020,10 +2839,6 @@
                 <w:bCs/>
               </w:rPr>
             </w:pPr>
-            <w:proofErr w:type="spellStart"/>
-            <w:proofErr w:type="gramStart"/>
-            <w:proofErr w:type="spellEnd"/>
-            <w:proofErr w:type="gramEnd"/>
             <w:r>
               <w:rPr>
                 <w:rFonts w:ascii="Times New Roman" w:hAnsi="Times New Roman" w:cs="Times New Roman" w:eastAsia="Times New Roman"/>
@@ -3066,7 +2881,7 @@
           </w:tcPr>
           <w:p>
             <w:r>
-              <w:t>35</w:t>
+              <w:t>38</w:t>
             </w:r>
           </w:p>
         </w:tc>
@@ -3088,10 +2903,6 @@
                 <w:bCs/>
               </w:rPr>
             </w:pPr>
-            <w:proofErr w:type="spellStart"/>
-            <w:proofErr w:type="gramStart"/>
-            <w:proofErr w:type="spellEnd"/>
-            <w:proofErr w:type="gramEnd"/>
             <w:r>
               <w:rPr>
                 <w:rFonts w:ascii="Times New Roman" w:hAnsi="Times New Roman" w:cs="Times New Roman" w:eastAsia="Times New Roman"/>
@@ -3134,7 +2945,7 @@
           </w:tcPr>
           <w:p>
             <w:r>
-              <w:t>37</w:t>
+              <w:t>40</w:t>
             </w:r>
           </w:p>
         </w:tc>
@@ -7832,7 +7643,7 @@
           <w:rFonts w:ascii="Times New Roman" w:hAnsi="Times New Roman"/>
           <w:sz w:val="24"/>
         </w:rPr>
-        <w:t>Two configuration details are worth recording. First, config/server.conf.example sets max_header_size and io_buffer_size to 8,192 bytes, while the compiled server defaults (server_config_init_defaults in src/server.c) initialize both to 16,384 bytes; when the server is started without an explicit configuration file path, the compiled 16,384-byte buffers are active. Second, the key worker_idle_timeout_sec in config/server.conf.example is not parsed by server_config_load_file and therefore has no effect.</w:t>
+        <w:t>Two configuration details are worth recording. First, config/server.conf.example sets max_header_size and io_buffer_size to 8,192 bytes, while the compiled server defaults (server_config_init_defaults in src/server.c) initialize both to 16,384 bytes. At startup main.c applies the compiled defaults and then loads config/server.conf.example by default (or the path given with -c) if that file is readable from the working directory; the 8,192-byte values are therefore effective when the server is launched where that file is found or with an explicit path to it, and the compiled 16,384-byte values apply only if the file is absent or unreadable. Second, the key worker_idle_timeout_sec (default 2 s in server_config_init_defaults, and 2 in config/server.conf.example) is parsed by server_config_load_file and passed, converted to milliseconds, to connection_queue_pop; it bounds how long an idle worker waits for a queued connection before re-checking the shutdown flag, and does not limit the idle time of an established connection, which is governed by keepalive_timeout_sec.</w:t>
       </w:r>
     </w:p>
     <w:p>
@@ -9569,7 +9380,7 @@
           </w:tcPr>
           <w:p>
             <w:r>
-              <w:t>Streaming request parser: request line, headers (max 64), URI ≤ 2,048 B, strict 1*DIGIT Content-Length grammar (no signs/overflow), Host check, bare CR/LF rejection, conflict errors</w:t>
+              <w:t>Streaming request parser: request line, headers (max 64), URI ≤ 2,047 B, strict 1*DIGIT Content-Length grammar (no signs/overflow), Host check, bare CR/LF rejection, conflict errors</w:t>
             </w:r>
           </w:p>
         </w:tc>
@@ -9916,7 +9727,7 @@
         <w:jc w:val="both"/>
       </w:pPr>
       <w:r>
-        <w:t>Parser, routing and static files. The parser accumulates bytes in a per-connection buffer, returns "need more data" until headers (and the Content-Length body) are complete, and leaves any extra bytes in the buffer for the next pipelined request. It requires a Host header, rejects conflicting Content-Length and Transfer-Encoding, enforces strict RFC 9110/9112 1*DIGIT grammar on Content-Length (rejecting signs and values exceeding 10 MiB with 413 or 400), answers chunked bodies with 501 and Expect: 100-continue with 417, strictly rejects bare CR/LF in headers and oversize header fields (&gt; 16 KiB), and cleans up heap buffers and file descriptors on error. The router separates query strings from request targets before endpoint dispatch (/health, /metrics, /api/echo, and static files). Static files are guarded by segment-aware traversal checks (allowing benign filenames like release..txt), URL percent-decoding with rejection of malformed escapes, NUL bytes (%00), and backslash paths, and canonical-root realpath validation with O_NOFOLLOW / fstat device/inode symlink protections.</w:t>
+        <w:t>Parser, routing and static files. The parser accumulates bytes in a per-connection buffer, returns "need more data" until headers (and the Content-Length body) are complete, and leaves any extra bytes in the buffer for the next pipelined request. It requires a Host header, rejects conflicting Content-Length and Transfer-Encoding, enforces strict RFC 9110/9112 1*DIGIT grammar on Content-Length (rejecting signs and values exceeding 10 MiB with 413 or 400), answers chunked bodies with 501 and Expect: 100-continue with 417, strictly rejects bare CR/LF in headers, rejects with 431 both individual header fields that are too long (name of 128 bytes or more, or value of 2,048 bytes or more) and a header block larger than max_header_size (8,192 bytes when config/server.conf.example is loaded, 16,384 bytes with the compiled defaults), and cleans up heap buffers and file descriptors on error. The router separates query strings from request targets before endpoint dispatch (/health, /metrics, /api/echo, and static files). Static files are guarded by segment-aware traversal checks (allowing benign filenames like release..txt), URL percent-decoding with rejection of malformed escapes, NUL bytes (%00), and backslash paths, and canonical-root realpath validation with O_NOFOLLOW / fstat device/inode symlink protections.</w:t>
       </w:r>
     </w:p>
     <w:p>
@@ -10837,7 +10648,7 @@
                 <w:rFonts w:ascii="Times New Roman" w:hAnsi="Times New Roman"/>
                 <w:sz w:val="20"/>
               </w:rPr>
-              <w:t>Strict RFC 9110/9112 parsing enforcing 1*DIGIT grammar on Content-Length, rejecting negative signs/overflows (413/400), rejecting bare CR/LF in headers, bounding maximum header size (16 KiB), and cleaning up response file descriptors and heap buffers on error; dynamic lseek(SEEK_CUR) offset tracking in sendfile fallback.</w:t>
+              <w:t>Strict RFC 9110/9112 parsing enforcing 1*DIGIT grammar on Content-Length, rejecting negative signs/overflows (413/400), rejecting bare CR/LF in headers, bounding the total header block (max_header_size: 8,192 bytes with the example configuration, 16,384 bytes with the compiled defaults) and individual header names (under 128 bytes) and values (under 2,048 bytes), and cleaning up response file descriptors and heap buffers on error; dynamic lseek(SEEK_CUR) offset tracking in sendfile fallback.</w:t>
             </w:r>
           </w:p>
         </w:tc>
@@ -11836,7 +11647,7 @@
                 <w:i w:val="0"/>
                 <w:sz w:val="19"/>
               </w:rPr>
-              <w:t>No shedding; throughput and latency indistinguishable from baseline</w:t>
+              <w:t>No shedding; throughput and latency similar to baseline</w:t>
             </w:r>
           </w:p>
         </w:tc>
@@ -14619,7 +14430,7 @@
           <w:i w:val="0"/>
           <w:sz w:val="24"/>
         </w:rPr>
-        <w:t xml:space="preserve"> With no more clients than workers, no connection ever waits. QLAAC stays in NORMAL, and differences in throughput (+5.3%) and p99 (−5.2%) are within trial-to-trial variation (p = 0.054 and 0.52). The controller adds no measurable cost here.</w:t>
+        <w:t xml:space="preserve"> With no more clients than workers, no connection ever waits. By design, QLAAC is expected to remain in NORMAL here, although controller state was not recorded during the primary experiments. At C = 2, the observed differences were small (+5.3% throughput and −5.2% p99). The exploratory Welch-test results (p = 0.054 and 0.52) should be interpreted cautiously because the five trials were sequential and possible QLAAC controller-state carryover weakens the independence assumption. These measurements do not establish a reliable low-load advantage or penalty.</w:t>
       </w:r>
     </w:p>
     <w:p>
@@ -15351,7 +15162,7 @@
           <w:i w:val="0"/>
           <w:sz w:val="24"/>
         </w:rPr>
-        <w:t xml:space="preserve"> The controller is small (211 lines), uses only in-process signals, is unit-tested for transitions and hysteresis, produces a large and statistically clear reduction in p99 at C = 8 and C = 32, and fails safe: it adds no measurable cost at low load. The benchmark accounting is strict about what counts as success, which makes the cost of protection visible rather than hidden.</w:t>
+        <w:t xml:space="preserve"> The controller is small (211 lines), uses only in-process signals, is unit-tested for transitions and hysteresis, produces large observed reductions in p99 at C = 8 and C = 32 in the measured trials, and fails safe: it showed no clear cost at low load in the measured trials. The benchmark accounting is strict about what counts as success, which makes the cost of protection visible rather than hidden.</w:t>
       </w:r>
     </w:p>
     <w:p>
@@ -15620,7 +15431,7 @@
           <w:i w:val="0"/>
           <w:sz w:val="24"/>
         </w:rPr>
-        <w:t xml:space="preserve"> (i) When concurrency does not exceed the worker count (no difference, C = 2). (ii) Whenever the objective is throughput, median or p95 latency rather than p99: QLAAC lowered throughput by 68–91% and raised p50 at C ≥ 8. (iii) When most load comes from clients that retry immediately, since shedding then multiplies connection attempts. (iv) When the tail is caused by queue wait that the controller's own latency signal does not see. (v) When a stable p99 for admitted requests is required at overload: at C = 64 the p99 was unstable.</w:t>
+        <w:t xml:space="preserve"> (i) When concurrency does not exceed the worker count (no clear difference, C = 2). (ii) Whenever the objective is throughput, median or p95 latency rather than p99: QLAAC lowered throughput by 68–91% and raised p50 at C ≥ 8. (iii) When most load comes from clients that retry immediately, since shedding then multiplies connection attempts. (iv) When the tail is caused by queue wait that the controller's own latency signal does not see. (v) When a stable p99 for admitted requests is required at overload: at C = 64 the p99 was unstable.</w:t>
       </w:r>
     </w:p>
     <w:p>
@@ -15699,7 +15510,7 @@
           <w:i w:val="0"/>
           <w:sz w:val="24"/>
         </w:rPr>
-        <w:t>C = 2: no significant difference (throughput 13,929 ± 334 vs 14,665 ± 610 req/s; p99 0.31 vs 0.33 ms).</w:t>
+        <w:t>C = 2: measured results were similar (throughput 13,929 ± 334 vs 14,665 ± 610 req/s; p99 0.31 vs 0.33 ms).</w:t>
       </w:r>
     </w:p>
     <w:p>
